--- a/shinmok1/pack/2510/H1MOGO25-10_22_SET.docx
+++ b/shinmok1/pack/2510/H1MOGO25-10_22_SET.docx
@@ -58,7 +58,7 @@
           <w:sz w:val="16"/>
           <w:u w:val="none"/>
         </w:rPr>
-        <w:t>(   )반 (   )번 이름(            )  CHECK ___/35  전용 ___/28.9점</w:t>
+        <w:t>(   )반 (   )번 이름(            )  CHECK ___/35  전용 ___/30.0점</w:t>
       </w:r>
     </w:p>
     <w:p>
@@ -1467,7 +1467,7 @@
           <w:sz w:val="18"/>
           <w:u w:val="none"/>
         </w:rPr>
-        <w:t>PART 2 · 전용문제  (선택형 8 · 서답형 2 · 28.9점)</w:t>
+        <w:t>PART 2 · 전용문제  (선택형 8 · 서답형 2 · 30.0점)</w:t>
       </w:r>
     </w:p>
     <w:p>
@@ -1492,7 +1492,25 @@
           <w:sz w:val="17"/>
           <w:u w:val="none"/>
         </w:rPr>
-        <w:t xml:space="preserve"> 밑줄 친 부분이 다음 글에서 의미하는 바로 가장 적절한 것은? [2.7점]</w:t>
+        <w:t xml:space="preserve"> 다음 글에 대한 &lt;보기&gt;의 설명 중 </w:t>
+      </w:r>
+      <w:r>
+        <w:rPr>
+          <w:rFonts w:ascii="맑은 고딕" w:hAnsi="맑은 고딕" w:eastAsia="맑은 고딕"/>
+          <w:b w:val="0"/>
+          <w:sz w:val="17"/>
+          <w:u w:val="single"/>
+        </w:rPr>
+        <w:t>틀린</w:t>
+      </w:r>
+      <w:r>
+        <w:rPr>
+          <w:rFonts w:ascii="맑은 고딕" w:hAnsi="맑은 고딕" w:eastAsia="맑은 고딕"/>
+          <w:b w:val="0"/>
+          <w:sz w:val="17"/>
+          <w:u w:val="none"/>
+        </w:rPr>
+        <w:t xml:space="preserve"> 것만을 있는 대로 고른 것은? [3.3점]</w:t>
       </w:r>
     </w:p>
     <w:p>
@@ -1515,7 +1533,7 @@
           <w:sz w:val="17"/>
           <w:u w:val="none"/>
         </w:rPr>
-        <w:t xml:space="preserve">It’s almost impossible to discuss what to do about something changing if you don’t initially know how it works. A patient told of a kidney problem has at least a vague idea of what kidneys are up to, having learned it at school. But that’s not the case for the oceans. When we see a news story about krill in the Southern Ocean becoming scarcer year after year, it sounds generally like a bad thing. But there’s far more to it than the risk of whales going hungry. </w:t>
+        <w:t>An increasing awareness of our effect on the ocean is slowly seeping into the public agenda, dragging behind it a conversation that is decades overdue. But this conversation faces a massive obstacle. It’s almost impossible to discuss what to do about something ⓐ</w:t>
       </w:r>
       <w:r>
         <w:rPr>
@@ -1524,7 +1542,7 @@
           <w:sz w:val="17"/>
           <w:u w:val="single"/>
         </w:rPr>
-        <w:t>Krill are a part of the ocean engine.</w:t>
+        <w:t>changing</w:t>
       </w:r>
       <w:r>
         <w:rPr>
@@ -1533,14 +1551,62 @@
           <w:sz w:val="17"/>
           <w:u w:val="none"/>
         </w:rPr>
-        <w:t xml:space="preserve"> We need to understand at least some of the context before we can discuss the change and take appropriate action.</w:t>
+        <w:t xml:space="preserve"> if you don’t initially know how it works. If a doctor tells a patient that they have a problem with their kidneys, the patient probably already has at least a ⓑ</w:t>
+      </w:r>
+      <w:r>
+        <w:rPr>
+          <w:rFonts w:ascii="맑은 고딕" w:hAnsi="맑은 고딕" w:eastAsia="맑은 고딕"/>
+          <w:b w:val="0"/>
+          <w:sz w:val="17"/>
+          <w:u w:val="single"/>
+        </w:rPr>
+        <w:t>vague</w:t>
+      </w:r>
+      <w:r>
+        <w:rPr>
+          <w:rFonts w:ascii="맑은 고딕" w:hAnsi="맑은 고딕" w:eastAsia="맑은 고딕"/>
+          <w:b w:val="0"/>
+          <w:sz w:val="17"/>
+          <w:u w:val="none"/>
+        </w:rPr>
+        <w:t xml:space="preserve"> idea about where their kidneys are and what they’re up to. They learned about that part of their own personal life-support system at school. (A) ________, that’s not the case for the oceans. When we see a news story about the long-term decline in the numbers of krill in the Southern Ocean, it sounds generally like a bad thing. But there’s far more to it than the risk of whales going hungry. Krill are a part of the ocean engine. We need to understand at least some of the context before we can discuss the change and take appropriate action.</w:t>
       </w:r>
     </w:p>
     <w:p>
       <w:pPr>
-        <w:spacing w:before="0" w:after="0" w:line="269" w:lineRule="auto"/>
-        <w:ind w:left="180" w:hanging="180"/>
+        <w:spacing w:before="0" w:after="0" w:line="288" w:lineRule="auto"/>
+        <w:ind w:left="40"/>
         <w:snapToGrid w:val="0"/>
+        <w:pBdr>
+          <w:top w:val="single" w:sz="4" w:space="2" w:color="9B6BD0"/>
+          <w:left w:val="single" w:sz="4" w:space="2" w:color="9B6BD0"/>
+          <w:bottom w:val="single" w:sz="4" w:space="2" w:color="9B6BD0"/>
+          <w:right w:val="single" w:sz="4" w:space="2" w:color="9B6BD0"/>
+        </w:pBdr>
+        <w:shd w:val="clear" w:color="auto" w:fill="FAF5FF"/>
+      </w:pPr>
+      <w:r>
+        <w:rPr>
+          <w:rFonts w:ascii="맑은 고딕" w:hAnsi="맑은 고딕" w:eastAsia="맑은 고딕"/>
+          <w:b/>
+          <w:sz w:val="17"/>
+          <w:u w:val="none"/>
+        </w:rPr>
+        <w:t>&lt;보 기&gt;</w:t>
+      </w:r>
+    </w:p>
+    <w:p>
+      <w:pPr>
+        <w:spacing w:before="0" w:after="0" w:line="288" w:lineRule="auto"/>
+        <w:ind w:left="40"/>
+        <w:snapToGrid w:val="0"/>
+        <w:pBdr>
+          <w:top w:val="single" w:sz="4" w:space="2" w:color="9B6BD0"/>
+          <w:left w:val="single" w:sz="4" w:space="2" w:color="9B6BD0"/>
+          <w:bottom w:val="single" w:sz="4" w:space="2" w:color="9B6BD0"/>
+          <w:right w:val="single" w:sz="4" w:space="2" w:color="9B6BD0"/>
+        </w:pBdr>
+        <w:shd w:val="clear" w:color="auto" w:fill="FAF5FF"/>
       </w:pPr>
       <w:r>
         <w:rPr>
@@ -1549,14 +1615,21 @@
           <w:sz w:val="17"/>
           <w:u w:val="none"/>
         </w:rPr>
-        <w:t>① Krill help to keep the ocean as a whole system running.</w:t>
+        <w:t>(a) The writer compares what people know about their kidneys with what they know about the ocean.</w:t>
       </w:r>
     </w:p>
     <w:p>
       <w:pPr>
-        <w:spacing w:before="0" w:after="0" w:line="269" w:lineRule="auto"/>
-        <w:ind w:left="180" w:hanging="180"/>
+        <w:spacing w:before="0" w:after="0" w:line="288" w:lineRule="auto"/>
+        <w:ind w:left="40"/>
         <w:snapToGrid w:val="0"/>
+        <w:pBdr>
+          <w:top w:val="single" w:sz="4" w:space="2" w:color="9B6BD0"/>
+          <w:left w:val="single" w:sz="4" w:space="2" w:color="9B6BD0"/>
+          <w:bottom w:val="single" w:sz="4" w:space="2" w:color="9B6BD0"/>
+          <w:right w:val="single" w:sz="4" w:space="2" w:color="9B6BD0"/>
+        </w:pBdr>
+        <w:shd w:val="clear" w:color="auto" w:fill="FAF5FF"/>
       </w:pPr>
       <w:r>
         <w:rPr>
@@ -1565,14 +1638,21 @@
           <w:sz w:val="17"/>
           <w:u w:val="none"/>
         </w:rPr>
-        <w:t>② Krill are the main food source that whales depend on.</w:t>
+        <w:t>(b) The appropriate expression for (A) is ‘Similarly’.</w:t>
       </w:r>
     </w:p>
     <w:p>
       <w:pPr>
-        <w:spacing w:before="0" w:after="0" w:line="269" w:lineRule="auto"/>
-        <w:ind w:left="180" w:hanging="180"/>
+        <w:spacing w:before="0" w:after="0" w:line="288" w:lineRule="auto"/>
+        <w:ind w:left="40"/>
         <w:snapToGrid w:val="0"/>
+        <w:pBdr>
+          <w:top w:val="single" w:sz="4" w:space="2" w:color="9B6BD0"/>
+          <w:left w:val="single" w:sz="4" w:space="2" w:color="9B6BD0"/>
+          <w:bottom w:val="single" w:sz="4" w:space="2" w:color="9B6BD0"/>
+          <w:right w:val="single" w:sz="4" w:space="2" w:color="9B6BD0"/>
+        </w:pBdr>
+        <w:shd w:val="clear" w:color="auto" w:fill="FAF5FF"/>
       </w:pPr>
       <w:r>
         <w:rPr>
@@ -1581,14 +1661,21 @@
           <w:sz w:val="17"/>
           <w:u w:val="none"/>
         </w:rPr>
-        <w:t>③ Krill numbers show how quickly the ocean is warming.</w:t>
+        <w:t>(c) In ⓐ, ‘changing’ modifies ‘something’ and can be rewritten as ‘that is changing’.</w:t>
       </w:r>
     </w:p>
     <w:p>
       <w:pPr>
-        <w:spacing w:before="0" w:after="0" w:line="269" w:lineRule="auto"/>
-        <w:ind w:left="180" w:hanging="180"/>
+        <w:spacing w:before="0" w:after="0" w:line="288" w:lineRule="auto"/>
+        <w:ind w:left="40"/>
         <w:snapToGrid w:val="0"/>
+        <w:pBdr>
+          <w:top w:val="single" w:sz="4" w:space="2" w:color="9B6BD0"/>
+          <w:left w:val="single" w:sz="4" w:space="2" w:color="9B6BD0"/>
+          <w:bottom w:val="single" w:sz="4" w:space="2" w:color="9B6BD0"/>
+          <w:right w:val="single" w:sz="4" w:space="2" w:color="9B6BD0"/>
+        </w:pBdr>
+        <w:shd w:val="clear" w:color="auto" w:fill="FAF5FF"/>
       </w:pPr>
       <w:r>
         <w:rPr>
@@ -1597,14 +1684,21 @@
           <w:sz w:val="17"/>
           <w:u w:val="none"/>
         </w:rPr>
-        <w:t>④ Krill travel through the ocean in huge, powerful swarms.</w:t>
+        <w:t>(d) In the context, ⓑ ‘vague’ can be replaced by ‘precise’.</w:t>
       </w:r>
     </w:p>
     <w:p>
       <w:pPr>
-        <w:spacing w:before="0" w:after="0" w:line="269" w:lineRule="auto"/>
-        <w:ind w:left="180" w:hanging="180"/>
+        <w:spacing w:before="0" w:after="60" w:line="288" w:lineRule="auto"/>
+        <w:ind w:left="40"/>
         <w:snapToGrid w:val="0"/>
+        <w:pBdr>
+          <w:top w:val="single" w:sz="4" w:space="2" w:color="9B6BD0"/>
+          <w:left w:val="single" w:sz="4" w:space="2" w:color="9B6BD0"/>
+          <w:bottom w:val="single" w:sz="4" w:space="2" w:color="9B6BD0"/>
+          <w:right w:val="single" w:sz="4" w:space="2" w:color="9B6BD0"/>
+        </w:pBdr>
+        <w:shd w:val="clear" w:color="auto" w:fill="FAF5FF"/>
       </w:pPr>
       <w:r>
         <w:rPr>
@@ -1613,7 +1707,23 @@
           <w:sz w:val="17"/>
           <w:u w:val="none"/>
         </w:rPr>
-        <w:t>⑤ Krill are caught by humans in ever greater quantities.</w:t>
+        <w:t>(e) According to the writer, the decline of krill matters only because whales may go hungry.</w:t>
+      </w:r>
+    </w:p>
+    <w:p>
+      <w:pPr>
+        <w:spacing w:before="0" w:after="20" w:line="276" w:lineRule="auto"/>
+        <w:ind w:left="80"/>
+        <w:snapToGrid w:val="0"/>
+      </w:pPr>
+      <w:r>
+        <w:rPr>
+          <w:rFonts w:ascii="맑은 고딕" w:hAnsi="맑은 고딕" w:eastAsia="맑은 고딕"/>
+          <w:b w:val="0"/>
+          <w:sz w:val="17"/>
+          <w:u w:val="none"/>
+        </w:rPr>
+        <w:t>① (b), (d), (e)    ② (a), (c)    ③ (b), (e)    ④ (a), (d), (e)    ⑤ (c), (d)</w:t>
       </w:r>
     </w:p>
     <w:p>
@@ -1638,7 +1748,25 @@
           <w:sz w:val="17"/>
           <w:u w:val="none"/>
         </w:rPr>
-        <w:t xml:space="preserve"> 다음 빈칸에 들어갈 말로 가장 적절한 것은? [2.7점]</w:t>
+        <w:t xml:space="preserve"> 다음 글의 밑줄 친 ⓐ ~ ⓕ 중, 어법상 </w:t>
+      </w:r>
+      <w:r>
+        <w:rPr>
+          <w:rFonts w:ascii="맑은 고딕" w:hAnsi="맑은 고딕" w:eastAsia="맑은 고딕"/>
+          <w:b w:val="0"/>
+          <w:sz w:val="17"/>
+          <w:u w:val="single"/>
+        </w:rPr>
+        <w:t>틀린</w:t>
+      </w:r>
+      <w:r>
+        <w:rPr>
+          <w:rFonts w:ascii="맑은 고딕" w:hAnsi="맑은 고딕" w:eastAsia="맑은 고딕"/>
+          <w:b w:val="0"/>
+          <w:sz w:val="17"/>
+          <w:u w:val="none"/>
+        </w:rPr>
+        <w:t xml:space="preserve"> 것을 모두 고른 것은? [3.1점]</w:t>
       </w:r>
     </w:p>
     <w:p>
@@ -1661,13 +1789,121 @@
           <w:sz w:val="17"/>
           <w:u w:val="none"/>
         </w:rPr>
-        <w:t>An increasing awareness of our effect on the ocean is slowly seeping into the public agenda, dragging behind it a conversation that is decades overdue. But this conversation faces a massive obstacle. It’s almost impossible to discuss what to do about something changing if you ______________________________. If a doctor tells a patient that they have a problem with their kidneys, the patient probably already has at least a vague idea about where their kidneys are and what they’re up to. They learned about that part of their own personal life-support system at school. But that’s not the case for the oceans. A report that krill are disappearing, for instance, means little to people who have never been taught what krill do.</w:t>
+        <w:t>An increasing awareness of our effect on the ocean is slowly ⓐ</w:t>
+      </w:r>
+      <w:r>
+        <w:rPr>
+          <w:rFonts w:ascii="맑은 고딕" w:hAnsi="맑은 고딕" w:eastAsia="맑은 고딕"/>
+          <w:b w:val="0"/>
+          <w:sz w:val="17"/>
+          <w:u w:val="single"/>
+        </w:rPr>
+        <w:t>seeping</w:t>
+      </w:r>
+      <w:r>
+        <w:rPr>
+          <w:rFonts w:ascii="맑은 고딕" w:hAnsi="맑은 고딕" w:eastAsia="맑은 고딕"/>
+          <w:b w:val="0"/>
+          <w:sz w:val="17"/>
+          <w:u w:val="none"/>
+        </w:rPr>
+        <w:t xml:space="preserve"> into the public agenda, ⓑ</w:t>
+      </w:r>
+      <w:r>
+        <w:rPr>
+          <w:rFonts w:ascii="맑은 고딕" w:hAnsi="맑은 고딕" w:eastAsia="맑은 고딕"/>
+          <w:b w:val="0"/>
+          <w:sz w:val="17"/>
+          <w:u w:val="single"/>
+        </w:rPr>
+        <w:t>dragged</w:t>
+      </w:r>
+      <w:r>
+        <w:rPr>
+          <w:rFonts w:ascii="맑은 고딕" w:hAnsi="맑은 고딕" w:eastAsia="맑은 고딕"/>
+          <w:b w:val="0"/>
+          <w:sz w:val="17"/>
+          <w:u w:val="none"/>
+        </w:rPr>
+        <w:t xml:space="preserve"> behind it a conversation ⓒ</w:t>
+      </w:r>
+      <w:r>
+        <w:rPr>
+          <w:rFonts w:ascii="맑은 고딕" w:hAnsi="맑은 고딕" w:eastAsia="맑은 고딕"/>
+          <w:b w:val="0"/>
+          <w:sz w:val="17"/>
+          <w:u w:val="single"/>
+        </w:rPr>
+        <w:t>what</w:t>
+      </w:r>
+      <w:r>
+        <w:rPr>
+          <w:rFonts w:ascii="맑은 고딕" w:hAnsi="맑은 고딕" w:eastAsia="맑은 고딕"/>
+          <w:b w:val="0"/>
+          <w:sz w:val="17"/>
+          <w:u w:val="none"/>
+        </w:rPr>
+        <w:t xml:space="preserve"> is decades overdue. But this conversation faces a massive obstacle. It’s almost impossible ⓓ</w:t>
+      </w:r>
+      <w:r>
+        <w:rPr>
+          <w:rFonts w:ascii="맑은 고딕" w:hAnsi="맑은 고딕" w:eastAsia="맑은 고딕"/>
+          <w:b w:val="0"/>
+          <w:sz w:val="17"/>
+          <w:u w:val="single"/>
+        </w:rPr>
+        <w:t>to discuss</w:t>
+      </w:r>
+      <w:r>
+        <w:rPr>
+          <w:rFonts w:ascii="맑은 고딕" w:hAnsi="맑은 고딕" w:eastAsia="맑은 고딕"/>
+          <w:b w:val="0"/>
+          <w:sz w:val="17"/>
+          <w:u w:val="none"/>
+        </w:rPr>
+        <w:t xml:space="preserve"> what to do about something changing if you don’t initially know how it works. If a doctor tells a patient that they have a problem with their kidneys, the patient probably already has at least a vague idea about ⓔ</w:t>
+      </w:r>
+      <w:r>
+        <w:rPr>
+          <w:rFonts w:ascii="맑은 고딕" w:hAnsi="맑은 고딕" w:eastAsia="맑은 고딕"/>
+          <w:b w:val="0"/>
+          <w:sz w:val="17"/>
+          <w:u w:val="single"/>
+        </w:rPr>
+        <w:t>where are their kidneys</w:t>
+      </w:r>
+      <w:r>
+        <w:rPr>
+          <w:rFonts w:ascii="맑은 고딕" w:hAnsi="맑은 고딕" w:eastAsia="맑은 고딕"/>
+          <w:b w:val="0"/>
+          <w:sz w:val="17"/>
+          <w:u w:val="none"/>
+        </w:rPr>
+        <w:t xml:space="preserve"> and what they’re up to. They learned about that part of their own personal life-support system at school. But that’s not the case for the oceans. When we see a news story about the long-term decline in the numbers of krill in the Southern Ocean, it sounds generally like a bad thing. But there’s far more to it than the risk of whales going hungry. Krill are a part of the ocean engine. We need to understand at least some of the context ⓕ</w:t>
+      </w:r>
+      <w:r>
+        <w:rPr>
+          <w:rFonts w:ascii="맑은 고딕" w:hAnsi="맑은 고딕" w:eastAsia="맑은 고딕"/>
+          <w:b w:val="0"/>
+          <w:sz w:val="17"/>
+          <w:u w:val="single"/>
+        </w:rPr>
+        <w:t>before we can discuss</w:t>
+      </w:r>
+      <w:r>
+        <w:rPr>
+          <w:rFonts w:ascii="맑은 고딕" w:hAnsi="맑은 고딕" w:eastAsia="맑은 고딕"/>
+          <w:b w:val="0"/>
+          <w:sz w:val="17"/>
+          <w:u w:val="none"/>
+        </w:rPr>
+        <w:t xml:space="preserve"> the change and take appropriate action.</w:t>
       </w:r>
     </w:p>
     <w:p>
       <w:pPr>
-        <w:spacing w:before="0" w:after="0" w:line="269" w:lineRule="auto"/>
-        <w:ind w:left="180" w:hanging="180"/>
+        <w:spacing w:before="0" w:after="20" w:line="276" w:lineRule="auto"/>
+        <w:ind w:left="80"/>
         <w:snapToGrid w:val="0"/>
       </w:pPr>
       <w:r>
@@ -1677,71 +1913,7 @@
           <w:sz w:val="17"/>
           <w:u w:val="none"/>
         </w:rPr>
-        <w:t>① lack a basic picture of how it operates in the first place</w:t>
-      </w:r>
-    </w:p>
-    <w:p>
-      <w:pPr>
-        <w:spacing w:before="0" w:after="0" w:line="269" w:lineRule="auto"/>
-        <w:ind w:left="180" w:hanging="180"/>
-        <w:snapToGrid w:val="0"/>
-      </w:pPr>
-      <w:r>
-        <w:rPr>
-          <w:rFonts w:ascii="맑은 고딕" w:hAnsi="맑은 고딕" w:eastAsia="맑은 고딕"/>
-          <w:b w:val="0"/>
-          <w:sz w:val="17"/>
-          <w:u w:val="none"/>
-        </w:rPr>
-        <w:t>② have no reliable way of measuring how fast it is changing</w:t>
-      </w:r>
-    </w:p>
-    <w:p>
-      <w:pPr>
-        <w:spacing w:before="0" w:after="0" w:line="269" w:lineRule="auto"/>
-        <w:ind w:left="180" w:hanging="180"/>
-        <w:snapToGrid w:val="0"/>
-      </w:pPr>
-      <w:r>
-        <w:rPr>
-          <w:rFonts w:ascii="맑은 고딕" w:hAnsi="맑은 고딕" w:eastAsia="맑은 고딕"/>
-          <w:b w:val="0"/>
-          <w:sz w:val="17"/>
-          <w:u w:val="none"/>
-        </w:rPr>
-        <w:t>③ cannot agree on who should be held responsible for it</w:t>
-      </w:r>
-    </w:p>
-    <w:p>
-      <w:pPr>
-        <w:spacing w:before="0" w:after="0" w:line="269" w:lineRule="auto"/>
-        <w:ind w:left="180" w:hanging="180"/>
-        <w:snapToGrid w:val="0"/>
-      </w:pPr>
-      <w:r>
-        <w:rPr>
-          <w:rFonts w:ascii="맑은 고딕" w:hAnsi="맑은 고딕" w:eastAsia="맑은 고딕"/>
-          <w:b w:val="0"/>
-          <w:sz w:val="17"/>
-          <w:u w:val="none"/>
-        </w:rPr>
-        <w:t>④ assume that the change will eventually reverse itself</w:t>
-      </w:r>
-    </w:p>
-    <w:p>
-      <w:pPr>
-        <w:spacing w:before="0" w:after="0" w:line="269" w:lineRule="auto"/>
-        <w:ind w:left="180" w:hanging="180"/>
-        <w:snapToGrid w:val="0"/>
-      </w:pPr>
-      <w:r>
-        <w:rPr>
-          <w:rFonts w:ascii="맑은 고딕" w:hAnsi="맑은 고딕" w:eastAsia="맑은 고딕"/>
-          <w:b w:val="0"/>
-          <w:sz w:val="17"/>
-          <w:u w:val="none"/>
-        </w:rPr>
-        <w:t>⑤ have been warned about it too often to stay concerned</w:t>
+        <w:t>① ⓑ, ⓒ    ② ⓐ, ⓓ, ⓕ    ③ ⓒ, ⓔ, ⓕ    ④ ⓑ, ⓓ    ⑤ ⓑ, ⓒ, ⓔ</w:t>
       </w:r>
     </w:p>
     <w:p>
@@ -1766,7 +1938,7 @@
           <w:sz w:val="17"/>
           <w:u w:val="none"/>
         </w:rPr>
-        <w:t xml:space="preserve"> 다음 글의 빈칸 (A), (B)에 들어갈 말로 가장 적절한 것은? [3.1점]</w:t>
+        <w:t xml:space="preserve"> 다음 글의 (A), (B), (C)의 각 괄호 안에서 문맥과 어법에 맞는 표현으로 가장 적절한 것은? [3.0점]</w:t>
       </w:r>
     </w:p>
     <w:p>
@@ -1789,7 +1961,7 @@
           <w:sz w:val="17"/>
           <w:u w:val="none"/>
         </w:rPr>
-        <w:t>Awareness of our effect on the ocean is slowly entering the public agenda, bringing with it a conversation that is decades overdue. But the conversation faces a massive obstacle: it is almost impossible to discuss what to do about something changing if you don’t know how it works. In other words, ______(A)______. A patient told of a kidney problem already has a vague idea of where the kidneys are and what they do, having learned it at school. The oceans are another matter. At first glance, a report that krill in the Southern Ocean have been dwindling for decades seems easy to interpret: fewer krill, hungrier whales. ______(B)______. In that case, a discussion limited to saving whales would miss most of what is actually at stake.</w:t>
+        <w:t>An (A) [increasing / declining] awareness of our effect on the ocean is slowly seeping into the public agenda, dragging behind it a conversation that is decades overdue. But this conversation faces a massive (B) [obstacle / opportunity]. It’s almost impossible to discuss what to do about something changing if you don’t (C) [initially / initial] know how it works. If a doctor tells a patient that they have a problem with their kidneys, the patient probably already has at least a vague idea about where their kidneys are and what they’re up to. They learned about that part of their own personal life-support system at school. But that’s not the case for the oceans. When we see a news story about the long-term decline in the numbers of krill in the Southern Ocean, it sounds generally like a bad thing. But there’s far more to it than the risk of whales going hungry. Krill are a part of the ocean engine. We need to understand at least some of the context before we can discuss the change and take appropriate action.</w:t>
       </w:r>
     </w:p>
     <w:p>
@@ -1805,7 +1977,7 @@
           <w:sz w:val="17"/>
           <w:u w:val="none"/>
         </w:rPr>
-        <w:t>① (A) understanding must come before any meaningful debate about solutions  (B) Yet the tiny animals are tied to far more of the ocean’s workings than one food chain</w:t>
+        <w:t>① (A) declining  (B) obstacle  (C) initially</w:t>
       </w:r>
     </w:p>
     <w:p>
@@ -1821,7 +1993,7 @@
           <w:sz w:val="17"/>
           <w:u w:val="none"/>
         </w:rPr>
-        <w:t>② (A) understanding must come before any meaningful debate about solutions  (B) Yet whales can simply turn to other prey when krill become scarce</w:t>
+        <w:t>② (A) increasing  (B) opportunity  (C) initial</w:t>
       </w:r>
     </w:p>
     <w:p>
@@ -1837,7 +2009,7 @@
           <w:sz w:val="17"/>
           <w:u w:val="none"/>
         </w:rPr>
-        <w:t>③ (A) public debate is the quickest route to scientific understanding  (B) Yet the tiny animals are tied to far more of the ocean’s workings than one food chain</w:t>
+        <w:t>③ (A) increasing  (B) obstacle  (C) initial</w:t>
       </w:r>
     </w:p>
     <w:p>
@@ -1853,7 +2025,7 @@
           <w:sz w:val="17"/>
           <w:u w:val="none"/>
         </w:rPr>
-        <w:t>④ (A) a problem becomes easier to discuss once it has been solved  (B) Yet reports of this kind rarely reach the general public</w:t>
+        <w:t>④ (A) declining  (B) opportunity  (C) initially</w:t>
       </w:r>
     </w:p>
     <w:p>
@@ -1869,7 +2041,7 @@
           <w:sz w:val="17"/>
           <w:u w:val="none"/>
         </w:rPr>
-        <w:t>⑤ (A) experts rather than the public should lead the conversation  (B) Yet the fall in numbers has turned out to be only temporary</w:t>
+        <w:t>⑤ (A) increasing  (B) obstacle  (C) initially</w:t>
       </w:r>
     </w:p>
     <w:p>
@@ -1894,25 +2066,25 @@
           <w:sz w:val="17"/>
           <w:u w:val="none"/>
         </w:rPr>
-        <w:t xml:space="preserve"> 다음 글의 밑줄 친 부분 중, 문맥상 낱말의 쓰임이 적절하지 </w:t>
-      </w:r>
-      <w:r>
-        <w:rPr>
-          <w:rFonts w:ascii="맑은 고딕" w:hAnsi="맑은 고딕" w:eastAsia="맑은 고딕"/>
-          <w:b/>
-          <w:sz w:val="17"/>
-          <w:u w:val="none"/>
-        </w:rPr>
-        <w:t>않은</w:t>
+        <w:t xml:space="preserve"> According to the passage, which of the following is </w:t>
       </w:r>
       <w:r>
         <w:rPr>
           <w:rFonts w:ascii="맑은 고딕" w:hAnsi="맑은 고딕" w:eastAsia="맑은 고딕"/>
           <w:b w:val="0"/>
           <w:sz w:val="17"/>
-          <w:u w:val="none"/>
-        </w:rPr>
-        <w:t xml:space="preserve"> 것은? [3.0점]</w:t>
+          <w:u w:val="single"/>
+        </w:rPr>
+        <w:t>NOT</w:t>
+      </w:r>
+      <w:r>
+        <w:rPr>
+          <w:rFonts w:ascii="맑은 고딕" w:hAnsi="맑은 고딕" w:eastAsia="맑은 고딕"/>
+          <w:b w:val="0"/>
+          <w:sz w:val="17"/>
+          <w:u w:val="none"/>
+        </w:rPr>
+        <w:t xml:space="preserve"> true? [2.8점]</w:t>
       </w:r>
     </w:p>
     <w:p>
@@ -1935,17 +2107,31 @@
           <w:sz w:val="17"/>
           <w:u w:val="none"/>
         </w:rPr>
-        <w:t>An increasing awareness of our effect on the ocean is slowly seeping into the public agenda, dragging behind it a conversation that is decades ①</w:t>
-      </w:r>
+        <w:t>An increasing awareness of our effect on the ocean is slowly seeping into the public agenda, dragging behind it a conversation that is decades overdue. But this conversation faces a massive obstacle. It’s almost impossible to discuss what to do about something changing if you don’t initially know how it works. If a doctor tells a patient that they have a problem with their kidneys, the patient probably already has at least a vague idea about where their kidneys are and what they’re up to. They learned about that part of their own personal life-support system at school. But that’s not the case for the oceans. When we see a news story about the long-term decline in the numbers of krill in the Southern Ocean, it sounds generally like a bad thing. But there’s far more to it than the risk of whales going hungry. Krill are a part of the ocean engine. We need to understand at least some of the context before we can discuss the change and take appropriate action.</w:t>
+      </w:r>
+    </w:p>
+    <w:p>
+      <w:pPr>
+        <w:spacing w:before="0" w:after="0" w:line="269" w:lineRule="auto"/>
+        <w:ind w:left="180" w:hanging="180"/>
+        <w:snapToGrid w:val="0"/>
+      </w:pPr>
       <w:r>
         <w:rPr>
           <w:rFonts w:ascii="맑은 고딕" w:hAnsi="맑은 고딕" w:eastAsia="맑은 고딕"/>
           <w:b w:val="0"/>
           <w:sz w:val="17"/>
-          <w:u w:val="single"/>
-        </w:rPr>
-        <w:t>overdue</w:t>
-      </w:r>
+          <w:u w:val="none"/>
+        </w:rPr>
+        <w:t>① Public discussion of our impact on the ocean has been put off for a long time.</w:t>
+      </w:r>
+    </w:p>
+    <w:p>
+      <w:pPr>
+        <w:spacing w:before="0" w:after="0" w:line="269" w:lineRule="auto"/>
+        <w:ind w:left="180" w:hanging="180"/>
+        <w:snapToGrid w:val="0"/>
+      </w:pPr>
       <w:r>
         <w:rPr>
           <w:rFonts w:ascii="맑은 고딕" w:hAnsi="맑은 고딕" w:eastAsia="맑은 고딕"/>
@@ -1953,17 +2139,31 @@
           <w:sz w:val="17"/>
           <w:u w:val="none"/>
         </w:rPr>
-        <w:t>. But this conversation faces a massive ②</w:t>
-      </w:r>
+        <w:t>② Most patients already have at least a rough sense of where their kidneys are.</w:t>
+      </w:r>
+    </w:p>
+    <w:p>
+      <w:pPr>
+        <w:spacing w:before="0" w:after="0" w:line="269" w:lineRule="auto"/>
+        <w:ind w:left="180" w:hanging="180"/>
+        <w:snapToGrid w:val="0"/>
+      </w:pPr>
       <w:r>
         <w:rPr>
           <w:rFonts w:ascii="맑은 고딕" w:hAnsi="맑은 고딕" w:eastAsia="맑은 고딕"/>
           <w:b w:val="0"/>
           <w:sz w:val="17"/>
-          <w:u w:val="single"/>
-        </w:rPr>
-        <w:t>obstacle</w:t>
-      </w:r>
+          <w:u w:val="none"/>
+        </w:rPr>
+        <w:t>③ People generally learn about their own organs while they are at school.</w:t>
+      </w:r>
+    </w:p>
+    <w:p>
+      <w:pPr>
+        <w:spacing w:before="0" w:after="0" w:line="269" w:lineRule="auto"/>
+        <w:ind w:left="180" w:hanging="180"/>
+        <w:snapToGrid w:val="0"/>
+      </w:pPr>
       <w:r>
         <w:rPr>
           <w:rFonts w:ascii="맑은 고딕" w:hAnsi="맑은 고딕" w:eastAsia="맑은 고딕"/>
@@ -1971,61 +2171,23 @@
           <w:sz w:val="17"/>
           <w:u w:val="none"/>
         </w:rPr>
-        <w:t>. It’s almost impossible to discuss what to do about something changing if you don’t initially know how it works. If a doctor tells a patient that they have a problem with their kidneys, the patient probably already has at least a ③</w:t>
-      </w:r>
+        <w:t>④ Krill are described as an isolated food source with no wider role in the ocean.</w:t>
+      </w:r>
+    </w:p>
+    <w:p>
+      <w:pPr>
+        <w:spacing w:before="0" w:after="0" w:line="269" w:lineRule="auto"/>
+        <w:ind w:left="180" w:hanging="180"/>
+        <w:snapToGrid w:val="0"/>
+      </w:pPr>
       <w:r>
         <w:rPr>
           <w:rFonts w:ascii="맑은 고딕" w:hAnsi="맑은 고딕" w:eastAsia="맑은 고딕"/>
           <w:b w:val="0"/>
           <w:sz w:val="17"/>
-          <w:u w:val="single"/>
-        </w:rPr>
-        <w:t>vague</w:t>
-      </w:r>
-      <w:r>
-        <w:rPr>
-          <w:rFonts w:ascii="맑은 고딕" w:hAnsi="맑은 고딕" w:eastAsia="맑은 고딕"/>
-          <w:b w:val="0"/>
-          <w:sz w:val="17"/>
-          <w:u w:val="none"/>
-        </w:rPr>
-        <w:t xml:space="preserve"> idea about where their kidneys are and what they’re up to. They learned about that part of their own personal life-support system at school. But that’s not the case for the oceans. When we see a news story about the long-term ④</w:t>
-      </w:r>
-      <w:r>
-        <w:rPr>
-          <w:rFonts w:ascii="맑은 고딕" w:hAnsi="맑은 고딕" w:eastAsia="맑은 고딕"/>
-          <w:b w:val="0"/>
-          <w:sz w:val="17"/>
-          <w:u w:val="single"/>
-        </w:rPr>
-        <w:t>growth</w:t>
-      </w:r>
-      <w:r>
-        <w:rPr>
-          <w:rFonts w:ascii="맑은 고딕" w:hAnsi="맑은 고딕" w:eastAsia="맑은 고딕"/>
-          <w:b w:val="0"/>
-          <w:sz w:val="17"/>
-          <w:u w:val="none"/>
-        </w:rPr>
-        <w:t xml:space="preserve"> in the numbers of krill in the Southern Ocean, it sounds generally like a bad thing. But there’s far more to it than the risk of whales going hungry. Krill are a part of the ocean engine. We need to understand at least some of the context before we can discuss the change and take ⑤</w:t>
-      </w:r>
-      <w:r>
-        <w:rPr>
-          <w:rFonts w:ascii="맑은 고딕" w:hAnsi="맑은 고딕" w:eastAsia="맑은 고딕"/>
-          <w:b w:val="0"/>
-          <w:sz w:val="17"/>
-          <w:u w:val="single"/>
-        </w:rPr>
-        <w:t>appropriate</w:t>
-      </w:r>
-      <w:r>
-        <w:rPr>
-          <w:rFonts w:ascii="맑은 고딕" w:hAnsi="맑은 고딕" w:eastAsia="맑은 고딕"/>
-          <w:b w:val="0"/>
-          <w:sz w:val="17"/>
-          <w:u w:val="none"/>
-        </w:rPr>
-        <w:t xml:space="preserve"> action.</w:t>
+          <w:u w:val="none"/>
+        </w:rPr>
+        <w:t>⑤ The writer believes some understanding should come before appropriate action.</w:t>
       </w:r>
     </w:p>
     <w:p>
@@ -2050,7 +2212,7 @@
           <w:sz w:val="17"/>
           <w:u w:val="none"/>
         </w:rPr>
-        <w:t xml:space="preserve"> 다음 글의 주제로 가장 적절한 것은? [2.7점]</w:t>
+        <w:t xml:space="preserve"> [A]와 [B]를 읽고 이해한 것으로 가장 적절한 것은? [3.2점]</w:t>
       </w:r>
     </w:p>
     <w:p>
@@ -2073,7 +2235,30 @@
           <w:sz w:val="17"/>
           <w:u w:val="none"/>
         </w:rPr>
-        <w:t>People are at last becoming aware of what we are doing to the ocean, and a public conversation that should have begun decades ago is under way. It will not get far, however, unless a serious gap is filled. Nobody can sensibly debate what to do about a changing system without first knowing how that system works. Thanks to school, a patient hearing bad news about the kidneys at least knows roughly where they are and what they are for. The oceans enjoy no such advantage. News that krill are vanishing from the Southern Ocean sounds bad, but mainly because whales might starve; that krill belong to the ocean engine itself goes unnoticed. Some grasp of the context has to come first, and only then discussion and appropriate action.</w:t>
+        <w:t>[A] When we see a news story about the long-term decline in the numbers of krill in the Southern Ocean, it sounds generally like a bad thing. But there’s far more to it than the risk of whales going hungry. Krill are a part of the ocean engine. We need to understand at least some of the context before we can discuss the change and take appropriate action.</w:t>
+      </w:r>
+    </w:p>
+    <w:p>
+      <w:pPr>
+        <w:spacing w:before="0" w:after="60" w:line="288" w:lineRule="auto"/>
+        <w:ind w:left="40"/>
+        <w:snapToGrid w:val="0"/>
+        <w:pBdr>
+          <w:top w:val="single" w:sz="4" w:space="2" w:color="6B7FB8"/>
+          <w:left w:val="single" w:sz="4" w:space="2" w:color="6B7FB8"/>
+          <w:bottom w:val="single" w:sz="4" w:space="2" w:color="6B7FB8"/>
+          <w:right w:val="single" w:sz="4" w:space="2" w:color="6B7FB8"/>
+        </w:pBdr>
+        <w:shd w:val="clear" w:color="auto" w:fill="EEF2FF"/>
+      </w:pPr>
+      <w:r>
+        <w:rPr>
+          <w:rFonts w:ascii="맑은 고딕" w:hAnsi="맑은 고딕" w:eastAsia="맑은 고딕"/>
+          <w:b w:val="0"/>
+          <w:sz w:val="17"/>
+          <w:u w:val="none"/>
+        </w:rPr>
+        <w:t>[B] When beekeepers report that honeybee colonies are collapsing, many listeners think first of honey prices. Few realize that bees pollinate many of the crops on their plates, from almonds to apples. Without some sense of that hidden role, the public cannot judge whether the news calls for new farming methods, a new law, or no action at all.</w:t>
       </w:r>
     </w:p>
     <w:p>
@@ -2089,7 +2274,7 @@
           <w:sz w:val="17"/>
           <w:u w:val="none"/>
         </w:rPr>
-        <w:t>① the need to grasp how the ocean works before debating how to protect it</w:t>
+        <w:t>① [A] focuses on human health, while [B] focuses on the price of food.</w:t>
       </w:r>
     </w:p>
     <w:p>
@@ -2105,7 +2290,7 @@
           <w:sz w:val="17"/>
           <w:u w:val="none"/>
         </w:rPr>
-        <w:t>② the reasons public interest in ocean problems has grown so slowly</w:t>
+        <w:t>② Both texts argue that the public needs basic background knowledge before judging news about a natural system.</w:t>
       </w:r>
     </w:p>
     <w:p>
@@ -2121,7 +2306,7 @@
           <w:sz w:val="17"/>
           <w:u w:val="none"/>
         </w:rPr>
-        <w:t>③ the importance of teaching human biology thoroughly in schools</w:t>
+        <w:t>③ [B] suggests that honey prices are the most serious part of the problem.</w:t>
       </w:r>
     </w:p>
     <w:p>
@@ -2137,7 +2322,7 @@
           <w:sz w:val="17"/>
           <w:u w:val="none"/>
         </w:rPr>
-        <w:t>④ the effects of shrinking krill numbers on whale populations</w:t>
+        <w:t>④ Both texts claim that news reports usually exaggerate environmental problems.</w:t>
       </w:r>
     </w:p>
     <w:p>
@@ -2153,7 +2338,7 @@
           <w:sz w:val="17"/>
           <w:u w:val="none"/>
         </w:rPr>
-        <w:t>⑤ the difficulty of turning scientific knowledge into public action</w:t>
+        <w:t>⑤ [A] says krill matter only to whales, while [B] says bees matter only to farmers.</w:t>
       </w:r>
     </w:p>
     <w:p>
@@ -2178,25 +2363,25 @@
           <w:sz w:val="17"/>
           <w:u w:val="none"/>
         </w:rPr>
-        <w:t xml:space="preserve"> 다음 글의 내용과 일치하지 </w:t>
-      </w:r>
-      <w:r>
-        <w:rPr>
-          <w:rFonts w:ascii="맑은 고딕" w:hAnsi="맑은 고딕" w:eastAsia="맑은 고딕"/>
-          <w:b/>
-          <w:sz w:val="17"/>
-          <w:u w:val="none"/>
-        </w:rPr>
-        <w:t>않는</w:t>
+        <w:t xml:space="preserve"> 윗글의 밑줄 친 </w:t>
       </w:r>
       <w:r>
         <w:rPr>
           <w:rFonts w:ascii="맑은 고딕" w:hAnsi="맑은 고딕" w:eastAsia="맑은 고딕"/>
           <w:b w:val="0"/>
           <w:sz w:val="17"/>
-          <w:u w:val="none"/>
-        </w:rPr>
-        <w:t xml:space="preserve"> 것은? [2.7점]</w:t>
+          <w:u w:val="single"/>
+        </w:rPr>
+        <w:t>the ocean engine</w:t>
+      </w:r>
+      <w:r>
+        <w:rPr>
+          <w:rFonts w:ascii="맑은 고딕" w:hAnsi="맑은 고딕" w:eastAsia="맑은 고딕"/>
+          <w:b w:val="0"/>
+          <w:sz w:val="17"/>
+          <w:u w:val="none"/>
+        </w:rPr>
+        <w:t>이 의미하는 바로 가장 적절한 것은? [2.9점]</w:t>
       </w:r>
     </w:p>
     <w:p>
@@ -2219,7 +2404,25 @@
           <w:sz w:val="17"/>
           <w:u w:val="none"/>
         </w:rPr>
-        <w:t>An increasing awareness of our effect on the ocean is slowly seeping into the public agenda, and with it comes a conversation that is decades overdue. The conversation, however, faces a massive obstacle, since we can hardly discuss what to do about something changing if we don’t know how it works. A patient told of a kidney problem probably has at least a vague idea about where the kidneys are and what they do, because that part of the body’s life-support system was covered at school. That’s not the case for the oceans. A news story about the long-term fall in krill numbers in the Southern Ocean sounds generally like a bad thing, but there’s far more to it than the risk of whales going hungry. We need to understand at least some of the context before we can take appropriate action.</w:t>
+        <w:t xml:space="preserve">An increasing awareness of our effect on the ocean is slowly seeping into the public agenda, dragging behind it a conversation that is decades overdue. But this conversation faces a massive obstacle. It’s almost impossible to discuss what to do about something changing if you don’t initially know how it works. If a doctor tells a patient that they have a problem with their kidneys, the patient probably already has at least a vague idea about where their kidneys are and what they’re up to. They learned about that part of their own personal life-support system at school. But that’s not the case for the oceans. When we see a news story about the long-term decline in the numbers of krill in the Southern Ocean, it sounds generally like a bad thing. But there’s far more to it than the risk of whales going hungry. Krill are a part of </w:t>
+      </w:r>
+      <w:r>
+        <w:rPr>
+          <w:rFonts w:ascii="맑은 고딕" w:hAnsi="맑은 고딕" w:eastAsia="맑은 고딕"/>
+          <w:b w:val="0"/>
+          <w:sz w:val="17"/>
+          <w:u w:val="single"/>
+        </w:rPr>
+        <w:t>the ocean engine</w:t>
+      </w:r>
+      <w:r>
+        <w:rPr>
+          <w:rFonts w:ascii="맑은 고딕" w:hAnsi="맑은 고딕" w:eastAsia="맑은 고딕"/>
+          <w:b w:val="0"/>
+          <w:sz w:val="17"/>
+          <w:u w:val="none"/>
+        </w:rPr>
+        <w:t>. We need to understand at least some of the context before we can discuss the change and take appropriate action.</w:t>
       </w:r>
     </w:p>
     <w:p>
@@ -2235,7 +2438,7 @@
           <w:sz w:val="17"/>
           <w:u w:val="none"/>
         </w:rPr>
-        <w:t>① The conversation about our effect on the ocean ought to have begun decades ago.</w:t>
+        <w:t>① a machine that scientists use to measure ocean currents</w:t>
       </w:r>
     </w:p>
     <w:p>
@@ -2251,7 +2454,7 @@
           <w:sz w:val="17"/>
           <w:u w:val="none"/>
         </w:rPr>
-        <w:t>② A patient usually has some idea of where the kidneys are and what they do.</w:t>
+        <w:t>② the main supply of food for whales</w:t>
       </w:r>
     </w:p>
     <w:p>
@@ -2267,7 +2470,7 @@
           <w:sz w:val="17"/>
           <w:u w:val="none"/>
         </w:rPr>
-        <w:t>③ People typically pick up their basic knowledge of the kidneys at school.</w:t>
+        <w:t>③ the fishing industry in the Southern Ocean</w:t>
       </w:r>
     </w:p>
     <w:p>
@@ -2283,7 +2486,7 @@
           <w:sz w:val="17"/>
           <w:u w:val="none"/>
         </w:rPr>
-        <w:t>④ The chief danger of falling krill numbers is that whales may go hungry.</w:t>
+        <w:t>④ the interconnected processes that keep the ocean system working</w:t>
       </w:r>
     </w:p>
     <w:p>
@@ -2299,7 +2502,7 @@
           <w:sz w:val="17"/>
           <w:u w:val="none"/>
         </w:rPr>
-        <w:t>⑤ Some understanding of the context is needed before suitable action is possible.</w:t>
+        <w:t>⑤ the public conversation about the ocean</w:t>
       </w:r>
     </w:p>
     <w:p>
@@ -2324,25 +2527,25 @@
           <w:sz w:val="17"/>
           <w:u w:val="none"/>
         </w:rPr>
-        <w:t xml:space="preserve"> 다음 글에 대한 &lt;보기&gt;의 설명 중 옳은 것만을 </w:t>
-      </w:r>
-      <w:r>
-        <w:rPr>
-          <w:rFonts w:ascii="맑은 고딕" w:hAnsi="맑은 고딕" w:eastAsia="맑은 고딕"/>
-          <w:b/>
-          <w:sz w:val="17"/>
-          <w:u w:val="none"/>
-        </w:rPr>
-        <w:t>있는 대로</w:t>
+        <w:t xml:space="preserve"> 다음 글에서 전체 흐름과 관계 </w:t>
       </w:r>
       <w:r>
         <w:rPr>
           <w:rFonts w:ascii="맑은 고딕" w:hAnsi="맑은 고딕" w:eastAsia="맑은 고딕"/>
           <w:b w:val="0"/>
           <w:sz w:val="17"/>
-          <w:u w:val="none"/>
-        </w:rPr>
-        <w:t xml:space="preserve"> 고른 것은? [3.3점]</w:t>
+          <w:u w:val="single"/>
+        </w:rPr>
+        <w:t>없는</w:t>
+      </w:r>
+      <w:r>
+        <w:rPr>
+          <w:rFonts w:ascii="맑은 고딕" w:hAnsi="맑은 고딕" w:eastAsia="맑은 고딕"/>
+          <w:b w:val="0"/>
+          <w:sz w:val="17"/>
+          <w:u w:val="none"/>
+        </w:rPr>
+        <w:t xml:space="preserve"> 문장은? [3.0점]</w:t>
       </w:r>
     </w:p>
     <w:p>
@@ -2365,8 +2568,49 @@
           <w:sz w:val="17"/>
           <w:u w:val="none"/>
         </w:rPr>
-        <w:t>People are slowly becoming aware of how much we affect the ocean, and a long-delayed public conversation has begun. The trouble is that we can hardly debate how to deal with a changing system ⓐ</w:t>
-      </w:r>
+        <w:t>An increasing awareness of our effect on the ocean is slowly seeping into the public agenda, dragging behind it a conversation that is decades overdue. But this conversation faces a massive obstacle. ① It’s almost impossible to discuss what to do about something changing if you don’t initially know how it works. ② If a doctor tells a patient that they have a problem with their kidneys, the patient probably already has at least a vague idea about where their kidneys are and what they’re up to. ③ Kidney diseases have become more common as people eat more salty food. ④ But that’s not the case for the oceans. ⑤ When we see a news story about the long-term decline in the numbers of krill in the Southern Ocean, it sounds generally like a bad thing. But there’s far more to it than the risk of whales going hungry.</w:t>
+      </w:r>
+    </w:p>
+    <w:p>
+      <w:pPr>
+        <w:spacing w:before="0" w:after="20" w:line="276" w:lineRule="auto"/>
+        <w:ind w:left="80"/>
+        <w:snapToGrid w:val="0"/>
+      </w:pPr>
+      <w:r>
+        <w:rPr>
+          <w:rFonts w:ascii="맑은 고딕" w:hAnsi="맑은 고딕" w:eastAsia="맑은 고딕"/>
+          <w:b w:val="0"/>
+          <w:sz w:val="17"/>
+          <w:u w:val="none"/>
+        </w:rPr>
+        <w:t>① ①    ② ②    ③ ③    ④ ④    ⑤ ⑤</w:t>
+      </w:r>
+    </w:p>
+    <w:p>
+      <w:pPr>
+        <w:keepNext/>
+        <w:spacing w:before="80" w:after="40" w:line="276" w:lineRule="auto"/>
+        <w:snapToGrid w:val="0"/>
+        <w:shd w:val="clear" w:color="auto" w:fill="8A3A12"/>
+      </w:pPr>
+      <w:r>
+        <w:rPr>
+          <w:rFonts w:ascii="맑은 고딕" w:hAnsi="맑은 고딕" w:eastAsia="맑은 고딕"/>
+          <w:b/>
+          <w:color w:val="FFFFFF"/>
+          <w:sz w:val="17"/>
+          <w:u w:val="none"/>
+        </w:rPr>
+        <w:t>서답형  22-서1 ~ 22-서2</w:t>
+      </w:r>
+    </w:p>
+    <w:p>
+      <w:pPr>
+        <w:keepNext/>
+        <w:spacing w:before="80" w:after="20" w:line="276" w:lineRule="auto"/>
+        <w:snapToGrid w:val="0"/>
+      </w:pPr>
       <w:r>
         <w:rPr>
           <w:rFonts w:ascii="맑은 고딕" w:hAnsi="맑은 고딕" w:eastAsia="맑은 고딕"/>
@@ -2374,7 +2618,7 @@
           <w:sz w:val="17"/>
           <w:u w:val="none"/>
         </w:rPr>
-        <w:t>[ whose / which ]</w:t>
+        <w:t>22-서1.</w:t>
       </w:r>
       <w:r>
         <w:rPr>
@@ -2383,7 +2627,7 @@
           <w:sz w:val="17"/>
           <w:u w:val="none"/>
         </w:rPr>
-        <w:t xml:space="preserve"> workings we have never been taught. A patient with a kidney problem starts from some knowledge, however vague, of what kidneys do; ⓑ</w:t>
+        <w:t xml:space="preserve"> 다음 글의 내용을 요약하고자 한다. 빈칸 (1)~(3)에 들어갈 말을 본문에서 찾아 </w:t>
       </w:r>
       <w:r>
         <w:rPr>
@@ -2392,7 +2636,7 @@
           <w:sz w:val="17"/>
           <w:u w:val="single"/>
         </w:rPr>
-        <w:t>the same cannot be said of people hearing about the oceans</w:t>
+        <w:t>반드시 변형하여</w:t>
       </w:r>
       <w:r>
         <w:rPr>
@@ -2401,7 +2645,53 @@
           <w:sz w:val="17"/>
           <w:u w:val="none"/>
         </w:rPr>
-        <w:t>. Told that krill are vanishing from the Southern Ocean, we sense that something is wrong, but we see only hungry whales, not the larger engine that krill help to run.</w:t>
+        <w:t xml:space="preserve"> 쓰시오. (한 칸에 한 단어) [각 1점, 총 3점] [3.0점]</w:t>
+      </w:r>
+    </w:p>
+    <w:p>
+      <w:pPr>
+        <w:spacing w:before="0" w:after="60" w:line="288" w:lineRule="auto"/>
+        <w:ind w:left="40"/>
+        <w:snapToGrid w:val="0"/>
+        <w:pBdr>
+          <w:top w:val="single" w:sz="4" w:space="2" w:color="999999"/>
+          <w:left w:val="single" w:sz="4" w:space="2" w:color="999999"/>
+          <w:bottom w:val="single" w:sz="4" w:space="2" w:color="999999"/>
+          <w:right w:val="single" w:sz="4" w:space="2" w:color="999999"/>
+        </w:pBdr>
+        <w:shd w:val="clear" w:color="auto" w:fill="F6F3EA"/>
+      </w:pPr>
+      <w:r>
+        <w:rPr>
+          <w:rFonts w:ascii="맑은 고딕" w:hAnsi="맑은 고딕" w:eastAsia="맑은 고딕"/>
+          <w:b w:val="0"/>
+          <w:sz w:val="17"/>
+          <w:u w:val="none"/>
+        </w:rPr>
+        <w:t>An increasing awareness of our effect on the ocean is slowly seeping into the public agenda, dragging behind it a conversation that is decades overdue. But this conversation faces a massive obstacle. It’s almost impossible to discuss what to do about something changing if you don’t initially know how it works. If a doctor tells a patient that they have a problem with their kidneys, the patient probably already has at least a vague idea about where their kidneys are and what they’re up to. They learned about that part of their own personal life-support system at school. But that’s not the case for the oceans. When we see a news story about the long-term decline in the numbers of krill in the Southern Ocean, it sounds generally like a bad thing. But there’s far more to it than the risk of whales going hungry. Krill are a part of the ocean engine. We need to understand at least some of the context before we can discuss the change and take appropriate action.</w:t>
+      </w:r>
+    </w:p>
+    <w:p>
+      <w:pPr>
+        <w:spacing w:before="0" w:after="60" w:line="288" w:lineRule="auto"/>
+        <w:ind w:left="40"/>
+        <w:snapToGrid w:val="0"/>
+        <w:pBdr>
+          <w:top w:val="single" w:sz="4" w:space="2" w:color="C99B4E"/>
+          <w:left w:val="single" w:sz="4" w:space="2" w:color="C99B4E"/>
+          <w:bottom w:val="single" w:sz="4" w:space="2" w:color="C99B4E"/>
+          <w:right w:val="single" w:sz="4" w:space="2" w:color="C99B4E"/>
+        </w:pBdr>
+        <w:shd w:val="clear" w:color="auto" w:fill="FFF8E1"/>
+      </w:pPr>
+      <w:r>
+        <w:rPr>
+          <w:rFonts w:ascii="맑은 고딕" w:hAnsi="맑은 고딕" w:eastAsia="맑은 고딕"/>
+          <w:b w:val="0"/>
+          <w:sz w:val="17"/>
+          <w:u w:val="none"/>
+        </w:rPr>
+        <w:t>Although we are increasingly (1) ________ of our effect on the ocean, we need a basic (2) ________ of how it works before we can act (3) ________.</w:t>
       </w:r>
     </w:p>
     <w:p>
@@ -2424,7 +2714,30 @@
           <w:sz w:val="17"/>
           <w:u w:val="none"/>
         </w:rPr>
-        <w:t>&lt;보 기&gt;</w:t>
+        <w:t>&lt;조 건&gt;</w:t>
+      </w:r>
+    </w:p>
+    <w:p>
+      <w:pPr>
+        <w:spacing w:before="0" w:after="0" w:line="288" w:lineRule="auto"/>
+        <w:ind w:left="40"/>
+        <w:snapToGrid w:val="0"/>
+        <w:pBdr>
+          <w:top w:val="single" w:sz="4" w:space="2" w:color="9B6BD0"/>
+          <w:left w:val="single" w:sz="4" w:space="2" w:color="9B6BD0"/>
+          <w:bottom w:val="single" w:sz="4" w:space="2" w:color="9B6BD0"/>
+          <w:right w:val="single" w:sz="4" w:space="2" w:color="9B6BD0"/>
+        </w:pBdr>
+        <w:shd w:val="clear" w:color="auto" w:fill="FAF5FF"/>
+      </w:pPr>
+      <w:r>
+        <w:rPr>
+          <w:rFonts w:ascii="맑은 고딕" w:hAnsi="맑은 고딕" w:eastAsia="맑은 고딕"/>
+          <w:b w:val="0"/>
+          <w:sz w:val="17"/>
+          <w:u w:val="none"/>
+        </w:rPr>
+        <w:t>1. 본문의 단어를 반드시 변형(품사·어형)하여 쓸 것 — 본문 형태 그대로 쓰면 0점</w:t>
       </w:r>
     </w:p>
     <w:p>
@@ -2447,13 +2760,12 @@
           <w:sz w:val="17"/>
           <w:u w:val="none"/>
         </w:rPr>
-        <w:t>(A) 윗글에서 kidneys는 ‘사람들이 기본 지식을 갖춘 대상’, oceans는 ‘그렇지 못한 대상’의 예로 쓰였다.</w:t>
+        <w:t>2. 답안지에 소문항 번호를 정확하게 기입할 것  예) 1-(1) 1-(2) 1-(3)</w:t>
       </w:r>
     </w:p>
     <w:p>
       <w:pPr>
-        <w:spacing w:before="0" w:after="20" w:line="276" w:lineRule="auto"/>
-        <w:ind w:left="80"/>
+        <w:spacing w:before="0" w:after="40" w:line="360" w:lineRule="auto"/>
         <w:snapToGrid w:val="0"/>
       </w:pPr>
       <w:r>
@@ -2463,25 +2775,7 @@
           <w:sz w:val="17"/>
           <w:u w:val="none"/>
         </w:rPr>
-        <w:t>① (A), (C)    ② (A), (D)    ③ (B), (C)    ④ (A), (B), (D)    ⑤ (B), (C), (D)</w:t>
-      </w:r>
-    </w:p>
-    <w:p>
-      <w:pPr>
-        <w:keepNext/>
-        <w:spacing w:before="80" w:after="40" w:line="276" w:lineRule="auto"/>
-        <w:snapToGrid w:val="0"/>
-        <w:shd w:val="clear" w:color="auto" w:fill="8A3A12"/>
-      </w:pPr>
-      <w:r>
-        <w:rPr>
-          <w:rFonts w:ascii="맑은 고딕" w:hAnsi="맑은 고딕" w:eastAsia="맑은 고딕"/>
-          <w:b/>
-          <w:color w:val="FFFFFF"/>
-          <w:sz w:val="17"/>
-          <w:u w:val="none"/>
-        </w:rPr>
-        <w:t>서답형  22-서1 ~ 22-서2</w:t>
+        <w:t>(1) ______________   (2) ______________   (3) ______________</w:t>
       </w:r>
     </w:p>
     <w:p>
@@ -2497,7 +2791,7 @@
           <w:sz w:val="17"/>
           <w:u w:val="none"/>
         </w:rPr>
-        <w:t>22-서1.</w:t>
+        <w:t>22-서2.</w:t>
       </w:r>
       <w:r>
         <w:rPr>
@@ -2506,7 +2800,7 @@
           <w:sz w:val="17"/>
           <w:u w:val="none"/>
         </w:rPr>
-        <w:t xml:space="preserve"> 다음 글의 밑줄 친 문장과 의미가 통하도록 &lt;조건&gt;에 맞게 아래 문장을 완성하시오. [3.0점]</w:t>
+        <w:t xml:space="preserve"> 다음 글의 밑줄 친 문장과 같은 뜻이 되도록 &lt;보기&gt;의 표현을 모두 사용하여 &lt;조건&gt;에 맞게 영작하시오. [3점] [3.0점]</w:t>
       </w:r>
     </w:p>
     <w:p>
@@ -2543,6 +2837,38 @@
     </w:p>
     <w:p>
       <w:pPr>
+        <w:spacing w:before="0" w:after="60" w:line="288" w:lineRule="auto"/>
+        <w:ind w:left="40"/>
+        <w:snapToGrid w:val="0"/>
+        <w:pBdr>
+          <w:top w:val="single" w:sz="4" w:space="2" w:color="9B6BD0"/>
+          <w:left w:val="single" w:sz="4" w:space="2" w:color="9B6BD0"/>
+          <w:bottom w:val="single" w:sz="4" w:space="2" w:color="9B6BD0"/>
+          <w:right w:val="single" w:sz="4" w:space="2" w:color="9B6BD0"/>
+        </w:pBdr>
+        <w:shd w:val="clear" w:color="auto" w:fill="FAF5FF"/>
+      </w:pPr>
+      <w:r>
+        <w:rPr>
+          <w:rFonts w:ascii="맑은 고딕" w:hAnsi="맑은 고딕" w:eastAsia="맑은 고딕"/>
+          <w:b/>
+          <w:sz w:val="17"/>
+          <w:u w:val="none"/>
+        </w:rPr>
+        <w:t>&lt;보 기&gt;</w:t>
+      </w:r>
+      <w:r>
+        <w:rPr>
+          <w:rFonts w:ascii="맑은 고딕" w:hAnsi="맑은 고딕" w:eastAsia="맑은 고딕"/>
+          <w:b w:val="0"/>
+          <w:sz w:val="17"/>
+          <w:u w:val="none"/>
+        </w:rPr>
+        <w:t xml:space="preserve"> not until / we / understand / at least some of the context / can / we / discuss / the change / and / take / appropriate action</w:t>
+      </w:r>
+    </w:p>
+    <w:p>
+      <w:pPr>
         <w:spacing w:before="0" w:after="0" w:line="288" w:lineRule="auto"/>
         <w:ind w:left="40"/>
         <w:snapToGrid w:val="0"/>
@@ -2566,6 +2892,98 @@
     </w:p>
     <w:p>
       <w:pPr>
+        <w:spacing w:before="0" w:after="0" w:line="288" w:lineRule="auto"/>
+        <w:ind w:left="40"/>
+        <w:snapToGrid w:val="0"/>
+        <w:pBdr>
+          <w:top w:val="single" w:sz="4" w:space="2" w:color="9B6BD0"/>
+          <w:left w:val="single" w:sz="4" w:space="2" w:color="9B6BD0"/>
+          <w:bottom w:val="single" w:sz="4" w:space="2" w:color="9B6BD0"/>
+          <w:right w:val="single" w:sz="4" w:space="2" w:color="9B6BD0"/>
+        </w:pBdr>
+        <w:shd w:val="clear" w:color="auto" w:fill="FAF5FF"/>
+      </w:pPr>
+      <w:r>
+        <w:rPr>
+          <w:rFonts w:ascii="맑은 고딕" w:hAnsi="맑은 고딕" w:eastAsia="맑은 고딕"/>
+          <w:b w:val="0"/>
+          <w:sz w:val="17"/>
+          <w:u w:val="none"/>
+        </w:rPr>
+        <w:t>1. &lt;보기&gt;의 표현을 모두 한 번씩만 사용할 것</w:t>
+      </w:r>
+    </w:p>
+    <w:p>
+      <w:pPr>
+        <w:spacing w:before="0" w:after="0" w:line="288" w:lineRule="auto"/>
+        <w:ind w:left="40"/>
+        <w:snapToGrid w:val="0"/>
+        <w:pBdr>
+          <w:top w:val="single" w:sz="4" w:space="2" w:color="9B6BD0"/>
+          <w:left w:val="single" w:sz="4" w:space="2" w:color="9B6BD0"/>
+          <w:bottom w:val="single" w:sz="4" w:space="2" w:color="9B6BD0"/>
+          <w:right w:val="single" w:sz="4" w:space="2" w:color="9B6BD0"/>
+        </w:pBdr>
+        <w:shd w:val="clear" w:color="auto" w:fill="FAF5FF"/>
+      </w:pPr>
+      <w:r>
+        <w:rPr>
+          <w:rFonts w:ascii="맑은 고딕" w:hAnsi="맑은 고딕" w:eastAsia="맑은 고딕"/>
+          <w:b w:val="0"/>
+          <w:sz w:val="17"/>
+          <w:u w:val="none"/>
+        </w:rPr>
+        <w:t>2. 어형을 바꾸지 말고 다른 단어를 추가하지 말 것</w:t>
+      </w:r>
+    </w:p>
+    <w:p>
+      <w:pPr>
+        <w:spacing w:before="0" w:after="0" w:line="288" w:lineRule="auto"/>
+        <w:ind w:left="40"/>
+        <w:snapToGrid w:val="0"/>
+        <w:pBdr>
+          <w:top w:val="single" w:sz="4" w:space="2" w:color="9B6BD0"/>
+          <w:left w:val="single" w:sz="4" w:space="2" w:color="9B6BD0"/>
+          <w:bottom w:val="single" w:sz="4" w:space="2" w:color="9B6BD0"/>
+          <w:right w:val="single" w:sz="4" w:space="2" w:color="9B6BD0"/>
+        </w:pBdr>
+        <w:shd w:val="clear" w:color="auto" w:fill="FAF5FF"/>
+      </w:pPr>
+      <w:r>
+        <w:rPr>
+          <w:rFonts w:ascii="맑은 고딕" w:hAnsi="맑은 고딕" w:eastAsia="맑은 고딕"/>
+          <w:b w:val="0"/>
+          <w:sz w:val="17"/>
+          <w:u w:val="none"/>
+        </w:rPr>
+        <w:t>3. ‘Not until’로 시작하는 부정어 도치 구문으로 쓸 것</w:t>
+      </w:r>
+    </w:p>
+    <w:p>
+      <w:pPr>
+        <w:spacing w:before="0" w:after="0" w:line="288" w:lineRule="auto"/>
+        <w:ind w:left="40"/>
+        <w:snapToGrid w:val="0"/>
+        <w:pBdr>
+          <w:top w:val="single" w:sz="4" w:space="2" w:color="9B6BD0"/>
+          <w:left w:val="single" w:sz="4" w:space="2" w:color="9B6BD0"/>
+          <w:bottom w:val="single" w:sz="4" w:space="2" w:color="9B6BD0"/>
+          <w:right w:val="single" w:sz="4" w:space="2" w:color="9B6BD0"/>
+        </w:pBdr>
+        <w:shd w:val="clear" w:color="auto" w:fill="FAF5FF"/>
+      </w:pPr>
+      <w:r>
+        <w:rPr>
+          <w:rFonts w:ascii="맑은 고딕" w:hAnsi="맑은 고딕" w:eastAsia="맑은 고딕"/>
+          <w:b w:val="0"/>
+          <w:sz w:val="17"/>
+          <w:u w:val="none"/>
+        </w:rPr>
+        <w:t>4. 총 19단어로 쓸 것</w:t>
+      </w:r>
+    </w:p>
+    <w:p>
+      <w:pPr>
         <w:spacing w:before="0" w:after="60" w:line="288" w:lineRule="auto"/>
         <w:ind w:left="40"/>
         <w:snapToGrid w:val="0"/>
@@ -2584,7 +3002,7 @@
           <w:sz w:val="17"/>
           <w:u w:val="none"/>
         </w:rPr>
-        <w:t>1. Not until으로 시작하는 도치 구문으로 쓸 것</w:t>
+        <w:t>5. 답안지에 소문항 번호를 정확하게 기입할 것</w:t>
       </w:r>
     </w:p>
     <w:p>
@@ -2599,37 +3017,25 @@
           <w:sz w:val="17"/>
           <w:u w:val="none"/>
         </w:rPr>
-        <w:t>→ Not until we understand at least some of the context</w:t>
+        <w:t>⇒ Not until ______________________________________________________________ .</w:t>
       </w:r>
     </w:p>
     <w:p>
       <w:pPr>
-        <w:spacing w:before="0" w:after="40" w:line="360" w:lineRule="auto"/>
+        <w:keepNext/>
+        <w:spacing w:before="80" w:after="40" w:line="276" w:lineRule="auto"/>
         <w:snapToGrid w:val="0"/>
-      </w:pPr>
-      <w:r>
-        <w:rPr>
-          <w:rFonts w:ascii="맑은 고딕" w:hAnsi="맑은 고딕" w:eastAsia="맑은 고딕"/>
-          <w:b w:val="0"/>
+        <w:shd w:val="clear" w:color="auto" w:fill="6B21A8"/>
+      </w:pPr>
+      <w:r>
+        <w:rPr>
+          <w:rFonts w:ascii="맑은 고딕" w:hAnsi="맑은 고딕" w:eastAsia="맑은 고딕"/>
+          <w:b/>
+          <w:color w:val="FFFFFF"/>
           <w:sz w:val="17"/>
           <w:u w:val="none"/>
         </w:rPr>
-        <w:t>________  ________  ________  ________  ________</w:t>
-      </w:r>
-    </w:p>
-    <w:p>
-      <w:pPr>
-        <w:spacing w:before="0" w:after="40" w:line="360" w:lineRule="auto"/>
-        <w:snapToGrid w:val="0"/>
-      </w:pPr>
-      <w:r>
-        <w:rPr>
-          <w:rFonts w:ascii="맑은 고딕" w:hAnsi="맑은 고딕" w:eastAsia="맑은 고딕"/>
-          <w:b w:val="0"/>
-          <w:sz w:val="17"/>
-          <w:u w:val="none"/>
-        </w:rPr>
-        <w:t>________  ________  ________  ________ .</w:t>
+        <w:t>[지문 구조]  ※ 앞 문항을 모두 푼 뒤에 풀 것</w:t>
       </w:r>
     </w:p>
     <w:p>
@@ -2645,7 +3051,7 @@
           <w:sz w:val="17"/>
           <w:u w:val="none"/>
         </w:rPr>
-        <w:t>22-서2.</w:t>
+        <w:t>22-8.</w:t>
       </w:r>
       <w:r>
         <w:rPr>
@@ -2654,7 +3060,30 @@
           <w:sz w:val="17"/>
           <w:u w:val="none"/>
         </w:rPr>
-        <w:t xml:space="preserve"> 다음 글의 내용을 요약한 문장의 빈칸 (A)~(C)에 들어갈 말을 &lt;보기&gt;에서 골라 쓰시오. (단, 필요한 경우 어형을 바꾸고, 각 빈칸에 한 단어만 쓸 것) [3.0점]</w:t>
+        <w:t xml:space="preserve"> 글의 흐름으로 보아, 주어진 문장이 들어가기에 가장 적절한 곳은? [2.7점]</w:t>
+      </w:r>
+    </w:p>
+    <w:p>
+      <w:pPr>
+        <w:spacing w:before="0" w:after="60" w:line="288" w:lineRule="auto"/>
+        <w:ind w:left="40"/>
+        <w:snapToGrid w:val="0"/>
+        <w:pBdr>
+          <w:top w:val="single" w:sz="4" w:space="2" w:color="C99B4E"/>
+          <w:left w:val="single" w:sz="4" w:space="2" w:color="C99B4E"/>
+          <w:bottom w:val="single" w:sz="4" w:space="2" w:color="C99B4E"/>
+          <w:right w:val="single" w:sz="4" w:space="2" w:color="C99B4E"/>
+        </w:pBdr>
+        <w:shd w:val="clear" w:color="auto" w:fill="FFF8E1"/>
+      </w:pPr>
+      <w:r>
+        <w:rPr>
+          <w:rFonts w:ascii="맑은 고딕" w:hAnsi="맑은 고딕" w:eastAsia="맑은 고딕"/>
+          <w:b w:val="0"/>
+          <w:sz w:val="17"/>
+          <w:u w:val="none"/>
+        </w:rPr>
+        <w:t>They learned about that part of their own personal life-support system at school.</w:t>
       </w:r>
     </w:p>
     <w:p>
@@ -2677,21 +3106,14 @@
           <w:sz w:val="17"/>
           <w:u w:val="none"/>
         </w:rPr>
-        <w:t>It’s almost impossible to discuss what to do about something changing if you don’t initially know how it works. A patient with a kidney problem has a vague idea about the kidneys, having studied that part of the body at school. But that’s not the case for the oceans. A news story about krill sounds like a bad thing, yet there’s far more to it than whales going hungry. We must understand some of the context before we can discuss the change and act appropriately.</w:t>
+        <w:t>An increasing awareness of our effect on the ocean is slowly seeping into the public agenda, dragging behind it a conversation that is decades overdue. ( ① ) But this conversation faces a massive obstacle. ( ② ) It’s almost impossible to discuss what to do about something changing if you don’t initially know how it works. ( ③ ) If a doctor tells a patient that they have a problem with their kidneys, the patient probably already has at least a vague idea about where their kidneys are and what they’re up to. ( ④ ) But that’s not the case for the oceans. ( ⑤ ) When we see a news story about the long-term decline in the numbers of krill in the Southern Ocean, it sounds generally like a bad thing.</w:t>
       </w:r>
     </w:p>
     <w:p>
       <w:pPr>
-        <w:spacing w:before="0" w:after="60" w:line="288" w:lineRule="auto"/>
-        <w:ind w:left="40"/>
+        <w:spacing w:before="0" w:after="20" w:line="276" w:lineRule="auto"/>
+        <w:ind w:left="80"/>
         <w:snapToGrid w:val="0"/>
-        <w:pBdr>
-          <w:top w:val="single" w:sz="4" w:space="2" w:color="C99B4E"/>
-          <w:left w:val="single" w:sz="4" w:space="2" w:color="C99B4E"/>
-          <w:bottom w:val="single" w:sz="4" w:space="2" w:color="C99B4E"/>
-          <w:right w:val="single" w:sz="4" w:space="2" w:color="C99B4E"/>
-        </w:pBdr>
-        <w:shd w:val="clear" w:color="auto" w:fill="FFF8E1"/>
       </w:pPr>
       <w:r>
         <w:rPr>
@@ -2700,296 +3122,7 @@
           <w:sz w:val="17"/>
           <w:u w:val="none"/>
         </w:rPr>
-        <w:t>Because few people have ___(A)___ how the ocean works, news about it is hard to interpret; some understanding of the context is ___(B)___ before any action can be properly ___(C)___.</w:t>
-      </w:r>
-    </w:p>
-    <w:p>
-      <w:pPr>
-        <w:spacing w:before="0" w:after="60" w:line="288" w:lineRule="auto"/>
-        <w:ind w:left="40"/>
-        <w:snapToGrid w:val="0"/>
-        <w:pBdr>
-          <w:top w:val="single" w:sz="4" w:space="2" w:color="9B6BD0"/>
-          <w:left w:val="single" w:sz="4" w:space="2" w:color="9B6BD0"/>
-          <w:bottom w:val="single" w:sz="4" w:space="2" w:color="9B6BD0"/>
-          <w:right w:val="single" w:sz="4" w:space="2" w:color="9B6BD0"/>
-        </w:pBdr>
-        <w:shd w:val="clear" w:color="auto" w:fill="FAF5FF"/>
-      </w:pPr>
-      <w:r>
-        <w:rPr>
-          <w:rFonts w:ascii="맑은 고딕" w:hAnsi="맑은 고딕" w:eastAsia="맑은 고딕"/>
-          <w:b/>
-          <w:sz w:val="17"/>
-          <w:u w:val="none"/>
-        </w:rPr>
-        <w:t>&lt;보 기&gt;</w:t>
-      </w:r>
-      <w:r>
-        <w:rPr>
-          <w:rFonts w:ascii="맑은 고딕" w:hAnsi="맑은 고딕" w:eastAsia="맑은 고딕"/>
-          <w:b w:val="0"/>
-          <w:sz w:val="17"/>
-          <w:u w:val="none"/>
-        </w:rPr>
-        <w:t xml:space="preserve"> learn / decline / take / drag / face / require / sound / starve / warn / fail / seep / delay</w:t>
-      </w:r>
-    </w:p>
-    <w:p>
-      <w:pPr>
-        <w:spacing w:before="0" w:after="40" w:line="360" w:lineRule="auto"/>
-        <w:snapToGrid w:val="0"/>
-      </w:pPr>
-      <w:r>
-        <w:rPr>
-          <w:rFonts w:ascii="맑은 고딕" w:hAnsi="맑은 고딕" w:eastAsia="맑은 고딕"/>
-          <w:b w:val="0"/>
-          <w:sz w:val="17"/>
-          <w:u w:val="none"/>
-        </w:rPr>
-        <w:t>(A) ______________   (B) ______________   (C) ______________</w:t>
-      </w:r>
-    </w:p>
-    <w:p>
-      <w:pPr>
-        <w:keepNext/>
-        <w:spacing w:before="80" w:after="40" w:line="276" w:lineRule="auto"/>
-        <w:snapToGrid w:val="0"/>
-        <w:shd w:val="clear" w:color="auto" w:fill="6B21A8"/>
-      </w:pPr>
-      <w:r>
-        <w:rPr>
-          <w:rFonts w:ascii="맑은 고딕" w:hAnsi="맑은 고딕" w:eastAsia="맑은 고딕"/>
-          <w:b/>
-          <w:color w:val="FFFFFF"/>
-          <w:sz w:val="17"/>
-          <w:u w:val="none"/>
-        </w:rPr>
-        <w:t>[지문 구조]  ※ 앞 문항을 모두 푼 뒤에 풀 것</w:t>
-      </w:r>
-    </w:p>
-    <w:p>
-      <w:pPr>
-        <w:keepNext/>
-        <w:spacing w:before="80" w:after="20" w:line="276" w:lineRule="auto"/>
-        <w:snapToGrid w:val="0"/>
-      </w:pPr>
-      <w:r>
-        <w:rPr>
-          <w:rFonts w:ascii="맑은 고딕" w:hAnsi="맑은 고딕" w:eastAsia="맑은 고딕"/>
-          <w:b/>
-          <w:sz w:val="17"/>
-          <w:u w:val="none"/>
-        </w:rPr>
-        <w:t>22-8.</w:t>
-      </w:r>
-      <w:r>
-        <w:rPr>
-          <w:rFonts w:ascii="맑은 고딕" w:hAnsi="맑은 고딕" w:eastAsia="맑은 고딕"/>
-          <w:b w:val="0"/>
-          <w:sz w:val="17"/>
-          <w:u w:val="none"/>
-        </w:rPr>
-        <w:t xml:space="preserve"> 주어진 글 다음에 이어질 글의 순서로 가장 적절한 것은? [2.7점]</w:t>
-      </w:r>
-    </w:p>
-    <w:p>
-      <w:pPr>
-        <w:spacing w:before="0" w:after="60" w:line="288" w:lineRule="auto"/>
-        <w:ind w:left="40"/>
-        <w:snapToGrid w:val="0"/>
-        <w:pBdr>
-          <w:top w:val="single" w:sz="4" w:space="2" w:color="C99B4E"/>
-          <w:left w:val="single" w:sz="4" w:space="2" w:color="C99B4E"/>
-          <w:bottom w:val="single" w:sz="4" w:space="2" w:color="C99B4E"/>
-          <w:right w:val="single" w:sz="4" w:space="2" w:color="C99B4E"/>
-        </w:pBdr>
-        <w:shd w:val="clear" w:color="auto" w:fill="FFF8E1"/>
-      </w:pPr>
-      <w:r>
-        <w:rPr>
-          <w:rFonts w:ascii="맑은 고딕" w:hAnsi="맑은 고딕" w:eastAsia="맑은 고딕"/>
-          <w:b w:val="0"/>
-          <w:sz w:val="17"/>
-          <w:u w:val="none"/>
-        </w:rPr>
-        <w:t>An increasing awareness of our effect on the ocean is slowly seeping into the public agenda, dragging behind it a conversation that is decades overdue. But this conversation faces a massive obstacle. It’s almost impossible to discuss what to do about something changing if you don’t initially know how it works.</w:t>
-      </w:r>
-    </w:p>
-    <w:p>
-      <w:pPr>
-        <w:spacing w:before="0" w:after="0" w:line="288" w:lineRule="auto"/>
-        <w:ind w:left="40"/>
-        <w:snapToGrid w:val="0"/>
-        <w:pBdr>
-          <w:top w:val="single" w:sz="4" w:space="2" w:color="999999"/>
-          <w:left w:val="single" w:sz="4" w:space="2" w:color="999999"/>
-          <w:bottom w:val="single" w:sz="4" w:space="2" w:color="999999"/>
-          <w:right w:val="single" w:sz="4" w:space="2" w:color="999999"/>
-        </w:pBdr>
-        <w:shd w:val="clear" w:color="auto" w:fill="F6F3EA"/>
-      </w:pPr>
-      <w:r>
-        <w:rPr>
-          <w:rFonts w:ascii="맑은 고딕" w:hAnsi="맑은 고딕" w:eastAsia="맑은 고딕"/>
-          <w:b/>
-          <w:sz w:val="17"/>
-          <w:u w:val="none"/>
-        </w:rPr>
-        <w:t>(A)</w:t>
-      </w:r>
-      <w:r>
-        <w:rPr>
-          <w:rFonts w:ascii="맑은 고딕" w:hAnsi="맑은 고딕" w:eastAsia="맑은 고딕"/>
-          <w:b w:val="0"/>
-          <w:sz w:val="17"/>
-          <w:u w:val="none"/>
-        </w:rPr>
-        <w:t xml:space="preserve"> But that’s not the case for the oceans. When we see a news story about the long-term drop in the numbers of krill in the Southern Ocean, it sounds generally like a bad thing.</w:t>
-      </w:r>
-    </w:p>
-    <w:p>
-      <w:pPr>
-        <w:spacing w:before="0" w:after="0" w:line="288" w:lineRule="auto"/>
-        <w:ind w:left="40"/>
-        <w:snapToGrid w:val="0"/>
-        <w:pBdr>
-          <w:top w:val="single" w:sz="4" w:space="2" w:color="999999"/>
-          <w:left w:val="single" w:sz="4" w:space="2" w:color="999999"/>
-          <w:bottom w:val="single" w:sz="4" w:space="2" w:color="999999"/>
-          <w:right w:val="single" w:sz="4" w:space="2" w:color="999999"/>
-        </w:pBdr>
-        <w:shd w:val="clear" w:color="auto" w:fill="F6F3EA"/>
-      </w:pPr>
-      <w:r>
-        <w:rPr>
-          <w:rFonts w:ascii="맑은 고딕" w:hAnsi="맑은 고딕" w:eastAsia="맑은 고딕"/>
-          <w:b/>
-          <w:sz w:val="17"/>
-          <w:u w:val="none"/>
-        </w:rPr>
-        <w:t>(B)</w:t>
-      </w:r>
-      <w:r>
-        <w:rPr>
-          <w:rFonts w:ascii="맑은 고딕" w:hAnsi="맑은 고딕" w:eastAsia="맑은 고딕"/>
-          <w:b w:val="0"/>
-          <w:sz w:val="17"/>
-          <w:u w:val="none"/>
-        </w:rPr>
-        <w:t xml:space="preserve"> But there’s far more to it than the risk of whales going hungry. Krill are a part of the ocean engine. We need to understand at least some of the context before we can discuss the change and take appropriate action.</w:t>
-      </w:r>
-    </w:p>
-    <w:p>
-      <w:pPr>
-        <w:spacing w:before="0" w:after="60" w:line="288" w:lineRule="auto"/>
-        <w:ind w:left="40"/>
-        <w:snapToGrid w:val="0"/>
-        <w:pBdr>
-          <w:top w:val="single" w:sz="4" w:space="2" w:color="999999"/>
-          <w:left w:val="single" w:sz="4" w:space="2" w:color="999999"/>
-          <w:bottom w:val="single" w:sz="4" w:space="2" w:color="999999"/>
-          <w:right w:val="single" w:sz="4" w:space="2" w:color="999999"/>
-        </w:pBdr>
-        <w:shd w:val="clear" w:color="auto" w:fill="F6F3EA"/>
-      </w:pPr>
-      <w:r>
-        <w:rPr>
-          <w:rFonts w:ascii="맑은 고딕" w:hAnsi="맑은 고딕" w:eastAsia="맑은 고딕"/>
-          <w:b/>
-          <w:sz w:val="17"/>
-          <w:u w:val="none"/>
-        </w:rPr>
-        <w:t>(C)</w:t>
-      </w:r>
-      <w:r>
-        <w:rPr>
-          <w:rFonts w:ascii="맑은 고딕" w:hAnsi="맑은 고딕" w:eastAsia="맑은 고딕"/>
-          <w:b w:val="0"/>
-          <w:sz w:val="17"/>
-          <w:u w:val="none"/>
-        </w:rPr>
-        <w:t xml:space="preserve"> If a doctor tells a patient that they have a problem with their kidneys, the patient probably already has at least a vague idea about where their kidneys are and what they’re up to. They learned about that part of their own personal life-support system at school.</w:t>
-      </w:r>
-    </w:p>
-    <w:p>
-      <w:pPr>
-        <w:spacing w:before="0" w:after="0" w:line="269" w:lineRule="auto"/>
-        <w:ind w:left="180" w:hanging="180"/>
-        <w:snapToGrid w:val="0"/>
-      </w:pPr>
-      <w:r>
-        <w:rPr>
-          <w:rFonts w:ascii="맑은 고딕" w:hAnsi="맑은 고딕" w:eastAsia="맑은 고딕"/>
-          <w:b w:val="0"/>
-          <w:sz w:val="17"/>
-          <w:u w:val="none"/>
-        </w:rPr>
-        <w:t>① (A) – (C) – (B)</w:t>
-      </w:r>
-    </w:p>
-    <w:p>
-      <w:pPr>
-        <w:spacing w:before="0" w:after="0" w:line="269" w:lineRule="auto"/>
-        <w:ind w:left="180" w:hanging="180"/>
-        <w:snapToGrid w:val="0"/>
-      </w:pPr>
-      <w:r>
-        <w:rPr>
-          <w:rFonts w:ascii="맑은 고딕" w:hAnsi="맑은 고딕" w:eastAsia="맑은 고딕"/>
-          <w:b w:val="0"/>
-          <w:sz w:val="17"/>
-          <w:u w:val="none"/>
-        </w:rPr>
-        <w:t>② (B) – (A) – (C)</w:t>
-      </w:r>
-    </w:p>
-    <w:p>
-      <w:pPr>
-        <w:spacing w:before="0" w:after="0" w:line="269" w:lineRule="auto"/>
-        <w:ind w:left="180" w:hanging="180"/>
-        <w:snapToGrid w:val="0"/>
-      </w:pPr>
-      <w:r>
-        <w:rPr>
-          <w:rFonts w:ascii="맑은 고딕" w:hAnsi="맑은 고딕" w:eastAsia="맑은 고딕"/>
-          <w:b w:val="0"/>
-          <w:sz w:val="17"/>
-          <w:u w:val="none"/>
-        </w:rPr>
-        <w:t>③ (B) – (C) – (A)</w:t>
-      </w:r>
-    </w:p>
-    <w:p>
-      <w:pPr>
-        <w:spacing w:before="0" w:after="0" w:line="269" w:lineRule="auto"/>
-        <w:ind w:left="180" w:hanging="180"/>
-        <w:snapToGrid w:val="0"/>
-      </w:pPr>
-      <w:r>
-        <w:rPr>
-          <w:rFonts w:ascii="맑은 고딕" w:hAnsi="맑은 고딕" w:eastAsia="맑은 고딕"/>
-          <w:b w:val="0"/>
-          <w:sz w:val="17"/>
-          <w:u w:val="none"/>
-        </w:rPr>
-        <w:t>④ (C) – (A) – (B)</w:t>
-      </w:r>
-    </w:p>
-    <w:p>
-      <w:pPr>
-        <w:spacing w:before="0" w:after="0" w:line="269" w:lineRule="auto"/>
-        <w:ind w:left="180" w:hanging="180"/>
-        <w:snapToGrid w:val="0"/>
-      </w:pPr>
-      <w:r>
-        <w:rPr>
-          <w:rFonts w:ascii="맑은 고딕" w:hAnsi="맑은 고딕" w:eastAsia="맑은 고딕"/>
-          <w:b w:val="0"/>
-          <w:sz w:val="17"/>
-          <w:u w:val="none"/>
-        </w:rPr>
-        <w:t>⑤ (C) – (B) – (A)</w:t>
+        <w:t>① ①    ② ②    ③ ③    ④ ④    ⑤ ⑤</w:t>
       </w:r>
     </w:p>
     <w:p>
@@ -3958,7 +4091,7 @@
           <w:sz w:val="15"/>
           <w:u w:val="none"/>
         </w:rPr>
-        <w:t xml:space="preserve"> 정답 ①</w:t>
+        <w:t xml:space="preserve"> 정답 ① — (a) ○ (b) ✕ (c) ○ (d) ✕ (e) ✕</w:t>
       </w:r>
     </w:p>
     <w:p>
@@ -3983,7 +4116,7 @@
           <w:sz w:val="15"/>
           <w:u w:val="none"/>
         </w:rPr>
-        <w:t xml:space="preserve"> 정답 ①</w:t>
+        <w:t xml:space="preserve"> 정답 ⑤ — ⓑ dragged → dragging / ⓒ what → that / ⓔ where are their kidneys → where their kidneys are</w:t>
       </w:r>
     </w:p>
     <w:p>
@@ -4008,7 +4141,7 @@
           <w:sz w:val="15"/>
           <w:u w:val="none"/>
         </w:rPr>
-        <w:t xml:space="preserve"> 정답 ①</w:t>
+        <w:t xml:space="preserve"> 정답 ⑤ — increasing · obstacle · initially</w:t>
       </w:r>
     </w:p>
     <w:p>
@@ -4033,7 +4166,7 @@
           <w:sz w:val="15"/>
           <w:u w:val="none"/>
         </w:rPr>
-        <w:t xml:space="preserve"> 정답 ④ (growth → decline)</w:t>
+        <w:t xml:space="preserve"> 정답 ④</w:t>
       </w:r>
     </w:p>
     <w:p>
@@ -4058,7 +4191,7 @@
           <w:sz w:val="15"/>
           <w:u w:val="none"/>
         </w:rPr>
-        <w:t xml:space="preserve"> 정답 ①</w:t>
+        <w:t xml:space="preserve"> 정답 ②</w:t>
       </w:r>
     </w:p>
     <w:p>
@@ -4108,7 +4241,7 @@
           <w:sz w:val="15"/>
           <w:u w:val="none"/>
         </w:rPr>
-        <w:t xml:space="preserve"> 정답 ④ — (A) ○ (B) ○ (C) ✕ (D) ○</w:t>
+        <w:t xml:space="preserve"> 정답 ③</w:t>
       </w:r>
     </w:p>
     <w:p>
@@ -4133,7 +4266,7 @@
           <w:sz w:val="15"/>
           <w:u w:val="none"/>
         </w:rPr>
-        <w:t xml:space="preserve"> can we discuss the change and take appropriate action</w:t>
+        <w:t xml:space="preserve"> (1) aware  (2) understanding  (3) appropriately</w:t>
       </w:r>
     </w:p>
     <w:p>
@@ -4158,7 +4291,7 @@
           <w:sz w:val="15"/>
           <w:u w:val="none"/>
         </w:rPr>
-        <w:t xml:space="preserve"> (A) learned  (B) required  (C) taken</w:t>
+        <w:t xml:space="preserve"> Not until we understand at least some of the context can we discuss the change and take appropriate action.</w:t>
       </w:r>
     </w:p>
     <w:p>
@@ -4183,7 +4316,7 @@
           <w:sz w:val="15"/>
           <w:u w:val="none"/>
         </w:rPr>
-        <w:t xml:space="preserve"> 정답 ④ (C) – (A) – (B)</w:t>
+        <w:t xml:space="preserve"> 정답 ④</w:t>
       </w:r>
     </w:p>
     <w:p>
@@ -4224,7 +4357,7 @@
           <w:sz w:val="14"/>
           <w:u w:val="none"/>
         </w:rPr>
-        <w:t xml:space="preserve"> engine = 전체를 움직이는 장치, a part = 그 부품 → ‘해양 체계 전체의 작동에 관여’. </w:t>
+        <w:t xml:space="preserve"> </w:t>
       </w:r>
       <w:r>
         <w:rPr>
@@ -4233,7 +4366,7 @@
           <w:sz w:val="14"/>
           <w:u w:val="none"/>
         </w:rPr>
-        <w:t>② [한 끗]</w:t>
+        <w:t>(c) [어법 decoy]</w:t>
       </w:r>
       <w:r>
         <w:rPr>
@@ -4242,7 +4375,7 @@
           <w:sz w:val="14"/>
           <w:u w:val="none"/>
         </w:rPr>
-        <w:t xml:space="preserve"> 사실처럼 보이지만 글은 바로 그 생각(고래 먹이)을 넘어서라고 한다(far more to it than …). </w:t>
+        <w:t xml:space="preserve"> 틀려 보이지만 옳은 진술 — 이것까지 고르면 ④. </w:t>
       </w:r>
       <w:r>
         <w:rPr>
@@ -4251,7 +4384,7 @@
           <w:sz w:val="14"/>
           <w:u w:val="none"/>
         </w:rPr>
-        <w:t>④ [표면 연상]</w:t>
+        <w:t>(e) [only 함정]</w:t>
       </w:r>
       <w:r>
         <w:rPr>
@@ -4260,7 +4393,7 @@
           <w:sz w:val="14"/>
           <w:u w:val="none"/>
         </w:rPr>
-        <w:t xml:space="preserve"> engine의 ‘힘’ 이미지만 따온 선지. </w:t>
+        <w:t xml:space="preserve"> 본문 표현(whales going hungry)을 그대로 쓰되 only로 범위를 좁혔다. </w:t>
       </w:r>
       <w:r>
         <w:rPr>
@@ -4269,7 +4402,7 @@
           <w:sz w:val="14"/>
           <w:u w:val="none"/>
         </w:rPr>
-        <w:t>③⑤</w:t>
+        <w:t>(d)</w:t>
       </w:r>
       <w:r>
         <w:rPr>
@@ -4278,7 +4411,7 @@
           <w:sz w:val="14"/>
           <w:u w:val="none"/>
         </w:rPr>
-        <w:t xml:space="preserve"> 온난화·어획은 언급 없음.</w:t>
+        <w:t xml:space="preserve"> at least와 vague의 호응을 놓치면 옳다고 착각.</w:t>
       </w:r>
     </w:p>
     <w:p>
@@ -4303,7 +4436,7 @@
           <w:sz w:val="14"/>
           <w:u w:val="none"/>
         </w:rPr>
-        <w:t xml:space="preserve"> 원문 don’t initially know how it works를 2단계 환언(initially → in the first place, how it works → how it operates)한 ①. </w:t>
+        <w:t xml:space="preserve"> </w:t>
       </w:r>
       <w:r>
         <w:rPr>
@@ -4312,7 +4445,7 @@
           <w:sz w:val="14"/>
           <w:u w:val="none"/>
         </w:rPr>
-        <w:t>② [한 끗]</w:t>
+        <w:t>ⓔ [어순 함정]</w:t>
       </w:r>
       <w:r>
         <w:rPr>
@@ -4321,7 +4454,7 @@
           <w:sz w:val="14"/>
           <w:u w:val="none"/>
         </w:rPr>
-        <w:t xml:space="preserve"> ‘모른다’는 점은 같지만 대상이 ‘변화 속도의 측정’으로 바뀜 — 글은 측정이 아니라 기본 이해를 말한다. </w:t>
+        <w:t xml:space="preserve"> 직접의문문 어순이 익숙해 그냥 지나치기 쉽다 — ①은 이것을 놓친 선지. </w:t>
       </w:r>
       <w:r>
         <w:rPr>
@@ -4330,7 +4463,7 @@
           <w:sz w:val="14"/>
           <w:u w:val="none"/>
         </w:rPr>
-        <w:t>③ [인접 개념]</w:t>
+        <w:t>ⓑ</w:t>
       </w:r>
       <w:r>
         <w:rPr>
@@ -4339,25 +4472,7 @@
           <w:sz w:val="14"/>
           <w:u w:val="none"/>
         </w:rPr>
-        <w:t xml:space="preserve"> 논의의 어려움을 ‘책임 소재’로 치환. </w:t>
-      </w:r>
-      <w:r>
-        <w:rPr>
-          <w:rFonts w:ascii="맑은 고딕" w:hAnsi="맑은 고딕" w:eastAsia="맑은 고딕"/>
-          <w:b/>
-          <w:sz w:val="14"/>
-          <w:u w:val="none"/>
-        </w:rPr>
-        <w:t>④⑤</w:t>
-      </w:r>
-      <w:r>
-        <w:rPr>
-          <w:rFonts w:ascii="맑은 고딕" w:hAnsi="맑은 고딕" w:eastAsia="맑은 고딕"/>
-          <w:b w:val="0"/>
-          <w:sz w:val="14"/>
-          <w:u w:val="none"/>
-        </w:rPr>
-        <w:t xml:space="preserve"> 낙관·경고 피로는 언급 없음.</w:t>
+        <w:t xml:space="preserve"> 수동 dragged 뒤에는 목적어(a conversation)가 올 수 없다.</w:t>
       </w:r>
     </w:p>
     <w:p>
@@ -4391,7 +4506,7 @@
           <w:sz w:val="14"/>
           <w:u w:val="none"/>
         </w:rPr>
-        <w:t>② [한 끗]</w:t>
+        <w:t>③ [한 끗]</w:t>
       </w:r>
       <w:r>
         <w:rPr>
@@ -4400,7 +4515,7 @@
           <w:sz w:val="14"/>
           <w:u w:val="none"/>
         </w:rPr>
-        <w:t xml:space="preserve"> (A)는 맞지만 (B)가 뒤의 In that case … miss most of what is at stake와 이어지지 않는다. </w:t>
+        <w:t xml:space="preserve"> (A)(B)는 맞고 (C)만 initial — don’t와 know 사이 부사 자리. </w:t>
       </w:r>
       <w:r>
         <w:rPr>
@@ -4409,7 +4524,7 @@
           <w:sz w:val="14"/>
           <w:u w:val="none"/>
         </w:rPr>
-        <w:t>③ [논리 방향 역전]</w:t>
+        <w:t>② [반의어]</w:t>
       </w:r>
       <w:r>
         <w:rPr>
@@ -4418,25 +4533,7 @@
           <w:sz w:val="14"/>
           <w:u w:val="none"/>
         </w:rPr>
-        <w:t xml:space="preserve"> (B)는 맞지만 (A)가 ‘이해 → 논의’ 순서를 ‘논의 → 이해’로 뒤집음. </w:t>
-      </w:r>
-      <w:r>
-        <w:rPr>
-          <w:rFonts w:ascii="맑은 고딕" w:hAnsi="맑은 고딕" w:eastAsia="맑은 고딕"/>
-          <w:b/>
-          <w:sz w:val="14"/>
-          <w:u w:val="none"/>
-        </w:rPr>
-        <w:t>④⑤</w:t>
-      </w:r>
-      <w:r>
-        <w:rPr>
-          <w:rFonts w:ascii="맑은 고딕" w:hAnsi="맑은 고딕" w:eastAsia="맑은 고딕"/>
-          <w:b w:val="0"/>
-          <w:sz w:val="14"/>
-          <w:u w:val="none"/>
-        </w:rPr>
-        <w:t xml:space="preserve"> 본문에 근거 없음. At first glance(통념) → Yet(반전) → In that case(귀결)의 3단 흐름을 잡아야 한다.</w:t>
+        <w:t xml:space="preserve"> But this conversation faces a massive opportunity는 But의 역접과 충돌.</w:t>
       </w:r>
     </w:p>
     <w:p>
@@ -4461,7 +4558,7 @@
           <w:sz w:val="14"/>
           <w:u w:val="none"/>
         </w:rPr>
-        <w:t xml:space="preserve"> 크릴 수가 ‘증가’하면 고래가 굶주릴 이유가 없다 → </w:t>
+        <w:t xml:space="preserve"> </w:t>
       </w:r>
       <w:r>
         <w:rPr>
@@ -4470,7 +4567,7 @@
           <w:sz w:val="14"/>
           <w:u w:val="none"/>
         </w:rPr>
-        <w:t>decline(감소)</w:t>
+        <w:t>④ [범위 반전]</w:t>
       </w:r>
       <w:r>
         <w:rPr>
@@ -4479,7 +4576,7 @@
           <w:sz w:val="14"/>
           <w:u w:val="none"/>
         </w:rPr>
-        <w:t xml:space="preserve">. 문장 안에서는 어색하지 않고 두 문장 뒤의 whales going hungry와 맞춰 봐야 드러난다. </w:t>
+        <w:t xml:space="preserve"> ‘고래 먹이’ 이상의 역할(ocean engine)을 지운 선지. </w:t>
       </w:r>
       <w:r>
         <w:rPr>
@@ -4488,7 +4585,7 @@
           <w:sz w:val="14"/>
           <w:u w:val="none"/>
         </w:rPr>
-        <w:t>③ [한 끗 함정]</w:t>
+        <w:t>①</w:t>
       </w:r>
       <w:r>
         <w:rPr>
@@ -4497,7 +4594,7 @@
           <w:sz w:val="14"/>
           <w:u w:val="none"/>
         </w:rPr>
-        <w:t xml:space="preserve"> 아는 것이니 clear여야 할 것 같지만 at least(적어도)와 어울리는 것은 ‘막연한’. </w:t>
+        <w:t xml:space="preserve"> decades overdue의 환언(put off) — 참. </w:t>
       </w:r>
       <w:r>
         <w:rPr>
@@ -4506,7 +4603,7 @@
           <w:sz w:val="14"/>
           <w:u w:val="none"/>
         </w:rPr>
-        <w:t>① [한 끗 함정]</w:t>
+        <w:t>⑤</w:t>
       </w:r>
       <w:r>
         <w:rPr>
@@ -4515,7 +4612,7 @@
           <w:sz w:val="14"/>
           <w:u w:val="none"/>
         </w:rPr>
-        <w:t xml:space="preserve"> overdue를 부정적으로 느껴 고르기 쉽지만 ‘수십 년 늦은 대화’로 문맥에 맞다.</w:t>
+        <w:t xml:space="preserve"> We need to understand … before we can … take appropriate action.</w:t>
       </w:r>
     </w:p>
     <w:p>
@@ -4549,7 +4646,7 @@
           <w:sz w:val="14"/>
           <w:u w:val="none"/>
         </w:rPr>
-        <w:t>③ [대상 치환]</w:t>
+        <w:t>③ [첫인상 함정]</w:t>
       </w:r>
       <w:r>
         <w:rPr>
@@ -4558,7 +4655,7 @@
           <w:sz w:val="14"/>
           <w:u w:val="none"/>
         </w:rPr>
-        <w:t xml:space="preserve"> 신장·학교는 대조를 위한 예시일 뿐. </w:t>
+        <w:t xml:space="preserve"> 꿀값은 대중이 ‘먼저 떠올리는’ 것일 뿐 필자의 결론이 아니다. </w:t>
       </w:r>
       <w:r>
         <w:rPr>
@@ -4567,7 +4664,7 @@
           <w:sz w:val="14"/>
           <w:u w:val="none"/>
         </w:rPr>
-        <w:t>④ [지엽]</w:t>
+        <w:t>⑤ [only 함정]</w:t>
       </w:r>
       <w:r>
         <w:rPr>
@@ -4576,7 +4673,7 @@
           <w:sz w:val="14"/>
           <w:u w:val="none"/>
         </w:rPr>
-        <w:t xml:space="preserve"> 크릴–고래는 ‘겉으로만 이해한 사례’. </w:t>
+        <w:t xml:space="preserve"> 두 글 모두 ‘그 이상’을 강조. </w:t>
       </w:r>
       <w:r>
         <w:rPr>
@@ -4585,7 +4682,7 @@
           <w:sz w:val="14"/>
           <w:u w:val="none"/>
         </w:rPr>
-        <w:t>⑤ [한 끗]</w:t>
+        <w:t>④</w:t>
       </w:r>
       <w:r>
         <w:rPr>
@@ -4594,25 +4691,7 @@
           <w:sz w:val="14"/>
           <w:u w:val="none"/>
         </w:rPr>
-        <w:t xml:space="preserve"> 지식–행동의 관계를 다루어 비슷해 보이지만, 글은 ‘지식이 있는데 행동이 어렵다’가 아니라 ‘지식 자체가 없다’는 문제를 말한다. </w:t>
-      </w:r>
-      <w:r>
-        <w:rPr>
-          <w:rFonts w:ascii="맑은 고딕" w:hAnsi="맑은 고딕" w:eastAsia="맑은 고딕"/>
-          <w:b/>
-          <w:sz w:val="14"/>
-          <w:u w:val="none"/>
-        </w:rPr>
-        <w:t>②</w:t>
-      </w:r>
-      <w:r>
-        <w:rPr>
-          <w:rFonts w:ascii="맑은 고딕" w:hAnsi="맑은 고딕" w:eastAsia="맑은 고딕"/>
-          <w:b w:val="0"/>
-          <w:sz w:val="14"/>
-          <w:u w:val="none"/>
-        </w:rPr>
-        <w:t xml:space="preserve"> 관심이 늦은 ‘이유’는 다루지 않는다.</w:t>
+        <w:t xml:space="preserve"> 과장 여부는 어느 글에도 없다.</w:t>
       </w:r>
     </w:p>
     <w:p>
@@ -4646,7 +4725,7 @@
           <w:sz w:val="14"/>
           <w:u w:val="none"/>
         </w:rPr>
-        <w:t>④ [정도 조작]</w:t>
+        <w:t>② [바로 앞 문장 함정]</w:t>
       </w:r>
       <w:r>
         <w:rPr>
@@ -4655,7 +4734,7 @@
           <w:sz w:val="14"/>
           <w:u w:val="none"/>
         </w:rPr>
-        <w:t xml:space="preserve"> 본문에 나온 사실(고래의 굶주림)을 ‘주된(chief) 위험’으로 격상 — 글의 요점과 정반대. </w:t>
+        <w:t xml:space="preserve"> whales going hungry만 보면 ‘먹이 공급’을 고르기 쉽지만 필자는 그 이상이라고 했다. </w:t>
       </w:r>
       <w:r>
         <w:rPr>
@@ -4664,7 +4743,7 @@
           <w:sz w:val="14"/>
           <w:u w:val="none"/>
         </w:rPr>
-        <w:t>① [한 끗]</w:t>
+        <w:t>①</w:t>
       </w:r>
       <w:r>
         <w:rPr>
@@ -4673,25 +4752,7 @@
           <w:sz w:val="14"/>
           <w:u w:val="none"/>
         </w:rPr>
-        <w:t xml:space="preserve"> decades overdue → ought to have begun decades ago로 환언한 일치 선지. </w:t>
-      </w:r>
-      <w:r>
-        <w:rPr>
-          <w:rFonts w:ascii="맑은 고딕" w:hAnsi="맑은 고딕" w:eastAsia="맑은 고딕"/>
-          <w:b/>
-          <w:sz w:val="14"/>
-          <w:u w:val="none"/>
-        </w:rPr>
-        <w:t>③</w:t>
-      </w:r>
-      <w:r>
-        <w:rPr>
-          <w:rFonts w:ascii="맑은 고딕" w:hAnsi="맑은 고딕" w:eastAsia="맑은 고딕"/>
-          <w:b w:val="0"/>
-          <w:sz w:val="14"/>
-          <w:u w:val="none"/>
-        </w:rPr>
-        <w:t xml:space="preserve"> was covered at school과 일치.</w:t>
+        <w:t xml:space="preserve"> engine을 기계로 직역.</w:t>
       </w:r>
     </w:p>
     <w:p>
@@ -4725,7 +4786,7 @@
           <w:sz w:val="14"/>
           <w:u w:val="none"/>
         </w:rPr>
-        <w:t>(A) ○</w:t>
+        <w:t>③ [소재어 재사용 함정]</w:t>
       </w:r>
       <w:r>
         <w:rPr>
@@ -4734,79 +4795,7 @@
           <w:sz w:val="14"/>
           <w:u w:val="none"/>
         </w:rPr>
-        <w:t xml:space="preserve"> 대조 구조 그대로. </w:t>
-      </w:r>
-      <w:r>
-        <w:rPr>
-          <w:rFonts w:ascii="맑은 고딕" w:hAnsi="맑은 고딕" w:eastAsia="맑은 고딕"/>
-          <w:b/>
-          <w:sz w:val="14"/>
-          <w:u w:val="none"/>
-        </w:rPr>
-        <w:t>(B) ○</w:t>
-      </w:r>
-      <w:r>
-        <w:rPr>
-          <w:rFonts w:ascii="맑은 고딕" w:hAnsi="맑은 고딕" w:eastAsia="맑은 고딕"/>
-          <w:b w:val="0"/>
-          <w:sz w:val="14"/>
-          <w:u w:val="none"/>
-        </w:rPr>
-        <w:t xml:space="preserve"> 뒤에 명사 workings가 이어지고 ‘그 체계의 작동 방식’이라는 소유 관계 → whose. which는 뒤 절에 빈자리가 있어야 하는데 workings가 이미 taught의 목적어 자리. </w:t>
-      </w:r>
-      <w:r>
-        <w:rPr>
-          <w:rFonts w:ascii="맑은 고딕" w:hAnsi="맑은 고딕" w:eastAsia="맑은 고딕"/>
-          <w:b/>
-          <w:sz w:val="14"/>
-          <w:u w:val="none"/>
-        </w:rPr>
-        <w:t>(C) ✕ [의미 역전]</w:t>
-      </w:r>
-      <w:r>
-        <w:rPr>
-          <w:rFonts w:ascii="맑은 고딕" w:hAnsi="맑은 고딕" w:eastAsia="맑은 고딕"/>
-          <w:b w:val="0"/>
-          <w:sz w:val="14"/>
-          <w:u w:val="none"/>
-        </w:rPr>
-        <w:t xml:space="preserve"> ⓑ는 ‘해양 소식을 듣는 사람들은 그런 지식이 </w:t>
-      </w:r>
-      <w:r>
-        <w:rPr>
-          <w:rFonts w:ascii="맑은 고딕" w:hAnsi="맑은 고딕" w:eastAsia="맑은 고딕"/>
-          <w:b/>
-          <w:sz w:val="14"/>
-          <w:u w:val="none"/>
-        </w:rPr>
-        <w:t>없다</w:t>
-      </w:r>
-      <w:r>
-        <w:rPr>
-          <w:rFonts w:ascii="맑은 고딕" w:hAnsi="맑은 고딕" w:eastAsia="맑은 고딕"/>
-          <w:b w:val="0"/>
-          <w:sz w:val="14"/>
-          <w:u w:val="none"/>
-        </w:rPr>
-        <w:t xml:space="preserve">’. </w:t>
-      </w:r>
-      <w:r>
-        <w:rPr>
-          <w:rFonts w:ascii="맑은 고딕" w:hAnsi="맑은 고딕" w:eastAsia="맑은 고딕"/>
-          <w:b/>
-          <w:sz w:val="14"/>
-          <w:u w:val="none"/>
-        </w:rPr>
-        <w:t>(D) ○</w:t>
-      </w:r>
-      <w:r>
-        <w:rPr>
-          <w:rFonts w:ascii="맑은 고딕" w:hAnsi="맑은 고딕" w:eastAsia="맑은 고딕"/>
-          <w:b w:val="0"/>
-          <w:sz w:val="14"/>
-          <w:u w:val="none"/>
-        </w:rPr>
-        <w:t xml:space="preserve"> 대중이 ‘갖춰진’ 상태 → 수동 equipped. → ③⑤는 (C)의 부정을 놓쳤을 때, ②는 whose를 틀렸다고 봤을 때 고르는 선지.</w:t>
+        <w:t xml:space="preserve"> kidney를 그대로 써서 자연스러워 보이지만 ‘앎의 정도’가 아니라 ‘질병 원인’ 이야기다. ③을 빼면 ②의 that(the case)이 ④로 바로 이어진다.</w:t>
       </w:r>
     </w:p>
     <w:p>
@@ -4831,7 +4820,7 @@
           <w:sz w:val="14"/>
           <w:u w:val="none"/>
         </w:rPr>
-        <w:t xml:space="preserve"> 도치는 until절이 아니라 주절에서 일어난다(Not until do we understand ✕). we can discuss로 쓰면 도치 누락. and 뒤 take는 discuss와 병렬이므로 원형(taking ✕, can을 반복하지 않음). [채점] 조동사–주어 도치 1.5 · 병렬 take 1 · 나머지 0.5.</w:t>
+        <w:t xml:space="preserve"> (1) awareness ✕(be ~ of 형용사 자리). (2) understand ✕ — 관사 a + 형용사 basic 뒤 명사. (3) appropriate ✕ — 동사 act 수식 부사. [채점] 각 1점.</w:t>
       </w:r>
     </w:p>
     <w:p>
@@ -4865,7 +4854,7 @@
           <w:sz w:val="14"/>
           <w:u w:val="none"/>
         </w:rPr>
-        <w:t>(A)</w:t>
+        <w:t>we can discuss</w:t>
       </w:r>
       <w:r>
         <w:rPr>
@@ -4874,7 +4863,7 @@
           <w:sz w:val="14"/>
           <w:u w:val="none"/>
         </w:rPr>
-        <w:t xml:space="preserve"> have + p.p. → </w:t>
+        <w:t xml:space="preserve"> ✕ — Not until 절이 문두에 오면 주절 도치(can we). </w:t>
       </w:r>
       <w:r>
         <w:rPr>
@@ -4883,7 +4872,7 @@
           <w:sz w:val="14"/>
           <w:u w:val="none"/>
         </w:rPr>
-        <w:t>learned</w:t>
+        <w:t>Not until can we understand</w:t>
       </w:r>
       <w:r>
         <w:rPr>
@@ -4892,79 +4881,7 @@
           <w:sz w:val="14"/>
           <w:u w:val="none"/>
         </w:rPr>
-        <w:t xml:space="preserve">. </w:t>
-      </w:r>
-      <w:r>
-        <w:rPr>
-          <w:rFonts w:ascii="맑은 고딕" w:hAnsi="맑은 고딕" w:eastAsia="맑은 고딕"/>
-          <w:b/>
-          <w:sz w:val="14"/>
-          <w:u w:val="none"/>
-        </w:rPr>
-        <w:t>(B)</w:t>
-      </w:r>
-      <w:r>
-        <w:rPr>
-          <w:rFonts w:ascii="맑은 고딕" w:hAnsi="맑은 고딕" w:eastAsia="맑은 고딕"/>
-          <w:b w:val="0"/>
-          <w:sz w:val="14"/>
-          <w:u w:val="none"/>
-        </w:rPr>
-        <w:t xml:space="preserve"> 이해가 ‘요구되는’ 수동 → </w:t>
-      </w:r>
-      <w:r>
-        <w:rPr>
-          <w:rFonts w:ascii="맑은 고딕" w:hAnsi="맑은 고딕" w:eastAsia="맑은 고딕"/>
-          <w:b/>
-          <w:sz w:val="14"/>
-          <w:u w:val="none"/>
-        </w:rPr>
-        <w:t>required</w:t>
-      </w:r>
-      <w:r>
-        <w:rPr>
-          <w:rFonts w:ascii="맑은 고딕" w:hAnsi="맑은 고딕" w:eastAsia="맑은 고딕"/>
-          <w:b w:val="0"/>
-          <w:sz w:val="14"/>
-          <w:u w:val="none"/>
-        </w:rPr>
-        <w:t xml:space="preserve">. delayed는 ‘이해가 늦춰진다’가 되어 뒤의 before절과 맞지 않는다. </w:t>
-      </w:r>
-      <w:r>
-        <w:rPr>
-          <w:rFonts w:ascii="맑은 고딕" w:hAnsi="맑은 고딕" w:eastAsia="맑은 고딕"/>
-          <w:b/>
-          <w:sz w:val="14"/>
-          <w:u w:val="none"/>
-        </w:rPr>
-        <w:t>(C)</w:t>
-      </w:r>
-      <w:r>
-        <w:rPr>
-          <w:rFonts w:ascii="맑은 고딕" w:hAnsi="맑은 고딕" w:eastAsia="맑은 고딕"/>
-          <w:b w:val="0"/>
-          <w:sz w:val="14"/>
-          <w:u w:val="none"/>
-        </w:rPr>
-        <w:t xml:space="preserve"> action can be + p.p., take action의 수동 → </w:t>
-      </w:r>
-      <w:r>
-        <w:rPr>
-          <w:rFonts w:ascii="맑은 고딕" w:hAnsi="맑은 고딕" w:eastAsia="맑은 고딕"/>
-          <w:b/>
-          <w:sz w:val="14"/>
-          <w:u w:val="none"/>
-        </w:rPr>
-        <w:t>taken</w:t>
-      </w:r>
-      <w:r>
-        <w:rPr>
-          <w:rFonts w:ascii="맑은 고딕" w:hAnsi="맑은 고딕" w:eastAsia="맑은 고딕"/>
-          <w:b w:val="0"/>
-          <w:sz w:val="14"/>
-          <w:u w:val="none"/>
-        </w:rPr>
-        <w:t>(took ✕, 불규칙). faced는 action과 어울리지 않는다. [채점] 각 1점, 어형 오류 0점.</w:t>
+        <w:t xml:space="preserve"> ✕ — 도치는 주절에서. [채점] 도치 구조 1.5 / 어순 1 / 단어 수·철자 0.5.</w:t>
       </w:r>
     </w:p>
     <w:p>
@@ -4989,7 +4906,7 @@
           <w:sz w:val="14"/>
           <w:u w:val="none"/>
         </w:rPr>
-        <w:t xml:space="preserve"> (A)의 that이 가리킬 내용이 (C)에 있으므로 (C) → (A). (B)의 more to it의 it과 whales는 (A)의 krill 뉴스를 받아야 하므로 (A) → (B). </w:t>
+        <w:t xml:space="preserve"> </w:t>
       </w:r>
       <w:r>
         <w:rPr>
@@ -4998,7 +4915,7 @@
           <w:sz w:val="14"/>
           <w:u w:val="none"/>
         </w:rPr>
-        <w:t>① [한 끗]</w:t>
+        <w:t>⑤ [한 끗]</w:t>
       </w:r>
       <w:r>
         <w:rPr>
@@ -5007,7 +4924,7 @@
           <w:sz w:val="14"/>
           <w:u w:val="none"/>
         </w:rPr>
-        <w:t xml:space="preserve"> 주어진 글 끝의 don’t know와 (A)의 not the case가 이어져 보이지만, that이 가리킬 ‘아는 경우’가 아직 나오지 않았다.</w:t>
+        <w:t xml:space="preserve"> But that’s not the case for the oceans 뒤에 두면 ‘학교에서 배웠다’가 해양에 대한 말이 되어 앞 문장과 모순.</w:t>
       </w:r>
     </w:p>
     <w:p>

--- a/shinmok1/pack/2510/H1MOGO25-10_22_SET.docx
+++ b/shinmok1/pack/2510/H1MOGO25-10_22_SET.docx
@@ -107,7 +107,7 @@
     </w:p>
     <w:p>
       <w:pPr>
-        <w:spacing w:before="0" w:after="20" w:line="360" w:lineRule="auto"/>
+        <w:spacing w:before="0" w:after="20" w:line="300" w:lineRule="auto"/>
         <w:jc w:val="both"/>
         <w:snapToGrid w:val="0"/>
       </w:pPr>
@@ -245,7 +245,7 @@
           <w:sz w:val="17"/>
           <w:u w:val="none"/>
         </w:rPr>
-        <w:t xml:space="preserve"> is decades </w:t>
+        <w:t xml:space="preserve"> is decades overdue. But this conversation faces a massive </w:t>
       </w:r>
       <w:r>
         <w:rPr>
@@ -265,7 +265,7 @@
           <w:sz w:val="17"/>
           <w:u w:val="none"/>
         </w:rPr>
-        <w:t xml:space="preserve">o________. But this conversation faces a </w:t>
+        <w:t xml:space="preserve">o________. It’s almost impossible </w:t>
       </w:r>
       <w:r>
         <w:rPr>
@@ -285,7 +285,7 @@
           <w:sz w:val="17"/>
           <w:u w:val="none"/>
         </w:rPr>
-        <w:t>[ massive / minor ]</w:t>
+        <w:t>[ to discuss / discussing ]</w:t>
       </w:r>
       <w:r>
         <w:rPr>
@@ -294,7 +294,7 @@
           <w:sz w:val="17"/>
           <w:u w:val="none"/>
         </w:rPr>
-        <w:t xml:space="preserve"> obstacle. It’s almost impossible </w:t>
+        <w:t xml:space="preserve"> what to do about something </w:t>
       </w:r>
       <w:r>
         <w:rPr>
@@ -310,20 +310,11 @@
       <w:r>
         <w:rPr>
           <w:rFonts w:ascii="맑은 고딕" w:hAnsi="맑은 고딕" w:eastAsia="맑은 고딕"/>
-          <w:b/>
-          <w:sz w:val="17"/>
-          <w:u w:val="none"/>
-        </w:rPr>
-        <w:t>[ to discuss / discussing ]</w:t>
-      </w:r>
-      <w:r>
-        <w:rPr>
-          <w:rFonts w:ascii="맑은 고딕" w:hAnsi="맑은 고딕" w:eastAsia="맑은 고딕"/>
           <w:b w:val="0"/>
           <w:sz w:val="17"/>
           <w:u w:val="none"/>
         </w:rPr>
-        <w:t xml:space="preserve"> what to do about something </w:t>
+        <w:t xml:space="preserve">________(change) if you don’t </w:t>
       </w:r>
       <w:r>
         <w:rPr>
@@ -343,7 +334,7 @@
           <w:sz w:val="17"/>
           <w:u w:val="none"/>
         </w:rPr>
-        <w:t>[ changing / changed ]</w:t>
+        <w:t>[ initially / initial ]</w:t>
       </w:r>
       <w:r>
         <w:rPr>
@@ -352,7 +343,7 @@
           <w:sz w:val="17"/>
           <w:u w:val="none"/>
         </w:rPr>
-        <w:t xml:space="preserve"> if you don’t </w:t>
+        <w:t xml:space="preserve"> know how it works. If a doctor tells a patient that they have a problem with their kidneys, the patient probably already has at least a </w:t>
       </w:r>
       <w:r>
         <w:rPr>
@@ -368,11 +359,20 @@
       <w:r>
         <w:rPr>
           <w:rFonts w:ascii="맑은 고딕" w:hAnsi="맑은 고딕" w:eastAsia="맑은 고딕"/>
+          <w:b/>
+          <w:sz w:val="17"/>
+          <w:u w:val="none"/>
+        </w:rPr>
+        <w:t>[ vague / precise ]</w:t>
+      </w:r>
+      <w:r>
+        <w:rPr>
+          <w:rFonts w:ascii="맑은 고딕" w:hAnsi="맑은 고딕" w:eastAsia="맑은 고딕"/>
           <w:b w:val="0"/>
           <w:sz w:val="17"/>
           <w:u w:val="none"/>
         </w:rPr>
-        <w:t xml:space="preserve">________(initial) know how it works. If a doctor tells a patient that they have a problem with their </w:t>
+        <w:t xml:space="preserve"> idea about </w:t>
       </w:r>
       <w:r>
         <w:rPr>
@@ -388,11 +388,20 @@
       <w:r>
         <w:rPr>
           <w:rFonts w:ascii="맑은 고딕" w:hAnsi="맑은 고딕" w:eastAsia="맑은 고딕"/>
+          <w:b/>
+          <w:sz w:val="17"/>
+          <w:u w:val="none"/>
+        </w:rPr>
+        <w:t>[ where their kidneys are / where are their kidneys ]</w:t>
+      </w:r>
+      <w:r>
+        <w:rPr>
+          <w:rFonts w:ascii="맑은 고딕" w:hAnsi="맑은 고딕" w:eastAsia="맑은 고딕"/>
           <w:b w:val="0"/>
           <w:sz w:val="17"/>
           <w:u w:val="none"/>
         </w:rPr>
-        <w:t xml:space="preserve">k________, the patient probably already has at least a </w:t>
+        <w:t xml:space="preserve"> and what they’re up to. They </w:t>
       </w:r>
       <w:r>
         <w:rPr>
@@ -412,7 +421,7 @@
           <w:sz w:val="17"/>
           <w:u w:val="none"/>
         </w:rPr>
-        <w:t>[ vague / precise ]</w:t>
+        <w:t>[ learned / have learned ]</w:t>
       </w:r>
       <w:r>
         <w:rPr>
@@ -421,7 +430,7 @@
           <w:sz w:val="17"/>
           <w:u w:val="none"/>
         </w:rPr>
-        <w:t xml:space="preserve"> idea about where their kidneys </w:t>
+        <w:t xml:space="preserve"> about that part of their own </w:t>
       </w:r>
       <w:r>
         <w:rPr>
@@ -437,20 +446,11 @@
       <w:r>
         <w:rPr>
           <w:rFonts w:ascii="맑은 고딕" w:hAnsi="맑은 고딕" w:eastAsia="맑은 고딕"/>
-          <w:b/>
-          <w:sz w:val="17"/>
-          <w:u w:val="none"/>
-        </w:rPr>
-        <w:t>[ are / is ]</w:t>
-      </w:r>
-      <w:r>
-        <w:rPr>
-          <w:rFonts w:ascii="맑은 고딕" w:hAnsi="맑은 고딕" w:eastAsia="맑은 고딕"/>
           <w:b w:val="0"/>
           <w:sz w:val="17"/>
           <w:u w:val="none"/>
         </w:rPr>
-        <w:t xml:space="preserve"> and what they’re up to. They </w:t>
+        <w:t xml:space="preserve">________(person) life-support system at school. But that’s not the case for the oceans. When we see a news story about the long-term decline in the numbers of </w:t>
       </w:r>
       <w:r>
         <w:rPr>
@@ -466,20 +466,11 @@
       <w:r>
         <w:rPr>
           <w:rFonts w:ascii="맑은 고딕" w:hAnsi="맑은 고딕" w:eastAsia="맑은 고딕"/>
-          <w:b/>
-          <w:sz w:val="17"/>
-          <w:u w:val="none"/>
-        </w:rPr>
-        <w:t>[ learned / have learned ]</w:t>
-      </w:r>
-      <w:r>
-        <w:rPr>
-          <w:rFonts w:ascii="맑은 고딕" w:hAnsi="맑은 고딕" w:eastAsia="맑은 고딕"/>
           <w:b w:val="0"/>
           <w:sz w:val="17"/>
           <w:u w:val="none"/>
         </w:rPr>
-        <w:t xml:space="preserve"> about that part of their own </w:t>
+        <w:t xml:space="preserve">k________ in the Southern Ocean, it </w:t>
       </w:r>
       <w:r>
         <w:rPr>
@@ -495,11 +486,20 @@
       <w:r>
         <w:rPr>
           <w:rFonts w:ascii="맑은 고딕" w:hAnsi="맑은 고딕" w:eastAsia="맑은 고딕"/>
+          <w:b/>
+          <w:sz w:val="17"/>
+          <w:u w:val="none"/>
+        </w:rPr>
+        <w:t>[ sounds / sound ]</w:t>
+      </w:r>
+      <w:r>
+        <w:rPr>
+          <w:rFonts w:ascii="맑은 고딕" w:hAnsi="맑은 고딕" w:eastAsia="맑은 고딕"/>
           <w:b w:val="0"/>
           <w:sz w:val="17"/>
           <w:u w:val="none"/>
         </w:rPr>
-        <w:t xml:space="preserve">________(person) life-support system at school. But that’s not the case for the oceans. When we see a news story about the long-term decline in the numbers of krill in the Southern Ocean, it sounds </w:t>
+        <w:t xml:space="preserve"> generally like a bad thing. But there’s far </w:t>
       </w:r>
       <w:r>
         <w:rPr>
@@ -519,7 +519,7 @@
           <w:sz w:val="17"/>
           <w:u w:val="none"/>
         </w:rPr>
-        <w:t>[ generally / general ]</w:t>
+        <w:t>[ more / less ]</w:t>
       </w:r>
       <w:r>
         <w:rPr>
@@ -528,7 +528,7 @@
           <w:sz w:val="17"/>
           <w:u w:val="none"/>
         </w:rPr>
-        <w:t xml:space="preserve"> like a bad thing. But there’s far more to it than the risk of whales </w:t>
+        <w:t xml:space="preserve"> to it than the risk of whales </w:t>
       </w:r>
       <w:r>
         <w:rPr>
@@ -698,7 +698,7 @@
           <w:sz w:val="17"/>
           <w:u w:val="none"/>
         </w:rPr>
-        <w:t xml:space="preserve">It’s almost impossible to discuss what to do about something changing </w:t>
+        <w:t xml:space="preserve">An increasing awareness … is slowly seeping into the public agenda, </w:t>
       </w:r>
       <w:r>
         <w:rPr>
@@ -707,7 +707,7 @@
           <w:sz w:val="17"/>
           <w:u w:val="single"/>
         </w:rPr>
-        <w:t>if</w:t>
+        <w:t>dragging behind it</w:t>
       </w:r>
       <w:r>
         <w:rPr>
@@ -716,7 +716,7 @@
           <w:sz w:val="17"/>
           <w:u w:val="none"/>
         </w:rPr>
-        <w:t xml:space="preserve"> you don’t initially know how it works.  → 제시 교정: </w:t>
+        <w:t xml:space="preserve"> a conversation that is decades overdue.  → 제시 교정: </w:t>
       </w:r>
       <w:r>
         <w:rPr>
@@ -725,7 +725,7 @@
           <w:sz w:val="17"/>
           <w:u w:val="none"/>
         </w:rPr>
-        <w:t>unless</w:t>
+        <w:t>and drags behind it</w:t>
       </w:r>
       <w:r>
         <w:rPr>
@@ -760,7 +760,7 @@
           <w:sz w:val="17"/>
           <w:u w:val="none"/>
         </w:rPr>
-        <w:t xml:space="preserve">… the patient probably already has at least a vague idea about </w:t>
+        <w:t xml:space="preserve">It’s almost impossible to discuss </w:t>
       </w:r>
       <w:r>
         <w:rPr>
@@ -769,7 +769,7 @@
           <w:sz w:val="17"/>
           <w:u w:val="single"/>
         </w:rPr>
-        <w:t>where their kidneys are</w:t>
+        <w:t>what to do about</w:t>
       </w:r>
       <w:r>
         <w:rPr>
@@ -778,7 +778,7 @@
           <w:sz w:val="17"/>
           <w:u w:val="none"/>
         </w:rPr>
-        <w:t xml:space="preserve">  → 제시 교정: </w:t>
+        <w:t xml:space="preserve"> something changing if you don’t initially know how it works.  → 제시 교정: </w:t>
       </w:r>
       <w:r>
         <w:rPr>
@@ -787,7 +787,7 @@
           <w:sz w:val="17"/>
           <w:u w:val="none"/>
         </w:rPr>
-        <w:t>the location of their kidneys</w:t>
+        <w:t>how to deal with</w:t>
       </w:r>
       <w:r>
         <w:rPr>
@@ -822,7 +822,7 @@
           <w:sz w:val="17"/>
           <w:u w:val="none"/>
         </w:rPr>
-        <w:t xml:space="preserve">When we see a news story about the long-term decline …, it sounds </w:t>
+        <w:t xml:space="preserve">… the patient probably already has at least a vague idea about </w:t>
       </w:r>
       <w:r>
         <w:rPr>
@@ -831,7 +831,7 @@
           <w:sz w:val="17"/>
           <w:u w:val="single"/>
         </w:rPr>
-        <w:t>generally</w:t>
+        <w:t>where their kidneys are</w:t>
       </w:r>
       <w:r>
         <w:rPr>
@@ -840,7 +840,7 @@
           <w:sz w:val="17"/>
           <w:u w:val="none"/>
         </w:rPr>
-        <w:t xml:space="preserve"> like a bad thing.  → 제시 교정: </w:t>
+        <w:t xml:space="preserve"> and what they’re up to.  → 제시 교정: </w:t>
       </w:r>
       <w:r>
         <w:rPr>
@@ -849,7 +849,7 @@
           <w:sz w:val="17"/>
           <w:u w:val="none"/>
         </w:rPr>
-        <w:t>on the whole</w:t>
+        <w:t>where are their kidneys</w:t>
       </w:r>
       <w:r>
         <w:rPr>
@@ -910,7 +910,7 @@
           <w:sz w:val="17"/>
           <w:u w:val="none"/>
         </w:rPr>
-        <w:t>변화하는 어떤 것이 어떻게 작동하는지를 애초에 모른다면 그것에 대해 무엇을 할지 논의하기란 거의 불가능하다.</w:t>
+        <w:t>하지만 거기에는 고래가 굶을 위험보다 훨씬 더 많은 것이 있다.</w:t>
       </w:r>
     </w:p>
     <w:p>
@@ -927,7 +927,7 @@
           <w:sz w:val="17"/>
           <w:u w:val="none"/>
         </w:rPr>
-        <w:t>it’s / almost impossible / to discuss / what / to do / about something / change / if / you don’t / initially / know / it works / initial</w:t>
+        <w:t>there / but / be / than / far more / the risk / of / whales / go / to it / hungry / as</w:t>
       </w:r>
     </w:p>
     <w:p>
@@ -962,7 +962,7 @@
           <w:sz w:val="17"/>
           <w:u w:val="none"/>
         </w:rPr>
-        <w:t>그들은 학교에서 자기 자신의 생명 유지 체계의 그 부분에 대해 배웠다.</w:t>
+        <w:t>의사가 환자에게 신장에 문제가 있다고 말하면, 그 환자는 아마 이미 자신의 신장이 어디에 있는지 적어도 막연하게는 알고 있을 것이다.</w:t>
       </w:r>
     </w:p>
     <w:p>
@@ -979,7 +979,7 @@
           <w:sz w:val="17"/>
           <w:u w:val="none"/>
         </w:rPr>
-        <w:t>they / learn / about / that part / of / their / personal / life-support system / at school / person</w:t>
+        <w:t>tell / that / a patient / if / a doctor / they / the patient / have / a problem / already / with their kidneys / probably / have / at least / about / what / where / be / a vague idea / their kidneys</w:t>
       </w:r>
     </w:p>
     <w:p>
@@ -1040,7 +1040,7 @@
           <w:sz w:val="17"/>
           <w:u w:val="none"/>
         </w:rPr>
-        <w:t>변화를 논의하고 적절한 조치를 취하려면 먼저 적어도 어느 정도의 맥락을 이해해야 한다.</w:t>
+        <w:t>변화하는 어떤 것이 어떻게 작동하는지를 처음부터 모른다면, 그것에 대해 무엇을 해야 할지 논의하기란 거의 불가능하다.</w:t>
       </w:r>
     </w:p>
     <w:p>
@@ -1057,7 +1057,7 @@
           <w:sz w:val="17"/>
           <w:u w:val="none"/>
         </w:rPr>
-        <w:t>we / need to / understand / at least / some of the context / before / we / can / discuss / the change / and / take / appropriately / action</w:t>
+        <w:t>almost impossible / it’s / to discuss / what to do about / something / if you don’t / how it works / initially know / change</w:t>
       </w:r>
     </w:p>
     <w:p>
@@ -1136,7 +1136,7 @@
           <w:sz w:val="17"/>
           <w:u w:val="none"/>
         </w:rPr>
-        <w:t xml:space="preserve"> a conversation — it이 가리키는 말을 본문에서(9단어): ______________________________________</w:t>
+        <w:t xml:space="preserve"> a conversation — it이 가리키는 말을 본문에서(9단어): ____________________________________________</w:t>
       </w:r>
     </w:p>
     <w:p>
@@ -1162,7 +1162,7 @@
           <w:sz w:val="17"/>
           <w:u w:val="none"/>
         </w:rPr>
-        <w:t xml:space="preserve">this conversation faces a massive </w:t>
+        <w:t xml:space="preserve">But </w:t>
       </w:r>
       <w:r>
         <w:rPr>
@@ -1171,7 +1171,7 @@
           <w:sz w:val="17"/>
           <w:u w:val="none"/>
         </w:rPr>
-        <w:t>obstacle</w:t>
+        <w:t>that</w:t>
       </w:r>
       <w:r>
         <w:rPr>
@@ -1180,7 +1180,7 @@
           <w:sz w:val="17"/>
           <w:u w:val="none"/>
         </w:rPr>
-        <w:t xml:space="preserve"> — 그 장애물이 무엇인지 우리말로: ______________________________________</w:t>
+        <w:t>’s not the case for the oceans — that이 가리키는 내용을 우리말로: ____________________________________________</w:t>
       </w:r>
     </w:p>
     <w:p>
@@ -1206,7 +1206,7 @@
           <w:sz w:val="17"/>
           <w:u w:val="none"/>
         </w:rPr>
-        <w:t xml:space="preserve">what </w:t>
+        <w:t xml:space="preserve">there’s far more to </w:t>
       </w:r>
       <w:r>
         <w:rPr>
@@ -1215,7 +1215,7 @@
           <w:sz w:val="17"/>
           <w:u w:val="none"/>
         </w:rPr>
-        <w:t>they’re</w:t>
+        <w:t>it</w:t>
       </w:r>
       <w:r>
         <w:rPr>
@@ -1224,7 +1224,7 @@
           <w:sz w:val="17"/>
           <w:u w:val="none"/>
         </w:rPr>
-        <w:t xml:space="preserve"> up to — they가 가리키는 말(1단어): ______________</w:t>
+        <w:t xml:space="preserve"> — it이 가리키는 말을 본문에서(8단어): ____________________________________________</w:t>
       </w:r>
     </w:p>
     <w:p>
@@ -1250,7 +1250,7 @@
           <w:sz w:val="17"/>
           <w:u w:val="none"/>
         </w:rPr>
-        <w:t xml:space="preserve">But </w:t>
+        <w:t xml:space="preserve">what </w:t>
       </w:r>
       <w:r>
         <w:rPr>
@@ -1259,7 +1259,7 @@
           <w:sz w:val="17"/>
           <w:u w:val="none"/>
         </w:rPr>
-        <w:t>that</w:t>
+        <w:t>they</w:t>
       </w:r>
       <w:r>
         <w:rPr>
@@ -1268,7 +1268,7 @@
           <w:sz w:val="17"/>
           <w:u w:val="none"/>
         </w:rPr>
-        <w:t>’s not the case for the oceans — that이 가리키는 내용을 우리말로: ______________________________________</w:t>
+        <w:t>’re up to — they가 가리키는 말(2단어): ______________</w:t>
       </w:r>
     </w:p>
     <w:p>
@@ -1299,7 +1299,7 @@
     </w:p>
     <w:p>
       <w:pPr>
-        <w:spacing w:before="0" w:after="20" w:line="360" w:lineRule="auto"/>
+        <w:spacing w:before="0" w:after="20" w:line="300" w:lineRule="auto"/>
         <w:jc w:val="both"/>
         <w:snapToGrid w:val="0"/>
       </w:pPr>
@@ -1449,7 +1449,7 @@
           <w:sz w:val="17"/>
           <w:u w:val="none"/>
         </w:rPr>
-        <w:t>Before we can respond properly to changes in the ocean, we must first u____________ how it works.</w:t>
+        <w:t>Before we can act on news about the ocean, we first need a basic u____________ of how it works.</w:t>
       </w:r>
     </w:p>
     <w:p>
@@ -1533,43 +1533,7 @@
           <w:sz w:val="17"/>
           <w:u w:val="none"/>
         </w:rPr>
-        <w:t>An increasing awareness of our effect on the ocean is slowly seeping into the public agenda, dragging behind it a conversation that is decades overdue. But this conversation faces a massive obstacle. It’s almost impossible to discuss what to do about something ⓐ</w:t>
-      </w:r>
-      <w:r>
-        <w:rPr>
-          <w:rFonts w:ascii="맑은 고딕" w:hAnsi="맑은 고딕" w:eastAsia="맑은 고딕"/>
-          <w:b w:val="0"/>
-          <w:sz w:val="17"/>
-          <w:u w:val="single"/>
-        </w:rPr>
-        <w:t>changing</w:t>
-      </w:r>
-      <w:r>
-        <w:rPr>
-          <w:rFonts w:ascii="맑은 고딕" w:hAnsi="맑은 고딕" w:eastAsia="맑은 고딕"/>
-          <w:b w:val="0"/>
-          <w:sz w:val="17"/>
-          <w:u w:val="none"/>
-        </w:rPr>
-        <w:t xml:space="preserve"> if you don’t initially know how it works. If a doctor tells a patient that they have a problem with their kidneys, the patient probably already has at least a ⓑ</w:t>
-      </w:r>
-      <w:r>
-        <w:rPr>
-          <w:rFonts w:ascii="맑은 고딕" w:hAnsi="맑은 고딕" w:eastAsia="맑은 고딕"/>
-          <w:b w:val="0"/>
-          <w:sz w:val="17"/>
-          <w:u w:val="single"/>
-        </w:rPr>
-        <w:t>vague</w:t>
-      </w:r>
-      <w:r>
-        <w:rPr>
-          <w:rFonts w:ascii="맑은 고딕" w:hAnsi="맑은 고딕" w:eastAsia="맑은 고딕"/>
-          <w:b w:val="0"/>
-          <w:sz w:val="17"/>
-          <w:u w:val="none"/>
-        </w:rPr>
-        <w:t xml:space="preserve"> idea about where their kidneys are and what they’re up to. They learned about that part of their own personal life-support system at school. (A) ________, that’s not the case for the oceans. When we see a news story about the long-term decline in the numbers of krill in the Southern Ocean, it sounds generally like a bad thing. But there’s far more to it than the risk of whales going hungry. Krill are a part of the ocean engine. We need to understand at least some of the context before we can discuss the change and take appropriate action.</w:t>
+        <w:t>People are gradually becoming more conscious of how we affect the ocean, and this growing concern is pulling into public view a discussion that should have started decades ago. That discussion, however, runs into a huge barrier. You can hardly talk about how to respond to a changing system when you have no idea, to begin with, of how that system operates. Suppose a doctor informs a patient that something is wrong with their kidneys; the patient most likely already has a rough sense of where those organs sit and what job they do. That part of their own body’s support system was covered in school. The same cannot be said of the oceans. A news report about krill numbers falling over many years in the Southern Ocean strikes us as bad news in a general way. Yet the story involves much more than hungry whales. Krill are one working part of the machinery (ⓐ) [that / what] runs the ocean. Only with some grasp of that bigger picture can we discuss the change and decide on a sensible response.</w:t>
       </w:r>
     </w:p>
     <w:p>
@@ -1615,7 +1579,7 @@
           <w:sz w:val="17"/>
           <w:u w:val="none"/>
         </w:rPr>
-        <w:t>(a) The writer compares what people know about their kidneys with what they know about the ocean.</w:t>
+        <w:t>(A) The kidney example is given as a case where people already hold basic background knowledge.</w:t>
       </w:r>
     </w:p>
     <w:p>
@@ -1638,7 +1602,7 @@
           <w:sz w:val="17"/>
           <w:u w:val="none"/>
         </w:rPr>
-        <w:t>(b) The appropriate expression for (A) is ‘Similarly’.</w:t>
+        <w:t>(B) ‘what’ is the right choice for (ⓐ), because the following clause has no subject.</w:t>
       </w:r>
     </w:p>
     <w:p>
@@ -1661,7 +1625,1060 @@
           <w:sz w:val="17"/>
           <w:u w:val="none"/>
         </w:rPr>
-        <w:t>(c) In ⓐ, ‘changing’ modifies ‘something’ and can be rewritten as ‘that is changing’.</w:t>
+        <w:t>(C) The sentence ‘The same cannot be said of the oceans.’ means that people know their oceans as well as they know their organs.</w:t>
+      </w:r>
+    </w:p>
+    <w:p>
+      <w:pPr>
+        <w:spacing w:before="0" w:after="60" w:line="288" w:lineRule="auto"/>
+        <w:ind w:left="40"/>
+        <w:snapToGrid w:val="0"/>
+        <w:pBdr>
+          <w:top w:val="single" w:sz="4" w:space="2" w:color="9B6BD0"/>
+          <w:left w:val="single" w:sz="4" w:space="2" w:color="9B6BD0"/>
+          <w:bottom w:val="single" w:sz="4" w:space="2" w:color="9B6BD0"/>
+          <w:right w:val="single" w:sz="4" w:space="2" w:color="9B6BD0"/>
+        </w:pBdr>
+        <w:shd w:val="clear" w:color="auto" w:fill="FAF5FF"/>
+      </w:pPr>
+      <w:r>
+        <w:rPr>
+          <w:rFonts w:ascii="맑은 고딕" w:hAnsi="맑은 고딕" w:eastAsia="맑은 고딕"/>
+          <w:b w:val="0"/>
+          <w:sz w:val="17"/>
+          <w:u w:val="none"/>
+        </w:rPr>
+        <w:t>(D) In the summary ‘The writer argues that acting on ocean news requires us to understand how the ocean works first’, the verb ‘requires’ agrees with its subject.</w:t>
+      </w:r>
+    </w:p>
+    <w:p>
+      <w:pPr>
+        <w:spacing w:before="0" w:after="20" w:line="276" w:lineRule="auto"/>
+        <w:ind w:left="80"/>
+        <w:snapToGrid w:val="0"/>
+      </w:pPr>
+      <w:r>
+        <w:rPr>
+          <w:rFonts w:ascii="맑은 고딕" w:hAnsi="맑은 고딕" w:eastAsia="맑은 고딕"/>
+          <w:b w:val="0"/>
+          <w:sz w:val="17"/>
+          <w:u w:val="none"/>
+        </w:rPr>
+        <w:t>① (A), (C)    ② (B), (C)    ③ (B), (D)    ④ (A), (B), (D)    ⑤ (C), (D)</w:t>
+      </w:r>
+    </w:p>
+    <w:p>
+      <w:pPr>
+        <w:keepNext/>
+        <w:spacing w:before="80" w:after="20" w:line="276" w:lineRule="auto"/>
+        <w:snapToGrid w:val="0"/>
+      </w:pPr>
+      <w:r>
+        <w:rPr>
+          <w:rFonts w:ascii="맑은 고딕" w:hAnsi="맑은 고딕" w:eastAsia="맑은 고딕"/>
+          <w:b/>
+          <w:sz w:val="17"/>
+          <w:u w:val="none"/>
+        </w:rPr>
+        <w:t>22-2.</w:t>
+      </w:r>
+      <w:r>
+        <w:rPr>
+          <w:rFonts w:ascii="맑은 고딕" w:hAnsi="맑은 고딕" w:eastAsia="맑은 고딕"/>
+          <w:b w:val="0"/>
+          <w:sz w:val="17"/>
+          <w:u w:val="none"/>
+        </w:rPr>
+        <w:t xml:space="preserve"> [A]와 [B]를 읽고 이해한 것으로 가장 적절하지 </w:t>
+      </w:r>
+      <w:r>
+        <w:rPr>
+          <w:rFonts w:ascii="맑은 고딕" w:hAnsi="맑은 고딕" w:eastAsia="맑은 고딕"/>
+          <w:b w:val="0"/>
+          <w:sz w:val="17"/>
+          <w:u w:val="single"/>
+        </w:rPr>
+        <w:t>않은</w:t>
+      </w:r>
+      <w:r>
+        <w:rPr>
+          <w:rFonts w:ascii="맑은 고딕" w:hAnsi="맑은 고딕" w:eastAsia="맑은 고딕"/>
+          <w:b w:val="0"/>
+          <w:sz w:val="17"/>
+          <w:u w:val="none"/>
+        </w:rPr>
+        <w:t xml:space="preserve"> 것은? [3.2점]</w:t>
+      </w:r>
+    </w:p>
+    <w:p>
+      <w:pPr>
+        <w:spacing w:before="0" w:after="60" w:line="288" w:lineRule="auto"/>
+        <w:ind w:left="40"/>
+        <w:snapToGrid w:val="0"/>
+        <w:pBdr>
+          <w:top w:val="single" w:sz="4" w:space="2" w:color="999999"/>
+          <w:left w:val="single" w:sz="4" w:space="2" w:color="999999"/>
+          <w:bottom w:val="single" w:sz="4" w:space="2" w:color="999999"/>
+          <w:right w:val="single" w:sz="4" w:space="2" w:color="999999"/>
+        </w:pBdr>
+        <w:shd w:val="clear" w:color="auto" w:fill="F6F3EA"/>
+      </w:pPr>
+      <w:r>
+        <w:rPr>
+          <w:rFonts w:ascii="맑은 고딕" w:hAnsi="맑은 고딕" w:eastAsia="맑은 고딕"/>
+          <w:b w:val="0"/>
+          <w:sz w:val="17"/>
+          <w:u w:val="none"/>
+        </w:rPr>
+        <w:t>[A] If a doctor tells a patient that they have a problem with their kidneys, the patient probably already has at least a vague idea about where their kidneys are and what they’re up to. They learned about that part of their own personal life-support system at school. But that’s not the case for the oceans. When we see a news story about the long-term decline in the numbers of krill in the Southern Ocean, it sounds generally like a bad thing. But there’s far more to it than the risk of whales going hungry. Krill are a part of the ocean engine.</w:t>
+      </w:r>
+    </w:p>
+    <w:p>
+      <w:pPr>
+        <w:spacing w:before="0" w:after="60" w:line="288" w:lineRule="auto"/>
+        <w:ind w:left="40"/>
+        <w:snapToGrid w:val="0"/>
+        <w:pBdr>
+          <w:top w:val="single" w:sz="4" w:space="2" w:color="6B7FB8"/>
+          <w:left w:val="single" w:sz="4" w:space="2" w:color="6B7FB8"/>
+          <w:bottom w:val="single" w:sz="4" w:space="2" w:color="6B7FB8"/>
+          <w:right w:val="single" w:sz="4" w:space="2" w:color="6B7FB8"/>
+        </w:pBdr>
+        <w:shd w:val="clear" w:color="auto" w:fill="EEF2FF"/>
+      </w:pPr>
+      <w:r>
+        <w:rPr>
+          <w:rFonts w:ascii="맑은 고딕" w:hAnsi="맑은 고딕" w:eastAsia="맑은 고딕"/>
+          <w:b w:val="0"/>
+          <w:sz w:val="17"/>
+          <w:u w:val="none"/>
+        </w:rPr>
+        <w:t>[B] The same problem appears with soil. Most people can name the organs of their own bodies, but few could explain what earthworms and fungi do beneath a farm. So when we read that earthworm numbers are falling, we shrug. Yet these creatures keep the soil open to air and water, and a field that has lost them slowly hardens. Without a basic picture of how soil works, a warning about worms is just another sad headline.</w:t>
+      </w:r>
+    </w:p>
+    <w:p>
+      <w:pPr>
+        <w:spacing w:before="0" w:after="0" w:line="269" w:lineRule="auto"/>
+        <w:ind w:left="180" w:hanging="180"/>
+        <w:snapToGrid w:val="0"/>
+      </w:pPr>
+      <w:r>
+        <w:rPr>
+          <w:rFonts w:ascii="맑은 고딕" w:hAnsi="맑은 고딕" w:eastAsia="맑은 고딕"/>
+          <w:b w:val="0"/>
+          <w:sz w:val="17"/>
+          <w:u w:val="none"/>
+        </w:rPr>
+        <w:t>① Both [A] and [B] contrast what people know about their own bodies with what they know about a natural system.</w:t>
+      </w:r>
+    </w:p>
+    <w:p>
+      <w:pPr>
+        <w:spacing w:before="0" w:after="0" w:line="269" w:lineRule="auto"/>
+        <w:ind w:left="180" w:hanging="180"/>
+        <w:snapToGrid w:val="0"/>
+      </w:pPr>
+      <w:r>
+        <w:rPr>
+          <w:rFonts w:ascii="맑은 고딕" w:hAnsi="맑은 고딕" w:eastAsia="맑은 고딕"/>
+          <w:b w:val="0"/>
+          <w:sz w:val="17"/>
+          <w:u w:val="none"/>
+        </w:rPr>
+        <w:t>② [A] uses krill and [B] uses earthworms as examples of creatures whose decline is reported but not understood.</w:t>
+      </w:r>
+    </w:p>
+    <w:p>
+      <w:pPr>
+        <w:spacing w:before="0" w:after="0" w:line="269" w:lineRule="auto"/>
+        <w:ind w:left="180" w:hanging="180"/>
+        <w:snapToGrid w:val="0"/>
+      </w:pPr>
+      <w:r>
+        <w:rPr>
+          <w:rFonts w:ascii="맑은 고딕" w:hAnsi="맑은 고딕" w:eastAsia="맑은 고딕"/>
+          <w:b w:val="0"/>
+          <w:sz w:val="17"/>
+          <w:u w:val="none"/>
+        </w:rPr>
+        <w:t>③ In both texts, a news report about a decline fails to lead anywhere because readers lack basic background knowledge.</w:t>
+      </w:r>
+    </w:p>
+    <w:p>
+      <w:pPr>
+        <w:spacing w:before="0" w:after="0" w:line="269" w:lineRule="auto"/>
+        <w:ind w:left="180" w:hanging="180"/>
+        <w:snapToGrid w:val="0"/>
+      </w:pPr>
+      <w:r>
+        <w:rPr>
+          <w:rFonts w:ascii="맑은 고딕" w:hAnsi="맑은 고딕" w:eastAsia="맑은 고딕"/>
+          <w:b w:val="0"/>
+          <w:sz w:val="17"/>
+          <w:u w:val="none"/>
+        </w:rPr>
+        <w:t>④ [B] describes a concrete consequence of losing the creatures, whereas [A] only hints that the krill decline matters beyond whales.</w:t>
+      </w:r>
+    </w:p>
+    <w:p>
+      <w:pPr>
+        <w:spacing w:before="0" w:after="0" w:line="269" w:lineRule="auto"/>
+        <w:ind w:left="180" w:hanging="180"/>
+        <w:snapToGrid w:val="0"/>
+      </w:pPr>
+      <w:r>
+        <w:rPr>
+          <w:rFonts w:ascii="맑은 고딕" w:hAnsi="맑은 고딕" w:eastAsia="맑은 고딕"/>
+          <w:b w:val="0"/>
+          <w:sz w:val="17"/>
+          <w:u w:val="none"/>
+        </w:rPr>
+        <w:t>⑤ [A] blames schools for teaching about kidneys instead of oceans, and [B] blames farmers for ignoring earthworms.</w:t>
+      </w:r>
+    </w:p>
+    <w:p>
+      <w:pPr>
+        <w:keepNext/>
+        <w:spacing w:before="80" w:after="20" w:line="276" w:lineRule="auto"/>
+        <w:snapToGrid w:val="0"/>
+      </w:pPr>
+      <w:r>
+        <w:rPr>
+          <w:rFonts w:ascii="맑은 고딕" w:hAnsi="맑은 고딕" w:eastAsia="맑은 고딕"/>
+          <w:b/>
+          <w:sz w:val="17"/>
+          <w:u w:val="none"/>
+        </w:rPr>
+        <w:t>22-3.</w:t>
+      </w:r>
+      <w:r>
+        <w:rPr>
+          <w:rFonts w:ascii="맑은 고딕" w:hAnsi="맑은 고딕" w:eastAsia="맑은 고딕"/>
+          <w:b w:val="0"/>
+          <w:sz w:val="17"/>
+          <w:u w:val="none"/>
+        </w:rPr>
+        <w:t xml:space="preserve"> 윗글의 밑줄 친 </w:t>
+      </w:r>
+      <w:r>
+        <w:rPr>
+          <w:rFonts w:ascii="맑은 고딕" w:hAnsi="맑은 고딕" w:eastAsia="맑은 고딕"/>
+          <w:b w:val="0"/>
+          <w:sz w:val="17"/>
+          <w:u w:val="single"/>
+        </w:rPr>
+        <w:t>a conversation that is decades overdue</w:t>
+      </w:r>
+      <w:r>
+        <w:rPr>
+          <w:rFonts w:ascii="맑은 고딕" w:hAnsi="맑은 고딕" w:eastAsia="맑은 고딕"/>
+          <w:b w:val="0"/>
+          <w:sz w:val="17"/>
+          <w:u w:val="none"/>
+        </w:rPr>
+        <w:t>가 의미하는 바로 가장 적절한 것은? [3.0점]</w:t>
+      </w:r>
+    </w:p>
+    <w:p>
+      <w:pPr>
+        <w:spacing w:before="0" w:after="60" w:line="288" w:lineRule="auto"/>
+        <w:ind w:left="40"/>
+        <w:snapToGrid w:val="0"/>
+        <w:pBdr>
+          <w:top w:val="single" w:sz="4" w:space="2" w:color="999999"/>
+          <w:left w:val="single" w:sz="4" w:space="2" w:color="999999"/>
+          <w:bottom w:val="single" w:sz="4" w:space="2" w:color="999999"/>
+          <w:right w:val="single" w:sz="4" w:space="2" w:color="999999"/>
+        </w:pBdr>
+        <w:shd w:val="clear" w:color="auto" w:fill="F6F3EA"/>
+      </w:pPr>
+      <w:r>
+        <w:rPr>
+          <w:rFonts w:ascii="맑은 고딕" w:hAnsi="맑은 고딕" w:eastAsia="맑은 고딕"/>
+          <w:b w:val="0"/>
+          <w:sz w:val="17"/>
+          <w:u w:val="none"/>
+        </w:rPr>
+        <w:t xml:space="preserve">An increasing awareness of our effect on the ocean is slowly seeping into the public agenda, dragging behind it </w:t>
+      </w:r>
+      <w:r>
+        <w:rPr>
+          <w:rFonts w:ascii="맑은 고딕" w:hAnsi="맑은 고딕" w:eastAsia="맑은 고딕"/>
+          <w:b w:val="0"/>
+          <w:sz w:val="17"/>
+          <w:u w:val="single"/>
+        </w:rPr>
+        <w:t>a conversation that is decades overdue</w:t>
+      </w:r>
+      <w:r>
+        <w:rPr>
+          <w:rFonts w:ascii="맑은 고딕" w:hAnsi="맑은 고딕" w:eastAsia="맑은 고딕"/>
+          <w:b w:val="0"/>
+          <w:sz w:val="17"/>
+          <w:u w:val="none"/>
+        </w:rPr>
+        <w:t>. But this conversation faces a massive obstacle. If a doctor tells a patient that they have a problem with their kidneys, the patient probably already has at least a vague idea about where their kidneys are and what they’re up to. But that’s not the case for the oceans.</w:t>
+      </w:r>
+    </w:p>
+    <w:p>
+      <w:pPr>
+        <w:spacing w:before="0" w:after="0" w:line="269" w:lineRule="auto"/>
+        <w:ind w:left="180" w:hanging="180"/>
+        <w:snapToGrid w:val="0"/>
+      </w:pPr>
+      <w:r>
+        <w:rPr>
+          <w:rFonts w:ascii="맑은 고딕" w:hAnsi="맑은 고딕" w:eastAsia="맑은 고딕"/>
+          <w:b w:val="0"/>
+          <w:sz w:val="17"/>
+          <w:u w:val="none"/>
+        </w:rPr>
+        <w:t>① a public discussion about our impact on the ocean that should have begun long ago</w:t>
+      </w:r>
+    </w:p>
+    <w:p>
+      <w:pPr>
+        <w:spacing w:before="0" w:after="0" w:line="269" w:lineRule="auto"/>
+        <w:ind w:left="180" w:hanging="180"/>
+        <w:snapToGrid w:val="0"/>
+      </w:pPr>
+      <w:r>
+        <w:rPr>
+          <w:rFonts w:ascii="맑은 고딕" w:hAnsi="맑은 고딕" w:eastAsia="맑은 고딕"/>
+          <w:b w:val="0"/>
+          <w:sz w:val="17"/>
+          <w:u w:val="none"/>
+        </w:rPr>
+        <w:t>② a debate between scientists that has continued for several decades</w:t>
+      </w:r>
+    </w:p>
+    <w:p>
+      <w:pPr>
+        <w:spacing w:before="0" w:after="0" w:line="269" w:lineRule="auto"/>
+        <w:ind w:left="180" w:hanging="180"/>
+        <w:snapToGrid w:val="0"/>
+      </w:pPr>
+      <w:r>
+        <w:rPr>
+          <w:rFonts w:ascii="맑은 고딕" w:hAnsi="맑은 고딕" w:eastAsia="맑은 고딕"/>
+          <w:b w:val="0"/>
+          <w:sz w:val="17"/>
+          <w:u w:val="none"/>
+        </w:rPr>
+        <w:t>③ a talk between a doctor and a patient that was put off for too long</w:t>
+      </w:r>
+    </w:p>
+    <w:p>
+      <w:pPr>
+        <w:spacing w:before="0" w:after="0" w:line="269" w:lineRule="auto"/>
+        <w:ind w:left="180" w:hanging="180"/>
+        <w:snapToGrid w:val="0"/>
+      </w:pPr>
+      <w:r>
+        <w:rPr>
+          <w:rFonts w:ascii="맑은 고딕" w:hAnsi="맑은 고딕" w:eastAsia="맑은 고딕"/>
+          <w:b w:val="0"/>
+          <w:sz w:val="17"/>
+          <w:u w:val="none"/>
+        </w:rPr>
+        <w:t>④ a discussion that has been going on for decades without any result</w:t>
+      </w:r>
+    </w:p>
+    <w:p>
+      <w:pPr>
+        <w:spacing w:before="0" w:after="0" w:line="269" w:lineRule="auto"/>
+        <w:ind w:left="180" w:hanging="180"/>
+        <w:snapToGrid w:val="0"/>
+      </w:pPr>
+      <w:r>
+        <w:rPr>
+          <w:rFonts w:ascii="맑은 고딕" w:hAnsi="맑은 고딕" w:eastAsia="맑은 고딕"/>
+          <w:b w:val="0"/>
+          <w:sz w:val="17"/>
+          <w:u w:val="none"/>
+        </w:rPr>
+        <w:t>⑤ a recent agreement to postpone action on the ocean for a few more decades</w:t>
+      </w:r>
+    </w:p>
+    <w:p>
+      <w:pPr>
+        <w:keepNext/>
+        <w:spacing w:before="80" w:after="20" w:line="276" w:lineRule="auto"/>
+        <w:snapToGrid w:val="0"/>
+      </w:pPr>
+      <w:r>
+        <w:rPr>
+          <w:rFonts w:ascii="맑은 고딕" w:hAnsi="맑은 고딕" w:eastAsia="맑은 고딕"/>
+          <w:b/>
+          <w:sz w:val="17"/>
+          <w:u w:val="none"/>
+        </w:rPr>
+        <w:t>22-4.</w:t>
+      </w:r>
+      <w:r>
+        <w:rPr>
+          <w:rFonts w:ascii="맑은 고딕" w:hAnsi="맑은 고딕" w:eastAsia="맑은 고딕"/>
+          <w:b w:val="0"/>
+          <w:sz w:val="17"/>
+          <w:u w:val="none"/>
+        </w:rPr>
+        <w:t xml:space="preserve"> 다음 글의 빈칸에 들어갈 말로 가장 적절한 것은? [3.1점]</w:t>
+      </w:r>
+    </w:p>
+    <w:p>
+      <w:pPr>
+        <w:spacing w:before="0" w:after="60" w:line="288" w:lineRule="auto"/>
+        <w:ind w:left="40"/>
+        <w:snapToGrid w:val="0"/>
+        <w:pBdr>
+          <w:top w:val="single" w:sz="4" w:space="2" w:color="999999"/>
+          <w:left w:val="single" w:sz="4" w:space="2" w:color="999999"/>
+          <w:bottom w:val="single" w:sz="4" w:space="2" w:color="999999"/>
+          <w:right w:val="single" w:sz="4" w:space="2" w:color="999999"/>
+        </w:pBdr>
+        <w:shd w:val="clear" w:color="auto" w:fill="F6F3EA"/>
+      </w:pPr>
+      <w:r>
+        <w:rPr>
+          <w:rFonts w:ascii="맑은 고딕" w:hAnsi="맑은 고딕" w:eastAsia="맑은 고딕"/>
+          <w:b w:val="0"/>
+          <w:sz w:val="17"/>
+          <w:u w:val="none"/>
+        </w:rPr>
+        <w:t>An increasing awareness of our effect on the ocean is slowly seeping into the public agenda, dragging behind it a conversation that is decades overdue. But this conversation faces a massive obstacle. It’s almost impossible to discuss what to do about something changing ________________________________. Suppose a doctor informs a patient that something is wrong with their kidneys; the patient most likely already has a rough sense of where those organs sit and what job they do. That part of their own body’s support system was covered in school. The same cannot be said of the oceans. A news report about krill numbers falling over many years in the Southern Ocean strikes us as bad news in a general way. Yet the story involves much more than hungry whales. Krill are one working part of the machinery that runs the ocean.</w:t>
+      </w:r>
+    </w:p>
+    <w:p>
+      <w:pPr>
+        <w:spacing w:before="0" w:after="0" w:line="269" w:lineRule="auto"/>
+        <w:ind w:left="180" w:hanging="180"/>
+        <w:snapToGrid w:val="0"/>
+      </w:pPr>
+      <w:r>
+        <w:rPr>
+          <w:rFonts w:ascii="맑은 고딕" w:hAnsi="맑은 고딕" w:eastAsia="맑은 고딕"/>
+          <w:b w:val="0"/>
+          <w:sz w:val="17"/>
+          <w:u w:val="none"/>
+        </w:rPr>
+        <w:t>① unless the public is willing to pay for the change</w:t>
+      </w:r>
+    </w:p>
+    <w:p>
+      <w:pPr>
+        <w:spacing w:before="0" w:after="0" w:line="269" w:lineRule="auto"/>
+        <w:ind w:left="180" w:hanging="180"/>
+        <w:snapToGrid w:val="0"/>
+      </w:pPr>
+      <w:r>
+        <w:rPr>
+          <w:rFonts w:ascii="맑은 고딕" w:hAnsi="맑은 고딕" w:eastAsia="맑은 고딕"/>
+          <w:b w:val="0"/>
+          <w:sz w:val="17"/>
+          <w:u w:val="none"/>
+        </w:rPr>
+        <w:t>② when the change has already gone too far to be reversed</w:t>
+      </w:r>
+    </w:p>
+    <w:p>
+      <w:pPr>
+        <w:spacing w:before="0" w:after="0" w:line="269" w:lineRule="auto"/>
+        <w:ind w:left="180" w:hanging="180"/>
+        <w:snapToGrid w:val="0"/>
+      </w:pPr>
+      <w:r>
+        <w:rPr>
+          <w:rFonts w:ascii="맑은 고딕" w:hAnsi="맑은 고딕" w:eastAsia="맑은 고딕"/>
+          <w:b w:val="0"/>
+          <w:sz w:val="17"/>
+          <w:u w:val="none"/>
+        </w:rPr>
+        <w:t>③ without first having some idea of how it normally functions</w:t>
+      </w:r>
+    </w:p>
+    <w:p>
+      <w:pPr>
+        <w:spacing w:before="0" w:after="0" w:line="269" w:lineRule="auto"/>
+        <w:ind w:left="180" w:hanging="180"/>
+        <w:snapToGrid w:val="0"/>
+      </w:pPr>
+      <w:r>
+        <w:rPr>
+          <w:rFonts w:ascii="맑은 고딕" w:hAnsi="맑은 고딕" w:eastAsia="맑은 고딕"/>
+          <w:b w:val="0"/>
+          <w:sz w:val="17"/>
+          <w:u w:val="none"/>
+        </w:rPr>
+        <w:t>④ if scientists cannot agree on what is causing the change</w:t>
+      </w:r>
+    </w:p>
+    <w:p>
+      <w:pPr>
+        <w:spacing w:before="0" w:after="0" w:line="269" w:lineRule="auto"/>
+        <w:ind w:left="180" w:hanging="180"/>
+        <w:snapToGrid w:val="0"/>
+      </w:pPr>
+      <w:r>
+        <w:rPr>
+          <w:rFonts w:ascii="맑은 고딕" w:hAnsi="맑은 고딕" w:eastAsia="맑은 고딕"/>
+          <w:b w:val="0"/>
+          <w:sz w:val="17"/>
+          <w:u w:val="none"/>
+        </w:rPr>
+        <w:t>⑤ as long as the people affected refuse to admit the problem</w:t>
+      </w:r>
+    </w:p>
+    <w:p>
+      <w:pPr>
+        <w:keepNext/>
+        <w:spacing w:before="80" w:after="20" w:line="276" w:lineRule="auto"/>
+        <w:snapToGrid w:val="0"/>
+      </w:pPr>
+      <w:r>
+        <w:rPr>
+          <w:rFonts w:ascii="맑은 고딕" w:hAnsi="맑은 고딕" w:eastAsia="맑은 고딕"/>
+          <w:b/>
+          <w:sz w:val="17"/>
+          <w:u w:val="none"/>
+        </w:rPr>
+        <w:t>22-5.</w:t>
+      </w:r>
+      <w:r>
+        <w:rPr>
+          <w:rFonts w:ascii="맑은 고딕" w:hAnsi="맑은 고딕" w:eastAsia="맑은 고딕"/>
+          <w:b w:val="0"/>
+          <w:sz w:val="17"/>
+          <w:u w:val="none"/>
+        </w:rPr>
+        <w:t xml:space="preserve"> According to the passage, which of the following is </w:t>
+      </w:r>
+      <w:r>
+        <w:rPr>
+          <w:rFonts w:ascii="맑은 고딕" w:hAnsi="맑은 고딕" w:eastAsia="맑은 고딕"/>
+          <w:b w:val="0"/>
+          <w:sz w:val="17"/>
+          <w:u w:val="single"/>
+        </w:rPr>
+        <w:t>NOT</w:t>
+      </w:r>
+      <w:r>
+        <w:rPr>
+          <w:rFonts w:ascii="맑은 고딕" w:hAnsi="맑은 고딕" w:eastAsia="맑은 고딕"/>
+          <w:b w:val="0"/>
+          <w:sz w:val="17"/>
+          <w:u w:val="none"/>
+        </w:rPr>
+        <w:t xml:space="preserve"> true? [2.9점]</w:t>
+      </w:r>
+    </w:p>
+    <w:p>
+      <w:pPr>
+        <w:spacing w:before="0" w:after="60" w:line="288" w:lineRule="auto"/>
+        <w:ind w:left="40"/>
+        <w:snapToGrid w:val="0"/>
+        <w:pBdr>
+          <w:top w:val="single" w:sz="4" w:space="2" w:color="999999"/>
+          <w:left w:val="single" w:sz="4" w:space="2" w:color="999999"/>
+          <w:bottom w:val="single" w:sz="4" w:space="2" w:color="999999"/>
+          <w:right w:val="single" w:sz="4" w:space="2" w:color="999999"/>
+        </w:pBdr>
+        <w:shd w:val="clear" w:color="auto" w:fill="F6F3EA"/>
+      </w:pPr>
+      <w:r>
+        <w:rPr>
+          <w:rFonts w:ascii="맑은 고딕" w:hAnsi="맑은 고딕" w:eastAsia="맑은 고딕"/>
+          <w:b w:val="0"/>
+          <w:sz w:val="17"/>
+          <w:u w:val="none"/>
+        </w:rPr>
+        <w:t>People are gradually becoming more conscious of how we affect the ocean, and this growing concern is pulling into public view a discussion that should have started decades ago. That discussion, however, runs into a huge barrier. You can hardly talk about how to respond to a changing system when you have no idea, to begin with, of how that system operates. Suppose a doctor informs a patient that something is wrong with their kidneys; the patient most likely already has a rough sense of where those organs sit and what job they do. That part of their own body’s support system was covered in school. The same cannot be said of the oceans. A news report about krill numbers falling over many years in the Southern Ocean strikes us as bad news in a general way. Yet the story involves much more than hungry whales. Krill are one working part of the machinery that runs the ocean. Only with some grasp of that bigger picture can we discuss the change and decide on a sensible response.</w:t>
+      </w:r>
+    </w:p>
+    <w:p>
+      <w:pPr>
+        <w:spacing w:before="0" w:after="0" w:line="269" w:lineRule="auto"/>
+        <w:ind w:left="180" w:hanging="180"/>
+        <w:snapToGrid w:val="0"/>
+      </w:pPr>
+      <w:r>
+        <w:rPr>
+          <w:rFonts w:ascii="맑은 고딕" w:hAnsi="맑은 고딕" w:eastAsia="맑은 고딕"/>
+          <w:b w:val="0"/>
+          <w:sz w:val="17"/>
+          <w:u w:val="none"/>
+        </w:rPr>
+        <w:t>① Public concern about our effect on the ocean is growing, but only slowly.</w:t>
+      </w:r>
+    </w:p>
+    <w:p>
+      <w:pPr>
+        <w:spacing w:before="0" w:after="0" w:line="269" w:lineRule="auto"/>
+        <w:ind w:left="180" w:hanging="180"/>
+        <w:snapToGrid w:val="0"/>
+      </w:pPr>
+      <w:r>
+        <w:rPr>
+          <w:rFonts w:ascii="맑은 고딕" w:hAnsi="맑은 고딕" w:eastAsia="맑은 고딕"/>
+          <w:b w:val="0"/>
+          <w:sz w:val="17"/>
+          <w:u w:val="none"/>
+        </w:rPr>
+        <w:t>② The writer says that the krill story matters only because whales may go hungry.</w:t>
+      </w:r>
+    </w:p>
+    <w:p>
+      <w:pPr>
+        <w:spacing w:before="0" w:after="0" w:line="269" w:lineRule="auto"/>
+        <w:ind w:left="180" w:hanging="180"/>
+        <w:snapToGrid w:val="0"/>
+      </w:pPr>
+      <w:r>
+        <w:rPr>
+          <w:rFonts w:ascii="맑은 고딕" w:hAnsi="맑은 고딕" w:eastAsia="맑은 고딕"/>
+          <w:b w:val="0"/>
+          <w:sz w:val="17"/>
+          <w:u w:val="none"/>
+        </w:rPr>
+        <w:t>③ Most people have a rough idea of where their kidneys are and what they do.</w:t>
+      </w:r>
+    </w:p>
+    <w:p>
+      <w:pPr>
+        <w:spacing w:before="0" w:after="0" w:line="269" w:lineRule="auto"/>
+        <w:ind w:left="180" w:hanging="180"/>
+        <w:snapToGrid w:val="0"/>
+      </w:pPr>
+      <w:r>
+        <w:rPr>
+          <w:rFonts w:ascii="맑은 고딕" w:hAnsi="맑은 고딕" w:eastAsia="맑은 고딕"/>
+          <w:b w:val="0"/>
+          <w:sz w:val="17"/>
+          <w:u w:val="none"/>
+        </w:rPr>
+        <w:t>④ People learned about their own organs during their school years.</w:t>
+      </w:r>
+    </w:p>
+    <w:p>
+      <w:pPr>
+        <w:spacing w:before="0" w:after="0" w:line="269" w:lineRule="auto"/>
+        <w:ind w:left="180" w:hanging="180"/>
+        <w:snapToGrid w:val="0"/>
+      </w:pPr>
+      <w:r>
+        <w:rPr>
+          <w:rFonts w:ascii="맑은 고딕" w:hAnsi="맑은 고딕" w:eastAsia="맑은 고딕"/>
+          <w:b w:val="0"/>
+          <w:sz w:val="17"/>
+          <w:u w:val="none"/>
+        </w:rPr>
+        <w:t>⑤ The writer thinks some understanding of the ocean should come before any decision about action.</w:t>
+      </w:r>
+    </w:p>
+    <w:p>
+      <w:pPr>
+        <w:keepNext/>
+        <w:spacing w:before="80" w:after="20" w:line="276" w:lineRule="auto"/>
+        <w:snapToGrid w:val="0"/>
+      </w:pPr>
+      <w:r>
+        <w:rPr>
+          <w:rFonts w:ascii="맑은 고딕" w:hAnsi="맑은 고딕" w:eastAsia="맑은 고딕"/>
+          <w:b/>
+          <w:sz w:val="17"/>
+          <w:u w:val="none"/>
+        </w:rPr>
+        <w:t>22-6.</w:t>
+      </w:r>
+      <w:r>
+        <w:rPr>
+          <w:rFonts w:ascii="맑은 고딕" w:hAnsi="맑은 고딕" w:eastAsia="맑은 고딕"/>
+          <w:b w:val="0"/>
+          <w:sz w:val="17"/>
+          <w:u w:val="none"/>
+        </w:rPr>
+        <w:t xml:space="preserve"> What is the main idea of the passage? [2.8점]</w:t>
+      </w:r>
+    </w:p>
+    <w:p>
+      <w:pPr>
+        <w:spacing w:before="0" w:after="60" w:line="288" w:lineRule="auto"/>
+        <w:ind w:left="40"/>
+        <w:snapToGrid w:val="0"/>
+        <w:pBdr>
+          <w:top w:val="single" w:sz="4" w:space="2" w:color="999999"/>
+          <w:left w:val="single" w:sz="4" w:space="2" w:color="999999"/>
+          <w:bottom w:val="single" w:sz="4" w:space="2" w:color="999999"/>
+          <w:right w:val="single" w:sz="4" w:space="2" w:color="999999"/>
+        </w:pBdr>
+        <w:shd w:val="clear" w:color="auto" w:fill="F6F3EA"/>
+      </w:pPr>
+      <w:r>
+        <w:rPr>
+          <w:rFonts w:ascii="맑은 고딕" w:hAnsi="맑은 고딕" w:eastAsia="맑은 고딕"/>
+          <w:b w:val="0"/>
+          <w:sz w:val="17"/>
+          <w:u w:val="none"/>
+        </w:rPr>
+        <w:t>People are gradually becoming more conscious of how we affect the ocean, and this growing concern is pulling into public view a discussion that should have started decades ago. That discussion, however, runs into a huge barrier. You can hardly talk about how to respond to a changing system when you have no idea, to begin with, of how that system operates. Suppose a doctor informs a patient that something is wrong with their kidneys; the patient most likely already has a rough sense of where those organs sit and what job they do. That part of their own body’s support system was covered in school. The same cannot be said of the oceans. A news report about krill numbers falling over many years in the Southern Ocean strikes us as bad news in a general way. Yet the story involves much more than hungry whales. Krill are one working part of the machinery that runs the ocean. Only with some grasp of that bigger picture can we discuss the change and decide on a sensible response.</w:t>
+      </w:r>
+    </w:p>
+    <w:p>
+      <w:pPr>
+        <w:spacing w:before="0" w:after="0" w:line="269" w:lineRule="auto"/>
+        <w:ind w:left="180" w:hanging="180"/>
+        <w:snapToGrid w:val="0"/>
+      </w:pPr>
+      <w:r>
+        <w:rPr>
+          <w:rFonts w:ascii="맑은 고딕" w:hAnsi="맑은 고딕" w:eastAsia="맑은 고딕"/>
+          <w:b w:val="0"/>
+          <w:sz w:val="17"/>
+          <w:u w:val="none"/>
+        </w:rPr>
+        <w:t>① Schools should spend more time teaching students about the human body.</w:t>
+      </w:r>
+    </w:p>
+    <w:p>
+      <w:pPr>
+        <w:spacing w:before="0" w:after="0" w:line="269" w:lineRule="auto"/>
+        <w:ind w:left="180" w:hanging="180"/>
+        <w:snapToGrid w:val="0"/>
+      </w:pPr>
+      <w:r>
+        <w:rPr>
+          <w:rFonts w:ascii="맑은 고딕" w:hAnsi="맑은 고딕" w:eastAsia="맑은 고딕"/>
+          <w:b w:val="0"/>
+          <w:sz w:val="17"/>
+          <w:u w:val="none"/>
+        </w:rPr>
+        <w:t>② We cannot properly discuss changes in the ocean until we understand how it works.</w:t>
+      </w:r>
+    </w:p>
+    <w:p>
+      <w:pPr>
+        <w:spacing w:before="0" w:after="0" w:line="269" w:lineRule="auto"/>
+        <w:ind w:left="180" w:hanging="180"/>
+        <w:snapToGrid w:val="0"/>
+      </w:pPr>
+      <w:r>
+        <w:rPr>
+          <w:rFonts w:ascii="맑은 고딕" w:hAnsi="맑은 고딕" w:eastAsia="맑은 고딕"/>
+          <w:b w:val="0"/>
+          <w:sz w:val="17"/>
+          <w:u w:val="none"/>
+        </w:rPr>
+        <w:t>③ Whales are the species most at risk from the decline of krill.</w:t>
+      </w:r>
+    </w:p>
+    <w:p>
+      <w:pPr>
+        <w:spacing w:before="0" w:after="0" w:line="269" w:lineRule="auto"/>
+        <w:ind w:left="180" w:hanging="180"/>
+        <w:snapToGrid w:val="0"/>
+      </w:pPr>
+      <w:r>
+        <w:rPr>
+          <w:rFonts w:ascii="맑은 고딕" w:hAnsi="맑은 고딕" w:eastAsia="맑은 고딕"/>
+          <w:b w:val="0"/>
+          <w:sz w:val="17"/>
+          <w:u w:val="none"/>
+        </w:rPr>
+        <w:t>④ Doctors should explain the function of each organ to every patient.</w:t>
+      </w:r>
+    </w:p>
+    <w:p>
+      <w:pPr>
+        <w:spacing w:before="0" w:after="0" w:line="269" w:lineRule="auto"/>
+        <w:ind w:left="180" w:hanging="180"/>
+        <w:snapToGrid w:val="0"/>
+      </w:pPr>
+      <w:r>
+        <w:rPr>
+          <w:rFonts w:ascii="맑은 고딕" w:hAnsi="맑은 고딕" w:eastAsia="맑은 고딕"/>
+          <w:b w:val="0"/>
+          <w:sz w:val="17"/>
+          <w:u w:val="none"/>
+        </w:rPr>
+        <w:t>⑤ News reports about the ocean are usually exaggerated and should be ignored.</w:t>
+      </w:r>
+    </w:p>
+    <w:p>
+      <w:pPr>
+        <w:keepNext/>
+        <w:spacing w:before="80" w:after="20" w:line="276" w:lineRule="auto"/>
+        <w:snapToGrid w:val="0"/>
+      </w:pPr>
+      <w:r>
+        <w:rPr>
+          <w:rFonts w:ascii="맑은 고딕" w:hAnsi="맑은 고딕" w:eastAsia="맑은 고딕"/>
+          <w:b/>
+          <w:sz w:val="17"/>
+          <w:u w:val="none"/>
+        </w:rPr>
+        <w:t>22-7.</w:t>
+      </w:r>
+      <w:r>
+        <w:rPr>
+          <w:rFonts w:ascii="맑은 고딕" w:hAnsi="맑은 고딕" w:eastAsia="맑은 고딕"/>
+          <w:b w:val="0"/>
+          <w:sz w:val="17"/>
+          <w:u w:val="none"/>
+        </w:rPr>
+        <w:t xml:space="preserve"> 다음 글의 밑줄 친 부분 중, 문맥상 낱말의 쓰임이 적절하지 </w:t>
+      </w:r>
+      <w:r>
+        <w:rPr>
+          <w:rFonts w:ascii="맑은 고딕" w:hAnsi="맑은 고딕" w:eastAsia="맑은 고딕"/>
+          <w:b w:val="0"/>
+          <w:sz w:val="17"/>
+          <w:u w:val="single"/>
+        </w:rPr>
+        <w:t>않은</w:t>
+      </w:r>
+      <w:r>
+        <w:rPr>
+          <w:rFonts w:ascii="맑은 고딕" w:hAnsi="맑은 고딕" w:eastAsia="맑은 고딕"/>
+          <w:b w:val="0"/>
+          <w:sz w:val="17"/>
+          <w:u w:val="none"/>
+        </w:rPr>
+        <w:t xml:space="preserve"> 것은? [3.0점]</w:t>
+      </w:r>
+    </w:p>
+    <w:p>
+      <w:pPr>
+        <w:spacing w:before="0" w:after="60" w:line="288" w:lineRule="auto"/>
+        <w:ind w:left="40"/>
+        <w:snapToGrid w:val="0"/>
+        <w:pBdr>
+          <w:top w:val="single" w:sz="4" w:space="2" w:color="999999"/>
+          <w:left w:val="single" w:sz="4" w:space="2" w:color="999999"/>
+          <w:bottom w:val="single" w:sz="4" w:space="2" w:color="999999"/>
+          <w:right w:val="single" w:sz="4" w:space="2" w:color="999999"/>
+        </w:pBdr>
+        <w:shd w:val="clear" w:color="auto" w:fill="F6F3EA"/>
+      </w:pPr>
+      <w:r>
+        <w:rPr>
+          <w:rFonts w:ascii="맑은 고딕" w:hAnsi="맑은 고딕" w:eastAsia="맑은 고딕"/>
+          <w:b w:val="0"/>
+          <w:sz w:val="17"/>
+          <w:u w:val="none"/>
+        </w:rPr>
+        <w:t>An increasing awareness of our effect on the ocean is slowly seeping into the public agenda, dragging behind it a conversation that is decades ①</w:t>
+      </w:r>
+      <w:r>
+        <w:rPr>
+          <w:rFonts w:ascii="맑은 고딕" w:hAnsi="맑은 고딕" w:eastAsia="맑은 고딕"/>
+          <w:b w:val="0"/>
+          <w:sz w:val="17"/>
+          <w:u w:val="single"/>
+        </w:rPr>
+        <w:t>overdue</w:t>
+      </w:r>
+      <w:r>
+        <w:rPr>
+          <w:rFonts w:ascii="맑은 고딕" w:hAnsi="맑은 고딕" w:eastAsia="맑은 고딕"/>
+          <w:b w:val="0"/>
+          <w:sz w:val="17"/>
+          <w:u w:val="none"/>
+        </w:rPr>
+        <w:t>. But this conversation faces a massive ②</w:t>
+      </w:r>
+      <w:r>
+        <w:rPr>
+          <w:rFonts w:ascii="맑은 고딕" w:hAnsi="맑은 고딕" w:eastAsia="맑은 고딕"/>
+          <w:b w:val="0"/>
+          <w:sz w:val="17"/>
+          <w:u w:val="single"/>
+        </w:rPr>
+        <w:t>obstacle</w:t>
+      </w:r>
+      <w:r>
+        <w:rPr>
+          <w:rFonts w:ascii="맑은 고딕" w:hAnsi="맑은 고딕" w:eastAsia="맑은 고딕"/>
+          <w:b w:val="0"/>
+          <w:sz w:val="17"/>
+          <w:u w:val="none"/>
+        </w:rPr>
+        <w:t>. You can hardly talk about how to respond to a changing system when you have no idea, to begin with, of how that system operates. If a doctor tells a patient that they have a problem with their kidneys, the patient probably already has at least a ③</w:t>
+      </w:r>
+      <w:r>
+        <w:rPr>
+          <w:rFonts w:ascii="맑은 고딕" w:hAnsi="맑은 고딕" w:eastAsia="맑은 고딕"/>
+          <w:b w:val="0"/>
+          <w:sz w:val="17"/>
+          <w:u w:val="single"/>
+        </w:rPr>
+        <w:t>vague</w:t>
+      </w:r>
+      <w:r>
+        <w:rPr>
+          <w:rFonts w:ascii="맑은 고딕" w:hAnsi="맑은 고딕" w:eastAsia="맑은 고딕"/>
+          <w:b w:val="0"/>
+          <w:sz w:val="17"/>
+          <w:u w:val="none"/>
+        </w:rPr>
+        <w:t xml:space="preserve"> idea about where their kidneys are and what they’re up to. They learned about that part of their own personal life-support system at school. But that’s not the case for the oceans. When we see a news story about the long-term decline in the numbers of krill in the Southern Ocean, it sounds generally like a bad thing. But there’s far ④</w:t>
+      </w:r>
+      <w:r>
+        <w:rPr>
+          <w:rFonts w:ascii="맑은 고딕" w:hAnsi="맑은 고딕" w:eastAsia="맑은 고딕"/>
+          <w:b w:val="0"/>
+          <w:sz w:val="17"/>
+          <w:u w:val="single"/>
+        </w:rPr>
+        <w:t>less</w:t>
+      </w:r>
+      <w:r>
+        <w:rPr>
+          <w:rFonts w:ascii="맑은 고딕" w:hAnsi="맑은 고딕" w:eastAsia="맑은 고딕"/>
+          <w:b w:val="0"/>
+          <w:sz w:val="17"/>
+          <w:u w:val="none"/>
+        </w:rPr>
+        <w:t xml:space="preserve"> to it than the risk of whales going hungry. Krill are a part of the ocean engine. Only with some grasp of that bigger picture can we discuss the change and decide on a ⑤</w:t>
+      </w:r>
+      <w:r>
+        <w:rPr>
+          <w:rFonts w:ascii="맑은 고딕" w:hAnsi="맑은 고딕" w:eastAsia="맑은 고딕"/>
+          <w:b w:val="0"/>
+          <w:sz w:val="17"/>
+          <w:u w:val="single"/>
+        </w:rPr>
+        <w:t>sensible</w:t>
+      </w:r>
+      <w:r>
+        <w:rPr>
+          <w:rFonts w:ascii="맑은 고딕" w:hAnsi="맑은 고딕" w:eastAsia="맑은 고딕"/>
+          <w:b w:val="0"/>
+          <w:sz w:val="17"/>
+          <w:u w:val="none"/>
+        </w:rPr>
+        <w:t xml:space="preserve"> response.</w:t>
+      </w:r>
+    </w:p>
+    <w:p>
+      <w:pPr>
+        <w:spacing w:before="0" w:after="20" w:line="276" w:lineRule="auto"/>
+        <w:ind w:left="80"/>
+        <w:snapToGrid w:val="0"/>
+      </w:pPr>
+      <w:r>
+        <w:rPr>
+          <w:rFonts w:ascii="맑은 고딕" w:hAnsi="맑은 고딕" w:eastAsia="맑은 고딕"/>
+          <w:b w:val="0"/>
+          <w:sz w:val="17"/>
+          <w:u w:val="none"/>
+        </w:rPr>
+        <w:t>① ①    ② ②    ③ ③    ④ ④    ⑤ ⑤</w:t>
+      </w:r>
+    </w:p>
+    <w:p>
+      <w:pPr>
+        <w:keepNext/>
+        <w:spacing w:before="80" w:after="40" w:line="276" w:lineRule="auto"/>
+        <w:snapToGrid w:val="0"/>
+        <w:shd w:val="clear" w:color="auto" w:fill="8A3A12"/>
+      </w:pPr>
+      <w:r>
+        <w:rPr>
+          <w:rFonts w:ascii="맑은 고딕" w:hAnsi="맑은 고딕" w:eastAsia="맑은 고딕"/>
+          <w:b/>
+          <w:color w:val="FFFFFF"/>
+          <w:sz w:val="17"/>
+          <w:u w:val="none"/>
+        </w:rPr>
+        <w:t>서답형  22-서1 ~ 22-서2</w:t>
+      </w:r>
+    </w:p>
+    <w:p>
+      <w:pPr>
+        <w:keepNext/>
+        <w:spacing w:before="80" w:after="20" w:line="276" w:lineRule="auto"/>
+        <w:snapToGrid w:val="0"/>
+      </w:pPr>
+      <w:r>
+        <w:rPr>
+          <w:rFonts w:ascii="맑은 고딕" w:hAnsi="맑은 고딕" w:eastAsia="맑은 고딕"/>
+          <w:b/>
+          <w:sz w:val="17"/>
+          <w:u w:val="none"/>
+        </w:rPr>
+        <w:t>22-서1.</w:t>
+      </w:r>
+      <w:r>
+        <w:rPr>
+          <w:rFonts w:ascii="맑은 고딕" w:hAnsi="맑은 고딕" w:eastAsia="맑은 고딕"/>
+          <w:b w:val="0"/>
+          <w:sz w:val="17"/>
+          <w:u w:val="none"/>
+        </w:rPr>
+        <w:t xml:space="preserve"> 다음 글의 밑줄 친 문장과 같은 뜻이 되도록 &lt;보기&gt;의 표현을 모두 사용하여 &lt;조건&gt;에 맞게 영작하시오. [3점] [3.0점]</w:t>
+      </w:r>
+    </w:p>
+    <w:p>
+      <w:pPr>
+        <w:spacing w:before="0" w:after="60" w:line="288" w:lineRule="auto"/>
+        <w:ind w:left="40"/>
+        <w:snapToGrid w:val="0"/>
+        <w:pBdr>
+          <w:top w:val="single" w:sz="4" w:space="2" w:color="999999"/>
+          <w:left w:val="single" w:sz="4" w:space="2" w:color="999999"/>
+          <w:bottom w:val="single" w:sz="4" w:space="2" w:color="999999"/>
+          <w:right w:val="single" w:sz="4" w:space="2" w:color="999999"/>
+        </w:pBdr>
+        <w:shd w:val="clear" w:color="auto" w:fill="F6F3EA"/>
+      </w:pPr>
+      <w:r>
+        <w:rPr>
+          <w:rFonts w:ascii="맑은 고딕" w:hAnsi="맑은 고딕" w:eastAsia="맑은 고딕"/>
+          <w:b w:val="0"/>
+          <w:sz w:val="17"/>
+          <w:u w:val="none"/>
+        </w:rPr>
+        <w:t xml:space="preserve">Krill are a part of the ocean engine. </w:t>
+      </w:r>
+      <w:r>
+        <w:rPr>
+          <w:rFonts w:ascii="맑은 고딕" w:hAnsi="맑은 고딕" w:eastAsia="맑은 고딕"/>
+          <w:b w:val="0"/>
+          <w:sz w:val="17"/>
+          <w:u w:val="single"/>
+        </w:rPr>
+        <w:t>We need to understand at least some of the context before we can discuss the change and take appropriate action.</w:t>
+      </w:r>
+    </w:p>
+    <w:p>
+      <w:pPr>
+        <w:spacing w:before="0" w:after="60" w:line="288" w:lineRule="auto"/>
+        <w:ind w:left="40"/>
+        <w:snapToGrid w:val="0"/>
+        <w:pBdr>
+          <w:top w:val="single" w:sz="4" w:space="2" w:color="9B6BD0"/>
+          <w:left w:val="single" w:sz="4" w:space="2" w:color="9B6BD0"/>
+          <w:bottom w:val="single" w:sz="4" w:space="2" w:color="9B6BD0"/>
+          <w:right w:val="single" w:sz="4" w:space="2" w:color="9B6BD0"/>
+        </w:pBdr>
+        <w:shd w:val="clear" w:color="auto" w:fill="FAF5FF"/>
+      </w:pPr>
+      <w:r>
+        <w:rPr>
+          <w:rFonts w:ascii="맑은 고딕" w:hAnsi="맑은 고딕" w:eastAsia="맑은 고딕"/>
+          <w:b/>
+          <w:sz w:val="17"/>
+          <w:u w:val="none"/>
+        </w:rPr>
+        <w:t>&lt;보 기&gt;</w:t>
+      </w:r>
+      <w:r>
+        <w:rPr>
+          <w:rFonts w:ascii="맑은 고딕" w:hAnsi="맑은 고딕" w:eastAsia="맑은 고딕"/>
+          <w:b w:val="0"/>
+          <w:sz w:val="17"/>
+          <w:u w:val="none"/>
+        </w:rPr>
+        <w:t xml:space="preserve"> it / is / only / after / we / understand / at least some of the context / that / we / can / discuss / the change / and / take / appropriate action</w:t>
       </w:r>
     </w:p>
     <w:p>
@@ -1680,11 +2697,103 @@
       <w:r>
         <w:rPr>
           <w:rFonts w:ascii="맑은 고딕" w:hAnsi="맑은 고딕" w:eastAsia="맑은 고딕"/>
+          <w:b/>
+          <w:sz w:val="17"/>
+          <w:u w:val="none"/>
+        </w:rPr>
+        <w:t>&lt;조 건&gt;</w:t>
+      </w:r>
+    </w:p>
+    <w:p>
+      <w:pPr>
+        <w:spacing w:before="0" w:after="0" w:line="288" w:lineRule="auto"/>
+        <w:ind w:left="40"/>
+        <w:snapToGrid w:val="0"/>
+        <w:pBdr>
+          <w:top w:val="single" w:sz="4" w:space="2" w:color="9B6BD0"/>
+          <w:left w:val="single" w:sz="4" w:space="2" w:color="9B6BD0"/>
+          <w:bottom w:val="single" w:sz="4" w:space="2" w:color="9B6BD0"/>
+          <w:right w:val="single" w:sz="4" w:space="2" w:color="9B6BD0"/>
+        </w:pBdr>
+        <w:shd w:val="clear" w:color="auto" w:fill="FAF5FF"/>
+      </w:pPr>
+      <w:r>
+        <w:rPr>
+          <w:rFonts w:ascii="맑은 고딕" w:hAnsi="맑은 고딕" w:eastAsia="맑은 고딕"/>
           <w:b w:val="0"/>
           <w:sz w:val="17"/>
           <w:u w:val="none"/>
         </w:rPr>
-        <w:t>(d) In the context, ⓑ ‘vague’ can be replaced by ‘precise’.</w:t>
+        <w:t>1. Use ALL the expressions in the box, each only once.</w:t>
+      </w:r>
+    </w:p>
+    <w:p>
+      <w:pPr>
+        <w:spacing w:before="0" w:after="0" w:line="288" w:lineRule="auto"/>
+        <w:ind w:left="40"/>
+        <w:snapToGrid w:val="0"/>
+        <w:pBdr>
+          <w:top w:val="single" w:sz="4" w:space="2" w:color="9B6BD0"/>
+          <w:left w:val="single" w:sz="4" w:space="2" w:color="9B6BD0"/>
+          <w:bottom w:val="single" w:sz="4" w:space="2" w:color="9B6BD0"/>
+          <w:right w:val="single" w:sz="4" w:space="2" w:color="9B6BD0"/>
+        </w:pBdr>
+        <w:shd w:val="clear" w:color="auto" w:fill="FAF5FF"/>
+      </w:pPr>
+      <w:r>
+        <w:rPr>
+          <w:rFonts w:ascii="맑은 고딕" w:hAnsi="맑은 고딕" w:eastAsia="맑은 고딕"/>
+          <w:b w:val="0"/>
+          <w:sz w:val="17"/>
+          <w:u w:val="none"/>
+        </w:rPr>
+        <w:t>2. Do NOT change the form of any word, and do NOT add any other words.</w:t>
+      </w:r>
+    </w:p>
+    <w:p>
+      <w:pPr>
+        <w:spacing w:before="0" w:after="0" w:line="288" w:lineRule="auto"/>
+        <w:ind w:left="40"/>
+        <w:snapToGrid w:val="0"/>
+        <w:pBdr>
+          <w:top w:val="single" w:sz="4" w:space="2" w:color="9B6BD0"/>
+          <w:left w:val="single" w:sz="4" w:space="2" w:color="9B6BD0"/>
+          <w:bottom w:val="single" w:sz="4" w:space="2" w:color="9B6BD0"/>
+          <w:right w:val="single" w:sz="4" w:space="2" w:color="9B6BD0"/>
+        </w:pBdr>
+        <w:shd w:val="clear" w:color="auto" w:fill="FAF5FF"/>
+      </w:pPr>
+      <w:r>
+        <w:rPr>
+          <w:rFonts w:ascii="맑은 고딕" w:hAnsi="맑은 고딕" w:eastAsia="맑은 고딕"/>
+          <w:b w:val="0"/>
+          <w:sz w:val="17"/>
+          <w:u w:val="none"/>
+        </w:rPr>
+        <w:t>3. Begin with ‘It is only after’ and use the ‘It is ~ that’ emphasis structure.</w:t>
+      </w:r>
+    </w:p>
+    <w:p>
+      <w:pPr>
+        <w:spacing w:before="0" w:after="0" w:line="288" w:lineRule="auto"/>
+        <w:ind w:left="40"/>
+        <w:snapToGrid w:val="0"/>
+        <w:pBdr>
+          <w:top w:val="single" w:sz="4" w:space="2" w:color="9B6BD0"/>
+          <w:left w:val="single" w:sz="4" w:space="2" w:color="9B6BD0"/>
+          <w:bottom w:val="single" w:sz="4" w:space="2" w:color="9B6BD0"/>
+          <w:right w:val="single" w:sz="4" w:space="2" w:color="9B6BD0"/>
+        </w:pBdr>
+        <w:shd w:val="clear" w:color="auto" w:fill="FAF5FF"/>
+      </w:pPr>
+      <w:r>
+        <w:rPr>
+          <w:rFonts w:ascii="맑은 고딕" w:hAnsi="맑은 고딕" w:eastAsia="맑은 고딕"/>
+          <w:b w:val="0"/>
+          <w:sz w:val="17"/>
+          <w:u w:val="none"/>
+        </w:rPr>
+        <w:t>4. Write 21 words in total (hyphenated words count as one).</w:t>
       </w:r>
     </w:p>
     <w:p>
@@ -1707,13 +2816,12 @@
           <w:sz w:val="17"/>
           <w:u w:val="none"/>
         </w:rPr>
-        <w:t>(e) According to the writer, the decline of krill matters only because whales may go hungry.</w:t>
+        <w:t>5. 답안지에 소문항 번호를 정확하게 기입할 것</w:t>
       </w:r>
     </w:p>
     <w:p>
       <w:pPr>
-        <w:spacing w:before="0" w:after="20" w:line="276" w:lineRule="auto"/>
-        <w:ind w:left="80"/>
+        <w:spacing w:before="0" w:after="40" w:line="360" w:lineRule="auto"/>
         <w:snapToGrid w:val="0"/>
       </w:pPr>
       <w:r>
@@ -1723,7 +2831,7 @@
           <w:sz w:val="17"/>
           <w:u w:val="none"/>
         </w:rPr>
-        <w:t>① (b), (d), (e)    ② (a), (c)    ③ (b), (e)    ④ (a), (d), (e)    ⑤ (c), (d)</w:t>
+        <w:t>⇒ It is only after ________________________________________________________________________ .</w:t>
       </w:r>
     </w:p>
     <w:p>
@@ -1739,7 +2847,7 @@
           <w:sz w:val="17"/>
           <w:u w:val="none"/>
         </w:rPr>
-        <w:t>22-2.</w:t>
+        <w:t>22-서2.</w:t>
       </w:r>
       <w:r>
         <w:rPr>
@@ -1748,7 +2856,7 @@
           <w:sz w:val="17"/>
           <w:u w:val="none"/>
         </w:rPr>
-        <w:t xml:space="preserve"> 다음 글의 밑줄 친 ⓐ ~ ⓕ 중, 어법상 </w:t>
+        <w:t xml:space="preserve"> 다음 글의 요약문을 완성하시오. 빈칸 (1)~(4)에 &lt;보기&gt;에서 알맞은 단어를 골라 </w:t>
       </w:r>
       <w:r>
         <w:rPr>
@@ -1757,7 +2865,7 @@
           <w:sz w:val="17"/>
           <w:u w:val="single"/>
         </w:rPr>
-        <w:t>틀린</w:t>
+        <w:t>필요하면 어형을 바꾸어</w:t>
       </w:r>
       <w:r>
         <w:rPr>
@@ -1766,7 +2874,7 @@
           <w:sz w:val="17"/>
           <w:u w:val="none"/>
         </w:rPr>
-        <w:t xml:space="preserve"> 것을 모두 고른 것은? [3.1점]</w:t>
+        <w:t xml:space="preserve"> 쓰시오. (한 칸에 한 단어, 중복 사용 불가) [각 0.75점, 총 3점] [3.0점]</w:t>
       </w:r>
     </w:p>
     <w:p>
@@ -1789,16 +2897,53 @@
           <w:sz w:val="17"/>
           <w:u w:val="none"/>
         </w:rPr>
-        <w:t>An increasing awareness of our effect on the ocean is slowly ⓐ</w:t>
-      </w:r>
+        <w:t>People are gradually becoming more conscious of how we affect the ocean, and this growing concern is pulling into public view a discussion that should have started decades ago. That discussion, however, runs into a huge barrier. You can hardly talk about how to respond to a changing system when you have no idea, to begin with, of how that system operates. Suppose a doctor informs a patient that something is wrong with their kidneys; the patient most likely already has a rough sense of where those organs sit and what job they do. That part of their own body’s support system was covered in school. The same cannot be said of the oceans. A news report about krill numbers falling over many years in the Southern Ocean strikes us as bad news in a general way. Yet the story involves much more than hungry whales. Krill are one working part of the machinery that runs the ocean. Only with some grasp of that bigger picture can we discuss the change and decide on a sensible response.</w:t>
+      </w:r>
+    </w:p>
+    <w:p>
+      <w:pPr>
+        <w:spacing w:before="0" w:after="60" w:line="288" w:lineRule="auto"/>
+        <w:ind w:left="40"/>
+        <w:snapToGrid w:val="0"/>
+        <w:pBdr>
+          <w:top w:val="single" w:sz="4" w:space="2" w:color="C99B4E"/>
+          <w:left w:val="single" w:sz="4" w:space="2" w:color="C99B4E"/>
+          <w:bottom w:val="single" w:sz="4" w:space="2" w:color="C99B4E"/>
+          <w:right w:val="single" w:sz="4" w:space="2" w:color="C99B4E"/>
+        </w:pBdr>
+        <w:shd w:val="clear" w:color="auto" w:fill="FFF8E1"/>
+      </w:pPr>
       <w:r>
         <w:rPr>
           <w:rFonts w:ascii="맑은 고딕" w:hAnsi="맑은 고딕" w:eastAsia="맑은 고딕"/>
           <w:b w:val="0"/>
           <w:sz w:val="17"/>
-          <w:u w:val="single"/>
-        </w:rPr>
-        <w:t>seeping</w:t>
+          <w:u w:val="none"/>
+        </w:rPr>
+        <w:t>Although public (1) ________ of our impact on the ocean is growing, serious discussion is (2) ________ by a lack of basic knowledge. Unlike our own organs, which we learned about at school, the workings of the ocean are poorly (3) ________, so a news item about krill cannot be properly (4) ________ without some sense of the bigger picture.</w:t>
+      </w:r>
+    </w:p>
+    <w:p>
+      <w:pPr>
+        <w:spacing w:before="0" w:after="60" w:line="288" w:lineRule="auto"/>
+        <w:ind w:left="40"/>
+        <w:snapToGrid w:val="0"/>
+        <w:pBdr>
+          <w:top w:val="single" w:sz="4" w:space="2" w:color="9B6BD0"/>
+          <w:left w:val="single" w:sz="4" w:space="2" w:color="9B6BD0"/>
+          <w:bottom w:val="single" w:sz="4" w:space="2" w:color="9B6BD0"/>
+          <w:right w:val="single" w:sz="4" w:space="2" w:color="9B6BD0"/>
+        </w:pBdr>
+        <w:shd w:val="clear" w:color="auto" w:fill="FAF5FF"/>
+      </w:pPr>
+      <w:r>
+        <w:rPr>
+          <w:rFonts w:ascii="맑은 고딕" w:hAnsi="맑은 고딕" w:eastAsia="맑은 고딕"/>
+          <w:b/>
+          <w:sz w:val="17"/>
+          <w:u w:val="none"/>
+        </w:rPr>
+        <w:t>&lt;보 기&gt;</w:t>
       </w:r>
       <w:r>
         <w:rPr>
@@ -1807,17 +2952,68 @@
           <w:sz w:val="17"/>
           <w:u w:val="none"/>
         </w:rPr>
-        <w:t xml:space="preserve"> into the public agenda, ⓑ</w:t>
-      </w:r>
+        <w:t xml:space="preserve"> aware / block / understand / judge / ignore / decline / familiar / prove / conscious / increase</w:t>
+      </w:r>
+    </w:p>
+    <w:p>
+      <w:pPr>
+        <w:spacing w:before="0" w:after="0" w:line="288" w:lineRule="auto"/>
+        <w:ind w:left="40"/>
+        <w:snapToGrid w:val="0"/>
+        <w:pBdr>
+          <w:top w:val="single" w:sz="4" w:space="2" w:color="9B6BD0"/>
+          <w:left w:val="single" w:sz="4" w:space="2" w:color="9B6BD0"/>
+          <w:bottom w:val="single" w:sz="4" w:space="2" w:color="9B6BD0"/>
+          <w:right w:val="single" w:sz="4" w:space="2" w:color="9B6BD0"/>
+        </w:pBdr>
+        <w:shd w:val="clear" w:color="auto" w:fill="FAF5FF"/>
+      </w:pPr>
+      <w:r>
+        <w:rPr>
+          <w:rFonts w:ascii="맑은 고딕" w:hAnsi="맑은 고딕" w:eastAsia="맑은 고딕"/>
+          <w:b/>
+          <w:sz w:val="17"/>
+          <w:u w:val="none"/>
+        </w:rPr>
+        <w:t>&lt;조 건&gt;</w:t>
+      </w:r>
+    </w:p>
+    <w:p>
+      <w:pPr>
+        <w:spacing w:before="0" w:after="0" w:line="288" w:lineRule="auto"/>
+        <w:ind w:left="40"/>
+        <w:snapToGrid w:val="0"/>
+        <w:pBdr>
+          <w:top w:val="single" w:sz="4" w:space="2" w:color="9B6BD0"/>
+          <w:left w:val="single" w:sz="4" w:space="2" w:color="9B6BD0"/>
+          <w:bottom w:val="single" w:sz="4" w:space="2" w:color="9B6BD0"/>
+          <w:right w:val="single" w:sz="4" w:space="2" w:color="9B6BD0"/>
+        </w:pBdr>
+        <w:shd w:val="clear" w:color="auto" w:fill="FAF5FF"/>
+      </w:pPr>
       <w:r>
         <w:rPr>
           <w:rFonts w:ascii="맑은 고딕" w:hAnsi="맑은 고딕" w:eastAsia="맑은 고딕"/>
           <w:b w:val="0"/>
           <w:sz w:val="17"/>
-          <w:u w:val="single"/>
-        </w:rPr>
-        <w:t>dragged</w:t>
-      </w:r>
+          <w:u w:val="none"/>
+        </w:rPr>
+        <w:t>1. &lt;보기&gt;의 단어를 골라 필요하면 어형(품사·시제·태)을 바꾸어 쓸 것</w:t>
+      </w:r>
+    </w:p>
+    <w:p>
+      <w:pPr>
+        <w:spacing w:before="0" w:after="60" w:line="288" w:lineRule="auto"/>
+        <w:ind w:left="40"/>
+        <w:snapToGrid w:val="0"/>
+        <w:pBdr>
+          <w:top w:val="single" w:sz="4" w:space="2" w:color="9B6BD0"/>
+          <w:left w:val="single" w:sz="4" w:space="2" w:color="9B6BD0"/>
+          <w:bottom w:val="single" w:sz="4" w:space="2" w:color="9B6BD0"/>
+          <w:right w:val="single" w:sz="4" w:space="2" w:color="9B6BD0"/>
+        </w:pBdr>
+        <w:shd w:val="clear" w:color="auto" w:fill="FAF5FF"/>
+      </w:pPr>
       <w:r>
         <w:rPr>
           <w:rFonts w:ascii="맑은 고딕" w:hAnsi="맑은 고딕" w:eastAsia="맑은 고딕"/>
@@ -1825,95 +3021,40 @@
           <w:sz w:val="17"/>
           <w:u w:val="none"/>
         </w:rPr>
-        <w:t xml:space="preserve"> behind it a conversation ⓒ</w:t>
-      </w:r>
+        <w:t>2. 답안지에 소문항 번호를 정확하게 기입할 것  예) 2-(1) 2-(2)</w:t>
+      </w:r>
+    </w:p>
+    <w:p>
+      <w:pPr>
+        <w:spacing w:before="0" w:after="40" w:line="360" w:lineRule="auto"/>
+        <w:snapToGrid w:val="0"/>
+      </w:pPr>
       <w:r>
         <w:rPr>
           <w:rFonts w:ascii="맑은 고딕" w:hAnsi="맑은 고딕" w:eastAsia="맑은 고딕"/>
           <w:b w:val="0"/>
           <w:sz w:val="17"/>
-          <w:u w:val="single"/>
-        </w:rPr>
-        <w:t>what</w:t>
-      </w:r>
-      <w:r>
-        <w:rPr>
-          <w:rFonts w:ascii="맑은 고딕" w:hAnsi="맑은 고딕" w:eastAsia="맑은 고딕"/>
-          <w:b w:val="0"/>
-          <w:sz w:val="17"/>
-          <w:u w:val="none"/>
-        </w:rPr>
-        <w:t xml:space="preserve"> is decades overdue. But this conversation faces a massive obstacle. It’s almost impossible ⓓ</w:t>
-      </w:r>
-      <w:r>
-        <w:rPr>
-          <w:rFonts w:ascii="맑은 고딕" w:hAnsi="맑은 고딕" w:eastAsia="맑은 고딕"/>
-          <w:b w:val="0"/>
-          <w:sz w:val="17"/>
-          <w:u w:val="single"/>
-        </w:rPr>
-        <w:t>to discuss</w:t>
-      </w:r>
-      <w:r>
-        <w:rPr>
-          <w:rFonts w:ascii="맑은 고딕" w:hAnsi="맑은 고딕" w:eastAsia="맑은 고딕"/>
-          <w:b w:val="0"/>
-          <w:sz w:val="17"/>
-          <w:u w:val="none"/>
-        </w:rPr>
-        <w:t xml:space="preserve"> what to do about something changing if you don’t initially know how it works. If a doctor tells a patient that they have a problem with their kidneys, the patient probably already has at least a vague idea about ⓔ</w:t>
-      </w:r>
-      <w:r>
-        <w:rPr>
-          <w:rFonts w:ascii="맑은 고딕" w:hAnsi="맑은 고딕" w:eastAsia="맑은 고딕"/>
-          <w:b w:val="0"/>
-          <w:sz w:val="17"/>
-          <w:u w:val="single"/>
-        </w:rPr>
-        <w:t>where are their kidneys</w:t>
-      </w:r>
-      <w:r>
-        <w:rPr>
-          <w:rFonts w:ascii="맑은 고딕" w:hAnsi="맑은 고딕" w:eastAsia="맑은 고딕"/>
-          <w:b w:val="0"/>
-          <w:sz w:val="17"/>
-          <w:u w:val="none"/>
-        </w:rPr>
-        <w:t xml:space="preserve"> and what they’re up to. They learned about that part of their own personal life-support system at school. But that’s not the case for the oceans. When we see a news story about the long-term decline in the numbers of krill in the Southern Ocean, it sounds generally like a bad thing. But there’s far more to it than the risk of whales going hungry. Krill are a part of the ocean engine. We need to understand at least some of the context ⓕ</w:t>
-      </w:r>
-      <w:r>
-        <w:rPr>
-          <w:rFonts w:ascii="맑은 고딕" w:hAnsi="맑은 고딕" w:eastAsia="맑은 고딕"/>
-          <w:b w:val="0"/>
-          <w:sz w:val="17"/>
-          <w:u w:val="single"/>
-        </w:rPr>
-        <w:t>before we can discuss</w:t>
-      </w:r>
-      <w:r>
-        <w:rPr>
-          <w:rFonts w:ascii="맑은 고딕" w:hAnsi="맑은 고딕" w:eastAsia="맑은 고딕"/>
-          <w:b w:val="0"/>
-          <w:sz w:val="17"/>
-          <w:u w:val="none"/>
-        </w:rPr>
-        <w:t xml:space="preserve"> the change and take appropriate action.</w:t>
+          <w:u w:val="none"/>
+        </w:rPr>
+        <w:t>(1) ______________  (2) ______________  (3) ______________  (4) ______________</w:t>
       </w:r>
     </w:p>
     <w:p>
       <w:pPr>
-        <w:spacing w:before="0" w:after="20" w:line="276" w:lineRule="auto"/>
-        <w:ind w:left="80"/>
+        <w:keepNext/>
+        <w:spacing w:before="80" w:after="40" w:line="276" w:lineRule="auto"/>
         <w:snapToGrid w:val="0"/>
-      </w:pPr>
-      <w:r>
-        <w:rPr>
-          <w:rFonts w:ascii="맑은 고딕" w:hAnsi="맑은 고딕" w:eastAsia="맑은 고딕"/>
-          <w:b w:val="0"/>
+        <w:shd w:val="clear" w:color="auto" w:fill="6B21A8"/>
+      </w:pPr>
+      <w:r>
+        <w:rPr>
+          <w:rFonts w:ascii="맑은 고딕" w:hAnsi="맑은 고딕" w:eastAsia="맑은 고딕"/>
+          <w:b/>
+          <w:color w:val="FFFFFF"/>
           <w:sz w:val="17"/>
           <w:u w:val="none"/>
         </w:rPr>
-        <w:t>① ⓑ, ⓒ    ② ⓐ, ⓓ, ⓕ    ③ ⓒ, ⓔ, ⓕ    ④ ⓑ, ⓓ    ⑤ ⓑ, ⓒ, ⓔ</w:t>
+        <w:t>[지문 구조]  ※ 앞 문항을 모두 푼 뒤에 풀 것</w:t>
       </w:r>
     </w:p>
     <w:p>
@@ -1929,7 +3070,7 @@
           <w:sz w:val="17"/>
           <w:u w:val="none"/>
         </w:rPr>
-        <w:t>22-3.</w:t>
+        <w:t>22-8.</w:t>
       </w:r>
       <w:r>
         <w:rPr>
@@ -1938,7 +3079,76 @@
           <w:sz w:val="17"/>
           <w:u w:val="none"/>
         </w:rPr>
-        <w:t xml:space="preserve"> 다음 글의 (A), (B), (C)의 각 괄호 안에서 문맥과 어법에 맞는 표현으로 가장 적절한 것은? [3.0점]</w:t>
+        <w:t xml:space="preserve"> 주어진 글 다음에 이어질 글의 순서로 가장 적절한 것은? [2.7점]</w:t>
+      </w:r>
+    </w:p>
+    <w:p>
+      <w:pPr>
+        <w:spacing w:before="0" w:after="60" w:line="288" w:lineRule="auto"/>
+        <w:ind w:left="40"/>
+        <w:snapToGrid w:val="0"/>
+        <w:pBdr>
+          <w:top w:val="single" w:sz="4" w:space="2" w:color="C99B4E"/>
+          <w:left w:val="single" w:sz="4" w:space="2" w:color="C99B4E"/>
+          <w:bottom w:val="single" w:sz="4" w:space="2" w:color="C99B4E"/>
+          <w:right w:val="single" w:sz="4" w:space="2" w:color="C99B4E"/>
+        </w:pBdr>
+        <w:shd w:val="clear" w:color="auto" w:fill="FFF8E1"/>
+      </w:pPr>
+      <w:r>
+        <w:rPr>
+          <w:rFonts w:ascii="맑은 고딕" w:hAnsi="맑은 고딕" w:eastAsia="맑은 고딕"/>
+          <w:b w:val="0"/>
+          <w:sz w:val="17"/>
+          <w:u w:val="none"/>
+        </w:rPr>
+        <w:t>An increasing awareness of our effect on the ocean is slowly seeping into the public agenda, dragging behind it a conversation that is decades overdue. But this conversation faces a massive obstacle.</w:t>
+      </w:r>
+    </w:p>
+    <w:p>
+      <w:pPr>
+        <w:spacing w:before="0" w:after="0" w:line="288" w:lineRule="auto"/>
+        <w:ind w:left="40"/>
+        <w:snapToGrid w:val="0"/>
+        <w:pBdr>
+          <w:top w:val="single" w:sz="4" w:space="2" w:color="999999"/>
+          <w:left w:val="single" w:sz="4" w:space="2" w:color="999999"/>
+          <w:bottom w:val="single" w:sz="4" w:space="2" w:color="999999"/>
+          <w:right w:val="single" w:sz="4" w:space="2" w:color="999999"/>
+        </w:pBdr>
+        <w:shd w:val="clear" w:color="auto" w:fill="F6F3EA"/>
+      </w:pPr>
+      <w:r>
+        <w:rPr>
+          <w:rFonts w:ascii="맑은 고딕" w:hAnsi="맑은 고딕" w:eastAsia="맑은 고딕"/>
+          <w:b w:val="0"/>
+          <w:sz w:val="17"/>
+          <w:u w:val="none"/>
+        </w:rPr>
+        <w:t>(A) They learned about that part of their own personal life-support system at school. But that’s not the case for the oceans.</w:t>
+      </w:r>
+    </w:p>
+    <w:p>
+      <w:pPr>
+        <w:spacing w:before="0" w:after="0" w:line="288" w:lineRule="auto"/>
+        <w:ind w:left="40"/>
+        <w:snapToGrid w:val="0"/>
+        <w:pBdr>
+          <w:top w:val="single" w:sz="4" w:space="2" w:color="999999"/>
+          <w:left w:val="single" w:sz="4" w:space="2" w:color="999999"/>
+          <w:bottom w:val="single" w:sz="4" w:space="2" w:color="999999"/>
+          <w:right w:val="single" w:sz="4" w:space="2" w:color="999999"/>
+        </w:pBdr>
+        <w:shd w:val="clear" w:color="auto" w:fill="F6F3EA"/>
+      </w:pPr>
+      <w:r>
+        <w:rPr>
+          <w:rFonts w:ascii="맑은 고딕" w:hAnsi="맑은 고딕" w:eastAsia="맑은 고딕"/>
+          <w:b w:val="0"/>
+          <w:sz w:val="17"/>
+          <w:u w:val="none"/>
+        </w:rPr>
+        <w:t>(B) It’s almost impossible to discuss what to do about something changing if you don’t initially know how it works. If a doctor tells a patient that they have a problem with their kidneys, the patient probably already has at least a vague idea about where their kidneys are and what they’re up to.</w:t>
       </w:r>
     </w:p>
     <w:p>
@@ -1961,7 +3171,7 @@
           <w:sz w:val="17"/>
           <w:u w:val="none"/>
         </w:rPr>
-        <w:t>An (A) [increasing / declining] awareness of our effect on the ocean is slowly seeping into the public agenda, dragging behind it a conversation that is decades overdue. But this conversation faces a massive (B) [obstacle / opportunity]. It’s almost impossible to discuss what to do about something changing if you don’t (C) [initially / initial] know how it works. If a doctor tells a patient that they have a problem with their kidneys, the patient probably already has at least a vague idea about where their kidneys are and what they’re up to. They learned about that part of their own personal life-support system at school. But that’s not the case for the oceans. When we see a news story about the long-term decline in the numbers of krill in the Southern Ocean, it sounds generally like a bad thing. But there’s far more to it than the risk of whales going hungry. Krill are a part of the ocean engine. We need to understand at least some of the context before we can discuss the change and take appropriate action.</w:t>
+        <w:t>(C) When we see a news story about the long-term decline in the numbers of krill in the Southern Ocean, it sounds generally like a bad thing. But there’s far more to it than the risk of whales going hungry. Krill are a part of the ocean engine. We need to understand at least some of the context before we can discuss the change and take appropriate action.</w:t>
       </w:r>
     </w:p>
     <w:p>
@@ -1977,7 +3187,7 @@
           <w:sz w:val="17"/>
           <w:u w:val="none"/>
         </w:rPr>
-        <w:t>① (A) declining  (B) obstacle  (C) initially</w:t>
+        <w:t>① (A) - (B) - (C)</w:t>
       </w:r>
     </w:p>
     <w:p>
@@ -1993,7 +3203,7 @@
           <w:sz w:val="17"/>
           <w:u w:val="none"/>
         </w:rPr>
-        <w:t>② (A) increasing  (B) opportunity  (C) initial</w:t>
+        <w:t>② (A) - (C) - (B)</w:t>
       </w:r>
     </w:p>
     <w:p>
@@ -2009,7 +3219,7 @@
           <w:sz w:val="17"/>
           <w:u w:val="none"/>
         </w:rPr>
-        <w:t>③ (A) increasing  (B) obstacle  (C) initial</w:t>
+        <w:t>③ (B) - (A) - (C)</w:t>
       </w:r>
     </w:p>
     <w:p>
@@ -2025,7 +3235,7 @@
           <w:sz w:val="17"/>
           <w:u w:val="none"/>
         </w:rPr>
-        <w:t>④ (A) declining  (B) opportunity  (C) initially</w:t>
+        <w:t>④ (B) - (C) - (A)</w:t>
       </w:r>
     </w:p>
     <w:p>
@@ -2041,1088 +3251,7 @@
           <w:sz w:val="17"/>
           <w:u w:val="none"/>
         </w:rPr>
-        <w:t>⑤ (A) increasing  (B) obstacle  (C) initially</w:t>
-      </w:r>
-    </w:p>
-    <w:p>
-      <w:pPr>
-        <w:keepNext/>
-        <w:spacing w:before="80" w:after="20" w:line="276" w:lineRule="auto"/>
-        <w:snapToGrid w:val="0"/>
-      </w:pPr>
-      <w:r>
-        <w:rPr>
-          <w:rFonts w:ascii="맑은 고딕" w:hAnsi="맑은 고딕" w:eastAsia="맑은 고딕"/>
-          <w:b/>
-          <w:sz w:val="17"/>
-          <w:u w:val="none"/>
-        </w:rPr>
-        <w:t>22-4.</w:t>
-      </w:r>
-      <w:r>
-        <w:rPr>
-          <w:rFonts w:ascii="맑은 고딕" w:hAnsi="맑은 고딕" w:eastAsia="맑은 고딕"/>
-          <w:b w:val="0"/>
-          <w:sz w:val="17"/>
-          <w:u w:val="none"/>
-        </w:rPr>
-        <w:t xml:space="preserve"> According to the passage, which of the following is </w:t>
-      </w:r>
-      <w:r>
-        <w:rPr>
-          <w:rFonts w:ascii="맑은 고딕" w:hAnsi="맑은 고딕" w:eastAsia="맑은 고딕"/>
-          <w:b w:val="0"/>
-          <w:sz w:val="17"/>
-          <w:u w:val="single"/>
-        </w:rPr>
-        <w:t>NOT</w:t>
-      </w:r>
-      <w:r>
-        <w:rPr>
-          <w:rFonts w:ascii="맑은 고딕" w:hAnsi="맑은 고딕" w:eastAsia="맑은 고딕"/>
-          <w:b w:val="0"/>
-          <w:sz w:val="17"/>
-          <w:u w:val="none"/>
-        </w:rPr>
-        <w:t xml:space="preserve"> true? [2.8점]</w:t>
-      </w:r>
-    </w:p>
-    <w:p>
-      <w:pPr>
-        <w:spacing w:before="0" w:after="60" w:line="288" w:lineRule="auto"/>
-        <w:ind w:left="40"/>
-        <w:snapToGrid w:val="0"/>
-        <w:pBdr>
-          <w:top w:val="single" w:sz="4" w:space="2" w:color="999999"/>
-          <w:left w:val="single" w:sz="4" w:space="2" w:color="999999"/>
-          <w:bottom w:val="single" w:sz="4" w:space="2" w:color="999999"/>
-          <w:right w:val="single" w:sz="4" w:space="2" w:color="999999"/>
-        </w:pBdr>
-        <w:shd w:val="clear" w:color="auto" w:fill="F6F3EA"/>
-      </w:pPr>
-      <w:r>
-        <w:rPr>
-          <w:rFonts w:ascii="맑은 고딕" w:hAnsi="맑은 고딕" w:eastAsia="맑은 고딕"/>
-          <w:b w:val="0"/>
-          <w:sz w:val="17"/>
-          <w:u w:val="none"/>
-        </w:rPr>
-        <w:t>An increasing awareness of our effect on the ocean is slowly seeping into the public agenda, dragging behind it a conversation that is decades overdue. But this conversation faces a massive obstacle. It’s almost impossible to discuss what to do about something changing if you don’t initially know how it works. If a doctor tells a patient that they have a problem with their kidneys, the patient probably already has at least a vague idea about where their kidneys are and what they’re up to. They learned about that part of their own personal life-support system at school. But that’s not the case for the oceans. When we see a news story about the long-term decline in the numbers of krill in the Southern Ocean, it sounds generally like a bad thing. But there’s far more to it than the risk of whales going hungry. Krill are a part of the ocean engine. We need to understand at least some of the context before we can discuss the change and take appropriate action.</w:t>
-      </w:r>
-    </w:p>
-    <w:p>
-      <w:pPr>
-        <w:spacing w:before="0" w:after="0" w:line="269" w:lineRule="auto"/>
-        <w:ind w:left="180" w:hanging="180"/>
-        <w:snapToGrid w:val="0"/>
-      </w:pPr>
-      <w:r>
-        <w:rPr>
-          <w:rFonts w:ascii="맑은 고딕" w:hAnsi="맑은 고딕" w:eastAsia="맑은 고딕"/>
-          <w:b w:val="0"/>
-          <w:sz w:val="17"/>
-          <w:u w:val="none"/>
-        </w:rPr>
-        <w:t>① Public discussion of our impact on the ocean has been put off for a long time.</w:t>
-      </w:r>
-    </w:p>
-    <w:p>
-      <w:pPr>
-        <w:spacing w:before="0" w:after="0" w:line="269" w:lineRule="auto"/>
-        <w:ind w:left="180" w:hanging="180"/>
-        <w:snapToGrid w:val="0"/>
-      </w:pPr>
-      <w:r>
-        <w:rPr>
-          <w:rFonts w:ascii="맑은 고딕" w:hAnsi="맑은 고딕" w:eastAsia="맑은 고딕"/>
-          <w:b w:val="0"/>
-          <w:sz w:val="17"/>
-          <w:u w:val="none"/>
-        </w:rPr>
-        <w:t>② Most patients already have at least a rough sense of where their kidneys are.</w:t>
-      </w:r>
-    </w:p>
-    <w:p>
-      <w:pPr>
-        <w:spacing w:before="0" w:after="0" w:line="269" w:lineRule="auto"/>
-        <w:ind w:left="180" w:hanging="180"/>
-        <w:snapToGrid w:val="0"/>
-      </w:pPr>
-      <w:r>
-        <w:rPr>
-          <w:rFonts w:ascii="맑은 고딕" w:hAnsi="맑은 고딕" w:eastAsia="맑은 고딕"/>
-          <w:b w:val="0"/>
-          <w:sz w:val="17"/>
-          <w:u w:val="none"/>
-        </w:rPr>
-        <w:t>③ People generally learn about their own organs while they are at school.</w:t>
-      </w:r>
-    </w:p>
-    <w:p>
-      <w:pPr>
-        <w:spacing w:before="0" w:after="0" w:line="269" w:lineRule="auto"/>
-        <w:ind w:left="180" w:hanging="180"/>
-        <w:snapToGrid w:val="0"/>
-      </w:pPr>
-      <w:r>
-        <w:rPr>
-          <w:rFonts w:ascii="맑은 고딕" w:hAnsi="맑은 고딕" w:eastAsia="맑은 고딕"/>
-          <w:b w:val="0"/>
-          <w:sz w:val="17"/>
-          <w:u w:val="none"/>
-        </w:rPr>
-        <w:t>④ Krill are described as an isolated food source with no wider role in the ocean.</w:t>
-      </w:r>
-    </w:p>
-    <w:p>
-      <w:pPr>
-        <w:spacing w:before="0" w:after="0" w:line="269" w:lineRule="auto"/>
-        <w:ind w:left="180" w:hanging="180"/>
-        <w:snapToGrid w:val="0"/>
-      </w:pPr>
-      <w:r>
-        <w:rPr>
-          <w:rFonts w:ascii="맑은 고딕" w:hAnsi="맑은 고딕" w:eastAsia="맑은 고딕"/>
-          <w:b w:val="0"/>
-          <w:sz w:val="17"/>
-          <w:u w:val="none"/>
-        </w:rPr>
-        <w:t>⑤ The writer believes some understanding should come before appropriate action.</w:t>
-      </w:r>
-    </w:p>
-    <w:p>
-      <w:pPr>
-        <w:keepNext/>
-        <w:spacing w:before="80" w:after="20" w:line="276" w:lineRule="auto"/>
-        <w:snapToGrid w:val="0"/>
-      </w:pPr>
-      <w:r>
-        <w:rPr>
-          <w:rFonts w:ascii="맑은 고딕" w:hAnsi="맑은 고딕" w:eastAsia="맑은 고딕"/>
-          <w:b/>
-          <w:sz w:val="17"/>
-          <w:u w:val="none"/>
-        </w:rPr>
-        <w:t>22-5.</w:t>
-      </w:r>
-      <w:r>
-        <w:rPr>
-          <w:rFonts w:ascii="맑은 고딕" w:hAnsi="맑은 고딕" w:eastAsia="맑은 고딕"/>
-          <w:b w:val="0"/>
-          <w:sz w:val="17"/>
-          <w:u w:val="none"/>
-        </w:rPr>
-        <w:t xml:space="preserve"> [A]와 [B]를 읽고 이해한 것으로 가장 적절한 것은? [3.2점]</w:t>
-      </w:r>
-    </w:p>
-    <w:p>
-      <w:pPr>
-        <w:spacing w:before="0" w:after="60" w:line="288" w:lineRule="auto"/>
-        <w:ind w:left="40"/>
-        <w:snapToGrid w:val="0"/>
-        <w:pBdr>
-          <w:top w:val="single" w:sz="4" w:space="2" w:color="999999"/>
-          <w:left w:val="single" w:sz="4" w:space="2" w:color="999999"/>
-          <w:bottom w:val="single" w:sz="4" w:space="2" w:color="999999"/>
-          <w:right w:val="single" w:sz="4" w:space="2" w:color="999999"/>
-        </w:pBdr>
-        <w:shd w:val="clear" w:color="auto" w:fill="F6F3EA"/>
-      </w:pPr>
-      <w:r>
-        <w:rPr>
-          <w:rFonts w:ascii="맑은 고딕" w:hAnsi="맑은 고딕" w:eastAsia="맑은 고딕"/>
-          <w:b w:val="0"/>
-          <w:sz w:val="17"/>
-          <w:u w:val="none"/>
-        </w:rPr>
-        <w:t>[A] When we see a news story about the long-term decline in the numbers of krill in the Southern Ocean, it sounds generally like a bad thing. But there’s far more to it than the risk of whales going hungry. Krill are a part of the ocean engine. We need to understand at least some of the context before we can discuss the change and take appropriate action.</w:t>
-      </w:r>
-    </w:p>
-    <w:p>
-      <w:pPr>
-        <w:spacing w:before="0" w:after="60" w:line="288" w:lineRule="auto"/>
-        <w:ind w:left="40"/>
-        <w:snapToGrid w:val="0"/>
-        <w:pBdr>
-          <w:top w:val="single" w:sz="4" w:space="2" w:color="6B7FB8"/>
-          <w:left w:val="single" w:sz="4" w:space="2" w:color="6B7FB8"/>
-          <w:bottom w:val="single" w:sz="4" w:space="2" w:color="6B7FB8"/>
-          <w:right w:val="single" w:sz="4" w:space="2" w:color="6B7FB8"/>
-        </w:pBdr>
-        <w:shd w:val="clear" w:color="auto" w:fill="EEF2FF"/>
-      </w:pPr>
-      <w:r>
-        <w:rPr>
-          <w:rFonts w:ascii="맑은 고딕" w:hAnsi="맑은 고딕" w:eastAsia="맑은 고딕"/>
-          <w:b w:val="0"/>
-          <w:sz w:val="17"/>
-          <w:u w:val="none"/>
-        </w:rPr>
-        <w:t>[B] When beekeepers report that honeybee colonies are collapsing, many listeners think first of honey prices. Few realize that bees pollinate many of the crops on their plates, from almonds to apples. Without some sense of that hidden role, the public cannot judge whether the news calls for new farming methods, a new law, or no action at all.</w:t>
-      </w:r>
-    </w:p>
-    <w:p>
-      <w:pPr>
-        <w:spacing w:before="0" w:after="0" w:line="269" w:lineRule="auto"/>
-        <w:ind w:left="180" w:hanging="180"/>
-        <w:snapToGrid w:val="0"/>
-      </w:pPr>
-      <w:r>
-        <w:rPr>
-          <w:rFonts w:ascii="맑은 고딕" w:hAnsi="맑은 고딕" w:eastAsia="맑은 고딕"/>
-          <w:b w:val="0"/>
-          <w:sz w:val="17"/>
-          <w:u w:val="none"/>
-        </w:rPr>
-        <w:t>① [A] focuses on human health, while [B] focuses on the price of food.</w:t>
-      </w:r>
-    </w:p>
-    <w:p>
-      <w:pPr>
-        <w:spacing w:before="0" w:after="0" w:line="269" w:lineRule="auto"/>
-        <w:ind w:left="180" w:hanging="180"/>
-        <w:snapToGrid w:val="0"/>
-      </w:pPr>
-      <w:r>
-        <w:rPr>
-          <w:rFonts w:ascii="맑은 고딕" w:hAnsi="맑은 고딕" w:eastAsia="맑은 고딕"/>
-          <w:b w:val="0"/>
-          <w:sz w:val="17"/>
-          <w:u w:val="none"/>
-        </w:rPr>
-        <w:t>② Both texts argue that the public needs basic background knowledge before judging news about a natural system.</w:t>
-      </w:r>
-    </w:p>
-    <w:p>
-      <w:pPr>
-        <w:spacing w:before="0" w:after="0" w:line="269" w:lineRule="auto"/>
-        <w:ind w:left="180" w:hanging="180"/>
-        <w:snapToGrid w:val="0"/>
-      </w:pPr>
-      <w:r>
-        <w:rPr>
-          <w:rFonts w:ascii="맑은 고딕" w:hAnsi="맑은 고딕" w:eastAsia="맑은 고딕"/>
-          <w:b w:val="0"/>
-          <w:sz w:val="17"/>
-          <w:u w:val="none"/>
-        </w:rPr>
-        <w:t>③ [B] suggests that honey prices are the most serious part of the problem.</w:t>
-      </w:r>
-    </w:p>
-    <w:p>
-      <w:pPr>
-        <w:spacing w:before="0" w:after="0" w:line="269" w:lineRule="auto"/>
-        <w:ind w:left="180" w:hanging="180"/>
-        <w:snapToGrid w:val="0"/>
-      </w:pPr>
-      <w:r>
-        <w:rPr>
-          <w:rFonts w:ascii="맑은 고딕" w:hAnsi="맑은 고딕" w:eastAsia="맑은 고딕"/>
-          <w:b w:val="0"/>
-          <w:sz w:val="17"/>
-          <w:u w:val="none"/>
-        </w:rPr>
-        <w:t>④ Both texts claim that news reports usually exaggerate environmental problems.</w:t>
-      </w:r>
-    </w:p>
-    <w:p>
-      <w:pPr>
-        <w:spacing w:before="0" w:after="0" w:line="269" w:lineRule="auto"/>
-        <w:ind w:left="180" w:hanging="180"/>
-        <w:snapToGrid w:val="0"/>
-      </w:pPr>
-      <w:r>
-        <w:rPr>
-          <w:rFonts w:ascii="맑은 고딕" w:hAnsi="맑은 고딕" w:eastAsia="맑은 고딕"/>
-          <w:b w:val="0"/>
-          <w:sz w:val="17"/>
-          <w:u w:val="none"/>
-        </w:rPr>
-        <w:t>⑤ [A] says krill matter only to whales, while [B] says bees matter only to farmers.</w:t>
-      </w:r>
-    </w:p>
-    <w:p>
-      <w:pPr>
-        <w:keepNext/>
-        <w:spacing w:before="80" w:after="20" w:line="276" w:lineRule="auto"/>
-        <w:snapToGrid w:val="0"/>
-      </w:pPr>
-      <w:r>
-        <w:rPr>
-          <w:rFonts w:ascii="맑은 고딕" w:hAnsi="맑은 고딕" w:eastAsia="맑은 고딕"/>
-          <w:b/>
-          <w:sz w:val="17"/>
-          <w:u w:val="none"/>
-        </w:rPr>
-        <w:t>22-6.</w:t>
-      </w:r>
-      <w:r>
-        <w:rPr>
-          <w:rFonts w:ascii="맑은 고딕" w:hAnsi="맑은 고딕" w:eastAsia="맑은 고딕"/>
-          <w:b w:val="0"/>
-          <w:sz w:val="17"/>
-          <w:u w:val="none"/>
-        </w:rPr>
-        <w:t xml:space="preserve"> 윗글의 밑줄 친 </w:t>
-      </w:r>
-      <w:r>
-        <w:rPr>
-          <w:rFonts w:ascii="맑은 고딕" w:hAnsi="맑은 고딕" w:eastAsia="맑은 고딕"/>
-          <w:b w:val="0"/>
-          <w:sz w:val="17"/>
-          <w:u w:val="single"/>
-        </w:rPr>
-        <w:t>the ocean engine</w:t>
-      </w:r>
-      <w:r>
-        <w:rPr>
-          <w:rFonts w:ascii="맑은 고딕" w:hAnsi="맑은 고딕" w:eastAsia="맑은 고딕"/>
-          <w:b w:val="0"/>
-          <w:sz w:val="17"/>
-          <w:u w:val="none"/>
-        </w:rPr>
-        <w:t>이 의미하는 바로 가장 적절한 것은? [2.9점]</w:t>
-      </w:r>
-    </w:p>
-    <w:p>
-      <w:pPr>
-        <w:spacing w:before="0" w:after="60" w:line="288" w:lineRule="auto"/>
-        <w:ind w:left="40"/>
-        <w:snapToGrid w:val="0"/>
-        <w:pBdr>
-          <w:top w:val="single" w:sz="4" w:space="2" w:color="999999"/>
-          <w:left w:val="single" w:sz="4" w:space="2" w:color="999999"/>
-          <w:bottom w:val="single" w:sz="4" w:space="2" w:color="999999"/>
-          <w:right w:val="single" w:sz="4" w:space="2" w:color="999999"/>
-        </w:pBdr>
-        <w:shd w:val="clear" w:color="auto" w:fill="F6F3EA"/>
-      </w:pPr>
-      <w:r>
-        <w:rPr>
-          <w:rFonts w:ascii="맑은 고딕" w:hAnsi="맑은 고딕" w:eastAsia="맑은 고딕"/>
-          <w:b w:val="0"/>
-          <w:sz w:val="17"/>
-          <w:u w:val="none"/>
-        </w:rPr>
-        <w:t xml:space="preserve">An increasing awareness of our effect on the ocean is slowly seeping into the public agenda, dragging behind it a conversation that is decades overdue. But this conversation faces a massive obstacle. It’s almost impossible to discuss what to do about something changing if you don’t initially know how it works. If a doctor tells a patient that they have a problem with their kidneys, the patient probably already has at least a vague idea about where their kidneys are and what they’re up to. They learned about that part of their own personal life-support system at school. But that’s not the case for the oceans. When we see a news story about the long-term decline in the numbers of krill in the Southern Ocean, it sounds generally like a bad thing. But there’s far more to it than the risk of whales going hungry. Krill are a part of </w:t>
-      </w:r>
-      <w:r>
-        <w:rPr>
-          <w:rFonts w:ascii="맑은 고딕" w:hAnsi="맑은 고딕" w:eastAsia="맑은 고딕"/>
-          <w:b w:val="0"/>
-          <w:sz w:val="17"/>
-          <w:u w:val="single"/>
-        </w:rPr>
-        <w:t>the ocean engine</w:t>
-      </w:r>
-      <w:r>
-        <w:rPr>
-          <w:rFonts w:ascii="맑은 고딕" w:hAnsi="맑은 고딕" w:eastAsia="맑은 고딕"/>
-          <w:b w:val="0"/>
-          <w:sz w:val="17"/>
-          <w:u w:val="none"/>
-        </w:rPr>
-        <w:t>. We need to understand at least some of the context before we can discuss the change and take appropriate action.</w:t>
-      </w:r>
-    </w:p>
-    <w:p>
-      <w:pPr>
-        <w:spacing w:before="0" w:after="0" w:line="269" w:lineRule="auto"/>
-        <w:ind w:left="180" w:hanging="180"/>
-        <w:snapToGrid w:val="0"/>
-      </w:pPr>
-      <w:r>
-        <w:rPr>
-          <w:rFonts w:ascii="맑은 고딕" w:hAnsi="맑은 고딕" w:eastAsia="맑은 고딕"/>
-          <w:b w:val="0"/>
-          <w:sz w:val="17"/>
-          <w:u w:val="none"/>
-        </w:rPr>
-        <w:t>① a machine that scientists use to measure ocean currents</w:t>
-      </w:r>
-    </w:p>
-    <w:p>
-      <w:pPr>
-        <w:spacing w:before="0" w:after="0" w:line="269" w:lineRule="auto"/>
-        <w:ind w:left="180" w:hanging="180"/>
-        <w:snapToGrid w:val="0"/>
-      </w:pPr>
-      <w:r>
-        <w:rPr>
-          <w:rFonts w:ascii="맑은 고딕" w:hAnsi="맑은 고딕" w:eastAsia="맑은 고딕"/>
-          <w:b w:val="0"/>
-          <w:sz w:val="17"/>
-          <w:u w:val="none"/>
-        </w:rPr>
-        <w:t>② the main supply of food for whales</w:t>
-      </w:r>
-    </w:p>
-    <w:p>
-      <w:pPr>
-        <w:spacing w:before="0" w:after="0" w:line="269" w:lineRule="auto"/>
-        <w:ind w:left="180" w:hanging="180"/>
-        <w:snapToGrid w:val="0"/>
-      </w:pPr>
-      <w:r>
-        <w:rPr>
-          <w:rFonts w:ascii="맑은 고딕" w:hAnsi="맑은 고딕" w:eastAsia="맑은 고딕"/>
-          <w:b w:val="0"/>
-          <w:sz w:val="17"/>
-          <w:u w:val="none"/>
-        </w:rPr>
-        <w:t>③ the fishing industry in the Southern Ocean</w:t>
-      </w:r>
-    </w:p>
-    <w:p>
-      <w:pPr>
-        <w:spacing w:before="0" w:after="0" w:line="269" w:lineRule="auto"/>
-        <w:ind w:left="180" w:hanging="180"/>
-        <w:snapToGrid w:val="0"/>
-      </w:pPr>
-      <w:r>
-        <w:rPr>
-          <w:rFonts w:ascii="맑은 고딕" w:hAnsi="맑은 고딕" w:eastAsia="맑은 고딕"/>
-          <w:b w:val="0"/>
-          <w:sz w:val="17"/>
-          <w:u w:val="none"/>
-        </w:rPr>
-        <w:t>④ the interconnected processes that keep the ocean system working</w:t>
-      </w:r>
-    </w:p>
-    <w:p>
-      <w:pPr>
-        <w:spacing w:before="0" w:after="0" w:line="269" w:lineRule="auto"/>
-        <w:ind w:left="180" w:hanging="180"/>
-        <w:snapToGrid w:val="0"/>
-      </w:pPr>
-      <w:r>
-        <w:rPr>
-          <w:rFonts w:ascii="맑은 고딕" w:hAnsi="맑은 고딕" w:eastAsia="맑은 고딕"/>
-          <w:b w:val="0"/>
-          <w:sz w:val="17"/>
-          <w:u w:val="none"/>
-        </w:rPr>
-        <w:t>⑤ the public conversation about the ocean</w:t>
-      </w:r>
-    </w:p>
-    <w:p>
-      <w:pPr>
-        <w:keepNext/>
-        <w:spacing w:before="80" w:after="20" w:line="276" w:lineRule="auto"/>
-        <w:snapToGrid w:val="0"/>
-      </w:pPr>
-      <w:r>
-        <w:rPr>
-          <w:rFonts w:ascii="맑은 고딕" w:hAnsi="맑은 고딕" w:eastAsia="맑은 고딕"/>
-          <w:b/>
-          <w:sz w:val="17"/>
-          <w:u w:val="none"/>
-        </w:rPr>
-        <w:t>22-7.</w:t>
-      </w:r>
-      <w:r>
-        <w:rPr>
-          <w:rFonts w:ascii="맑은 고딕" w:hAnsi="맑은 고딕" w:eastAsia="맑은 고딕"/>
-          <w:b w:val="0"/>
-          <w:sz w:val="17"/>
-          <w:u w:val="none"/>
-        </w:rPr>
-        <w:t xml:space="preserve"> 다음 글에서 전체 흐름과 관계 </w:t>
-      </w:r>
-      <w:r>
-        <w:rPr>
-          <w:rFonts w:ascii="맑은 고딕" w:hAnsi="맑은 고딕" w:eastAsia="맑은 고딕"/>
-          <w:b w:val="0"/>
-          <w:sz w:val="17"/>
-          <w:u w:val="single"/>
-        </w:rPr>
-        <w:t>없는</w:t>
-      </w:r>
-      <w:r>
-        <w:rPr>
-          <w:rFonts w:ascii="맑은 고딕" w:hAnsi="맑은 고딕" w:eastAsia="맑은 고딕"/>
-          <w:b w:val="0"/>
-          <w:sz w:val="17"/>
-          <w:u w:val="none"/>
-        </w:rPr>
-        <w:t xml:space="preserve"> 문장은? [3.0점]</w:t>
-      </w:r>
-    </w:p>
-    <w:p>
-      <w:pPr>
-        <w:spacing w:before="0" w:after="60" w:line="288" w:lineRule="auto"/>
-        <w:ind w:left="40"/>
-        <w:snapToGrid w:val="0"/>
-        <w:pBdr>
-          <w:top w:val="single" w:sz="4" w:space="2" w:color="999999"/>
-          <w:left w:val="single" w:sz="4" w:space="2" w:color="999999"/>
-          <w:bottom w:val="single" w:sz="4" w:space="2" w:color="999999"/>
-          <w:right w:val="single" w:sz="4" w:space="2" w:color="999999"/>
-        </w:pBdr>
-        <w:shd w:val="clear" w:color="auto" w:fill="F6F3EA"/>
-      </w:pPr>
-      <w:r>
-        <w:rPr>
-          <w:rFonts w:ascii="맑은 고딕" w:hAnsi="맑은 고딕" w:eastAsia="맑은 고딕"/>
-          <w:b w:val="0"/>
-          <w:sz w:val="17"/>
-          <w:u w:val="none"/>
-        </w:rPr>
-        <w:t>An increasing awareness of our effect on the ocean is slowly seeping into the public agenda, dragging behind it a conversation that is decades overdue. But this conversation faces a massive obstacle. ① It’s almost impossible to discuss what to do about something changing if you don’t initially know how it works. ② If a doctor tells a patient that they have a problem with their kidneys, the patient probably already has at least a vague idea about where their kidneys are and what they’re up to. ③ Kidney diseases have become more common as people eat more salty food. ④ But that’s not the case for the oceans. ⑤ When we see a news story about the long-term decline in the numbers of krill in the Southern Ocean, it sounds generally like a bad thing. But there’s far more to it than the risk of whales going hungry.</w:t>
-      </w:r>
-    </w:p>
-    <w:p>
-      <w:pPr>
-        <w:spacing w:before="0" w:after="20" w:line="276" w:lineRule="auto"/>
-        <w:ind w:left="80"/>
-        <w:snapToGrid w:val="0"/>
-      </w:pPr>
-      <w:r>
-        <w:rPr>
-          <w:rFonts w:ascii="맑은 고딕" w:hAnsi="맑은 고딕" w:eastAsia="맑은 고딕"/>
-          <w:b w:val="0"/>
-          <w:sz w:val="17"/>
-          <w:u w:val="none"/>
-        </w:rPr>
-        <w:t>① ①    ② ②    ③ ③    ④ ④    ⑤ ⑤</w:t>
-      </w:r>
-    </w:p>
-    <w:p>
-      <w:pPr>
-        <w:keepNext/>
-        <w:spacing w:before="80" w:after="40" w:line="276" w:lineRule="auto"/>
-        <w:snapToGrid w:val="0"/>
-        <w:shd w:val="clear" w:color="auto" w:fill="8A3A12"/>
-      </w:pPr>
-      <w:r>
-        <w:rPr>
-          <w:rFonts w:ascii="맑은 고딕" w:hAnsi="맑은 고딕" w:eastAsia="맑은 고딕"/>
-          <w:b/>
-          <w:color w:val="FFFFFF"/>
-          <w:sz w:val="17"/>
-          <w:u w:val="none"/>
-        </w:rPr>
-        <w:t>서답형  22-서1 ~ 22-서2</w:t>
-      </w:r>
-    </w:p>
-    <w:p>
-      <w:pPr>
-        <w:keepNext/>
-        <w:spacing w:before="80" w:after="20" w:line="276" w:lineRule="auto"/>
-        <w:snapToGrid w:val="0"/>
-      </w:pPr>
-      <w:r>
-        <w:rPr>
-          <w:rFonts w:ascii="맑은 고딕" w:hAnsi="맑은 고딕" w:eastAsia="맑은 고딕"/>
-          <w:b/>
-          <w:sz w:val="17"/>
-          <w:u w:val="none"/>
-        </w:rPr>
-        <w:t>22-서1.</w:t>
-      </w:r>
-      <w:r>
-        <w:rPr>
-          <w:rFonts w:ascii="맑은 고딕" w:hAnsi="맑은 고딕" w:eastAsia="맑은 고딕"/>
-          <w:b w:val="0"/>
-          <w:sz w:val="17"/>
-          <w:u w:val="none"/>
-        </w:rPr>
-        <w:t xml:space="preserve"> 다음 글의 내용을 요약하고자 한다. 빈칸 (1)~(3)에 들어갈 말을 본문에서 찾아 </w:t>
-      </w:r>
-      <w:r>
-        <w:rPr>
-          <w:rFonts w:ascii="맑은 고딕" w:hAnsi="맑은 고딕" w:eastAsia="맑은 고딕"/>
-          <w:b w:val="0"/>
-          <w:sz w:val="17"/>
-          <w:u w:val="single"/>
-        </w:rPr>
-        <w:t>반드시 변형하여</w:t>
-      </w:r>
-      <w:r>
-        <w:rPr>
-          <w:rFonts w:ascii="맑은 고딕" w:hAnsi="맑은 고딕" w:eastAsia="맑은 고딕"/>
-          <w:b w:val="0"/>
-          <w:sz w:val="17"/>
-          <w:u w:val="none"/>
-        </w:rPr>
-        <w:t xml:space="preserve"> 쓰시오. (한 칸에 한 단어) [각 1점, 총 3점] [3.0점]</w:t>
-      </w:r>
-    </w:p>
-    <w:p>
-      <w:pPr>
-        <w:spacing w:before="0" w:after="60" w:line="288" w:lineRule="auto"/>
-        <w:ind w:left="40"/>
-        <w:snapToGrid w:val="0"/>
-        <w:pBdr>
-          <w:top w:val="single" w:sz="4" w:space="2" w:color="999999"/>
-          <w:left w:val="single" w:sz="4" w:space="2" w:color="999999"/>
-          <w:bottom w:val="single" w:sz="4" w:space="2" w:color="999999"/>
-          <w:right w:val="single" w:sz="4" w:space="2" w:color="999999"/>
-        </w:pBdr>
-        <w:shd w:val="clear" w:color="auto" w:fill="F6F3EA"/>
-      </w:pPr>
-      <w:r>
-        <w:rPr>
-          <w:rFonts w:ascii="맑은 고딕" w:hAnsi="맑은 고딕" w:eastAsia="맑은 고딕"/>
-          <w:b w:val="0"/>
-          <w:sz w:val="17"/>
-          <w:u w:val="none"/>
-        </w:rPr>
-        <w:t>An increasing awareness of our effect on the ocean is slowly seeping into the public agenda, dragging behind it a conversation that is decades overdue. But this conversation faces a massive obstacle. It’s almost impossible to discuss what to do about something changing if you don’t initially know how it works. If a doctor tells a patient that they have a problem with their kidneys, the patient probably already has at least a vague idea about where their kidneys are and what they’re up to. They learned about that part of their own personal life-support system at school. But that’s not the case for the oceans. When we see a news story about the long-term decline in the numbers of krill in the Southern Ocean, it sounds generally like a bad thing. But there’s far more to it than the risk of whales going hungry. Krill are a part of the ocean engine. We need to understand at least some of the context before we can discuss the change and take appropriate action.</w:t>
-      </w:r>
-    </w:p>
-    <w:p>
-      <w:pPr>
-        <w:spacing w:before="0" w:after="60" w:line="288" w:lineRule="auto"/>
-        <w:ind w:left="40"/>
-        <w:snapToGrid w:val="0"/>
-        <w:pBdr>
-          <w:top w:val="single" w:sz="4" w:space="2" w:color="C99B4E"/>
-          <w:left w:val="single" w:sz="4" w:space="2" w:color="C99B4E"/>
-          <w:bottom w:val="single" w:sz="4" w:space="2" w:color="C99B4E"/>
-          <w:right w:val="single" w:sz="4" w:space="2" w:color="C99B4E"/>
-        </w:pBdr>
-        <w:shd w:val="clear" w:color="auto" w:fill="FFF8E1"/>
-      </w:pPr>
-      <w:r>
-        <w:rPr>
-          <w:rFonts w:ascii="맑은 고딕" w:hAnsi="맑은 고딕" w:eastAsia="맑은 고딕"/>
-          <w:b w:val="0"/>
-          <w:sz w:val="17"/>
-          <w:u w:val="none"/>
-        </w:rPr>
-        <w:t>Although we are increasingly (1) ________ of our effect on the ocean, we need a basic (2) ________ of how it works before we can act (3) ________.</w:t>
-      </w:r>
-    </w:p>
-    <w:p>
-      <w:pPr>
-        <w:spacing w:before="0" w:after="0" w:line="288" w:lineRule="auto"/>
-        <w:ind w:left="40"/>
-        <w:snapToGrid w:val="0"/>
-        <w:pBdr>
-          <w:top w:val="single" w:sz="4" w:space="2" w:color="9B6BD0"/>
-          <w:left w:val="single" w:sz="4" w:space="2" w:color="9B6BD0"/>
-          <w:bottom w:val="single" w:sz="4" w:space="2" w:color="9B6BD0"/>
-          <w:right w:val="single" w:sz="4" w:space="2" w:color="9B6BD0"/>
-        </w:pBdr>
-        <w:shd w:val="clear" w:color="auto" w:fill="FAF5FF"/>
-      </w:pPr>
-      <w:r>
-        <w:rPr>
-          <w:rFonts w:ascii="맑은 고딕" w:hAnsi="맑은 고딕" w:eastAsia="맑은 고딕"/>
-          <w:b/>
-          <w:sz w:val="17"/>
-          <w:u w:val="none"/>
-        </w:rPr>
-        <w:t>&lt;조 건&gt;</w:t>
-      </w:r>
-    </w:p>
-    <w:p>
-      <w:pPr>
-        <w:spacing w:before="0" w:after="0" w:line="288" w:lineRule="auto"/>
-        <w:ind w:left="40"/>
-        <w:snapToGrid w:val="0"/>
-        <w:pBdr>
-          <w:top w:val="single" w:sz="4" w:space="2" w:color="9B6BD0"/>
-          <w:left w:val="single" w:sz="4" w:space="2" w:color="9B6BD0"/>
-          <w:bottom w:val="single" w:sz="4" w:space="2" w:color="9B6BD0"/>
-          <w:right w:val="single" w:sz="4" w:space="2" w:color="9B6BD0"/>
-        </w:pBdr>
-        <w:shd w:val="clear" w:color="auto" w:fill="FAF5FF"/>
-      </w:pPr>
-      <w:r>
-        <w:rPr>
-          <w:rFonts w:ascii="맑은 고딕" w:hAnsi="맑은 고딕" w:eastAsia="맑은 고딕"/>
-          <w:b w:val="0"/>
-          <w:sz w:val="17"/>
-          <w:u w:val="none"/>
-        </w:rPr>
-        <w:t>1. 본문의 단어를 반드시 변형(품사·어형)하여 쓸 것 — 본문 형태 그대로 쓰면 0점</w:t>
-      </w:r>
-    </w:p>
-    <w:p>
-      <w:pPr>
-        <w:spacing w:before="0" w:after="60" w:line="288" w:lineRule="auto"/>
-        <w:ind w:left="40"/>
-        <w:snapToGrid w:val="0"/>
-        <w:pBdr>
-          <w:top w:val="single" w:sz="4" w:space="2" w:color="9B6BD0"/>
-          <w:left w:val="single" w:sz="4" w:space="2" w:color="9B6BD0"/>
-          <w:bottom w:val="single" w:sz="4" w:space="2" w:color="9B6BD0"/>
-          <w:right w:val="single" w:sz="4" w:space="2" w:color="9B6BD0"/>
-        </w:pBdr>
-        <w:shd w:val="clear" w:color="auto" w:fill="FAF5FF"/>
-      </w:pPr>
-      <w:r>
-        <w:rPr>
-          <w:rFonts w:ascii="맑은 고딕" w:hAnsi="맑은 고딕" w:eastAsia="맑은 고딕"/>
-          <w:b w:val="0"/>
-          <w:sz w:val="17"/>
-          <w:u w:val="none"/>
-        </w:rPr>
-        <w:t>2. 답안지에 소문항 번호를 정확하게 기입할 것  예) 1-(1) 1-(2) 1-(3)</w:t>
-      </w:r>
-    </w:p>
-    <w:p>
-      <w:pPr>
-        <w:spacing w:before="0" w:after="40" w:line="360" w:lineRule="auto"/>
-        <w:snapToGrid w:val="0"/>
-      </w:pPr>
-      <w:r>
-        <w:rPr>
-          <w:rFonts w:ascii="맑은 고딕" w:hAnsi="맑은 고딕" w:eastAsia="맑은 고딕"/>
-          <w:b w:val="0"/>
-          <w:sz w:val="17"/>
-          <w:u w:val="none"/>
-        </w:rPr>
-        <w:t>(1) ______________   (2) ______________   (3) ______________</w:t>
-      </w:r>
-    </w:p>
-    <w:p>
-      <w:pPr>
-        <w:keepNext/>
-        <w:spacing w:before="80" w:after="20" w:line="276" w:lineRule="auto"/>
-        <w:snapToGrid w:val="0"/>
-      </w:pPr>
-      <w:r>
-        <w:rPr>
-          <w:rFonts w:ascii="맑은 고딕" w:hAnsi="맑은 고딕" w:eastAsia="맑은 고딕"/>
-          <w:b/>
-          <w:sz w:val="17"/>
-          <w:u w:val="none"/>
-        </w:rPr>
-        <w:t>22-서2.</w:t>
-      </w:r>
-      <w:r>
-        <w:rPr>
-          <w:rFonts w:ascii="맑은 고딕" w:hAnsi="맑은 고딕" w:eastAsia="맑은 고딕"/>
-          <w:b w:val="0"/>
-          <w:sz w:val="17"/>
-          <w:u w:val="none"/>
-        </w:rPr>
-        <w:t xml:space="preserve"> 다음 글의 밑줄 친 문장과 같은 뜻이 되도록 &lt;보기&gt;의 표현을 모두 사용하여 &lt;조건&gt;에 맞게 영작하시오. [3점] [3.0점]</w:t>
-      </w:r>
-    </w:p>
-    <w:p>
-      <w:pPr>
-        <w:spacing w:before="0" w:after="60" w:line="288" w:lineRule="auto"/>
-        <w:ind w:left="40"/>
-        <w:snapToGrid w:val="0"/>
-        <w:pBdr>
-          <w:top w:val="single" w:sz="4" w:space="2" w:color="999999"/>
-          <w:left w:val="single" w:sz="4" w:space="2" w:color="999999"/>
-          <w:bottom w:val="single" w:sz="4" w:space="2" w:color="999999"/>
-          <w:right w:val="single" w:sz="4" w:space="2" w:color="999999"/>
-        </w:pBdr>
-        <w:shd w:val="clear" w:color="auto" w:fill="F6F3EA"/>
-      </w:pPr>
-      <w:r>
-        <w:rPr>
-          <w:rFonts w:ascii="맑은 고딕" w:hAnsi="맑은 고딕" w:eastAsia="맑은 고딕"/>
-          <w:b w:val="0"/>
-          <w:sz w:val="17"/>
-          <w:u w:val="none"/>
-        </w:rPr>
-        <w:t xml:space="preserve">Krill are a part of the ocean engine. </w:t>
-      </w:r>
-      <w:r>
-        <w:rPr>
-          <w:rFonts w:ascii="맑은 고딕" w:hAnsi="맑은 고딕" w:eastAsia="맑은 고딕"/>
-          <w:b w:val="0"/>
-          <w:sz w:val="17"/>
-          <w:u w:val="single"/>
-        </w:rPr>
-        <w:t>We need to understand at least some of the context before we can discuss the change and take appropriate action.</w:t>
-      </w:r>
-    </w:p>
-    <w:p>
-      <w:pPr>
-        <w:spacing w:before="0" w:after="60" w:line="288" w:lineRule="auto"/>
-        <w:ind w:left="40"/>
-        <w:snapToGrid w:val="0"/>
-        <w:pBdr>
-          <w:top w:val="single" w:sz="4" w:space="2" w:color="9B6BD0"/>
-          <w:left w:val="single" w:sz="4" w:space="2" w:color="9B6BD0"/>
-          <w:bottom w:val="single" w:sz="4" w:space="2" w:color="9B6BD0"/>
-          <w:right w:val="single" w:sz="4" w:space="2" w:color="9B6BD0"/>
-        </w:pBdr>
-        <w:shd w:val="clear" w:color="auto" w:fill="FAF5FF"/>
-      </w:pPr>
-      <w:r>
-        <w:rPr>
-          <w:rFonts w:ascii="맑은 고딕" w:hAnsi="맑은 고딕" w:eastAsia="맑은 고딕"/>
-          <w:b/>
-          <w:sz w:val="17"/>
-          <w:u w:val="none"/>
-        </w:rPr>
-        <w:t>&lt;보 기&gt;</w:t>
-      </w:r>
-      <w:r>
-        <w:rPr>
-          <w:rFonts w:ascii="맑은 고딕" w:hAnsi="맑은 고딕" w:eastAsia="맑은 고딕"/>
-          <w:b w:val="0"/>
-          <w:sz w:val="17"/>
-          <w:u w:val="none"/>
-        </w:rPr>
-        <w:t xml:space="preserve"> not until / we / understand / at least some of the context / can / we / discuss / the change / and / take / appropriate action</w:t>
-      </w:r>
-    </w:p>
-    <w:p>
-      <w:pPr>
-        <w:spacing w:before="0" w:after="0" w:line="288" w:lineRule="auto"/>
-        <w:ind w:left="40"/>
-        <w:snapToGrid w:val="0"/>
-        <w:pBdr>
-          <w:top w:val="single" w:sz="4" w:space="2" w:color="9B6BD0"/>
-          <w:left w:val="single" w:sz="4" w:space="2" w:color="9B6BD0"/>
-          <w:bottom w:val="single" w:sz="4" w:space="2" w:color="9B6BD0"/>
-          <w:right w:val="single" w:sz="4" w:space="2" w:color="9B6BD0"/>
-        </w:pBdr>
-        <w:shd w:val="clear" w:color="auto" w:fill="FAF5FF"/>
-      </w:pPr>
-      <w:r>
-        <w:rPr>
-          <w:rFonts w:ascii="맑은 고딕" w:hAnsi="맑은 고딕" w:eastAsia="맑은 고딕"/>
-          <w:b/>
-          <w:sz w:val="17"/>
-          <w:u w:val="none"/>
-        </w:rPr>
-        <w:t>&lt;조 건&gt;</w:t>
-      </w:r>
-    </w:p>
-    <w:p>
-      <w:pPr>
-        <w:spacing w:before="0" w:after="0" w:line="288" w:lineRule="auto"/>
-        <w:ind w:left="40"/>
-        <w:snapToGrid w:val="0"/>
-        <w:pBdr>
-          <w:top w:val="single" w:sz="4" w:space="2" w:color="9B6BD0"/>
-          <w:left w:val="single" w:sz="4" w:space="2" w:color="9B6BD0"/>
-          <w:bottom w:val="single" w:sz="4" w:space="2" w:color="9B6BD0"/>
-          <w:right w:val="single" w:sz="4" w:space="2" w:color="9B6BD0"/>
-        </w:pBdr>
-        <w:shd w:val="clear" w:color="auto" w:fill="FAF5FF"/>
-      </w:pPr>
-      <w:r>
-        <w:rPr>
-          <w:rFonts w:ascii="맑은 고딕" w:hAnsi="맑은 고딕" w:eastAsia="맑은 고딕"/>
-          <w:b w:val="0"/>
-          <w:sz w:val="17"/>
-          <w:u w:val="none"/>
-        </w:rPr>
-        <w:t>1. &lt;보기&gt;의 표현을 모두 한 번씩만 사용할 것</w:t>
-      </w:r>
-    </w:p>
-    <w:p>
-      <w:pPr>
-        <w:spacing w:before="0" w:after="0" w:line="288" w:lineRule="auto"/>
-        <w:ind w:left="40"/>
-        <w:snapToGrid w:val="0"/>
-        <w:pBdr>
-          <w:top w:val="single" w:sz="4" w:space="2" w:color="9B6BD0"/>
-          <w:left w:val="single" w:sz="4" w:space="2" w:color="9B6BD0"/>
-          <w:bottom w:val="single" w:sz="4" w:space="2" w:color="9B6BD0"/>
-          <w:right w:val="single" w:sz="4" w:space="2" w:color="9B6BD0"/>
-        </w:pBdr>
-        <w:shd w:val="clear" w:color="auto" w:fill="FAF5FF"/>
-      </w:pPr>
-      <w:r>
-        <w:rPr>
-          <w:rFonts w:ascii="맑은 고딕" w:hAnsi="맑은 고딕" w:eastAsia="맑은 고딕"/>
-          <w:b w:val="0"/>
-          <w:sz w:val="17"/>
-          <w:u w:val="none"/>
-        </w:rPr>
-        <w:t>2. 어형을 바꾸지 말고 다른 단어를 추가하지 말 것</w:t>
-      </w:r>
-    </w:p>
-    <w:p>
-      <w:pPr>
-        <w:spacing w:before="0" w:after="0" w:line="288" w:lineRule="auto"/>
-        <w:ind w:left="40"/>
-        <w:snapToGrid w:val="0"/>
-        <w:pBdr>
-          <w:top w:val="single" w:sz="4" w:space="2" w:color="9B6BD0"/>
-          <w:left w:val="single" w:sz="4" w:space="2" w:color="9B6BD0"/>
-          <w:bottom w:val="single" w:sz="4" w:space="2" w:color="9B6BD0"/>
-          <w:right w:val="single" w:sz="4" w:space="2" w:color="9B6BD0"/>
-        </w:pBdr>
-        <w:shd w:val="clear" w:color="auto" w:fill="FAF5FF"/>
-      </w:pPr>
-      <w:r>
-        <w:rPr>
-          <w:rFonts w:ascii="맑은 고딕" w:hAnsi="맑은 고딕" w:eastAsia="맑은 고딕"/>
-          <w:b w:val="0"/>
-          <w:sz w:val="17"/>
-          <w:u w:val="none"/>
-        </w:rPr>
-        <w:t>3. ‘Not until’로 시작하는 부정어 도치 구문으로 쓸 것</w:t>
-      </w:r>
-    </w:p>
-    <w:p>
-      <w:pPr>
-        <w:spacing w:before="0" w:after="0" w:line="288" w:lineRule="auto"/>
-        <w:ind w:left="40"/>
-        <w:snapToGrid w:val="0"/>
-        <w:pBdr>
-          <w:top w:val="single" w:sz="4" w:space="2" w:color="9B6BD0"/>
-          <w:left w:val="single" w:sz="4" w:space="2" w:color="9B6BD0"/>
-          <w:bottom w:val="single" w:sz="4" w:space="2" w:color="9B6BD0"/>
-          <w:right w:val="single" w:sz="4" w:space="2" w:color="9B6BD0"/>
-        </w:pBdr>
-        <w:shd w:val="clear" w:color="auto" w:fill="FAF5FF"/>
-      </w:pPr>
-      <w:r>
-        <w:rPr>
-          <w:rFonts w:ascii="맑은 고딕" w:hAnsi="맑은 고딕" w:eastAsia="맑은 고딕"/>
-          <w:b w:val="0"/>
-          <w:sz w:val="17"/>
-          <w:u w:val="none"/>
-        </w:rPr>
-        <w:t>4. 총 19단어로 쓸 것</w:t>
-      </w:r>
-    </w:p>
-    <w:p>
-      <w:pPr>
-        <w:spacing w:before="0" w:after="60" w:line="288" w:lineRule="auto"/>
-        <w:ind w:left="40"/>
-        <w:snapToGrid w:val="0"/>
-        <w:pBdr>
-          <w:top w:val="single" w:sz="4" w:space="2" w:color="9B6BD0"/>
-          <w:left w:val="single" w:sz="4" w:space="2" w:color="9B6BD0"/>
-          <w:bottom w:val="single" w:sz="4" w:space="2" w:color="9B6BD0"/>
-          <w:right w:val="single" w:sz="4" w:space="2" w:color="9B6BD0"/>
-        </w:pBdr>
-        <w:shd w:val="clear" w:color="auto" w:fill="FAF5FF"/>
-      </w:pPr>
-      <w:r>
-        <w:rPr>
-          <w:rFonts w:ascii="맑은 고딕" w:hAnsi="맑은 고딕" w:eastAsia="맑은 고딕"/>
-          <w:b w:val="0"/>
-          <w:sz w:val="17"/>
-          <w:u w:val="none"/>
-        </w:rPr>
-        <w:t>5. 답안지에 소문항 번호를 정확하게 기입할 것</w:t>
-      </w:r>
-    </w:p>
-    <w:p>
-      <w:pPr>
-        <w:spacing w:before="0" w:after="40" w:line="360" w:lineRule="auto"/>
-        <w:snapToGrid w:val="0"/>
-      </w:pPr>
-      <w:r>
-        <w:rPr>
-          <w:rFonts w:ascii="맑은 고딕" w:hAnsi="맑은 고딕" w:eastAsia="맑은 고딕"/>
-          <w:b w:val="0"/>
-          <w:sz w:val="17"/>
-          <w:u w:val="none"/>
-        </w:rPr>
-        <w:t>⇒ Not until ______________________________________________________________ .</w:t>
-      </w:r>
-    </w:p>
-    <w:p>
-      <w:pPr>
-        <w:keepNext/>
-        <w:spacing w:before="80" w:after="40" w:line="276" w:lineRule="auto"/>
-        <w:snapToGrid w:val="0"/>
-        <w:shd w:val="clear" w:color="auto" w:fill="6B21A8"/>
-      </w:pPr>
-      <w:r>
-        <w:rPr>
-          <w:rFonts w:ascii="맑은 고딕" w:hAnsi="맑은 고딕" w:eastAsia="맑은 고딕"/>
-          <w:b/>
-          <w:color w:val="FFFFFF"/>
-          <w:sz w:val="17"/>
-          <w:u w:val="none"/>
-        </w:rPr>
-        <w:t>[지문 구조]  ※ 앞 문항을 모두 푼 뒤에 풀 것</w:t>
-      </w:r>
-    </w:p>
-    <w:p>
-      <w:pPr>
-        <w:keepNext/>
-        <w:spacing w:before="80" w:after="20" w:line="276" w:lineRule="auto"/>
-        <w:snapToGrid w:val="0"/>
-      </w:pPr>
-      <w:r>
-        <w:rPr>
-          <w:rFonts w:ascii="맑은 고딕" w:hAnsi="맑은 고딕" w:eastAsia="맑은 고딕"/>
-          <w:b/>
-          <w:sz w:val="17"/>
-          <w:u w:val="none"/>
-        </w:rPr>
-        <w:t>22-8.</w:t>
-      </w:r>
-      <w:r>
-        <w:rPr>
-          <w:rFonts w:ascii="맑은 고딕" w:hAnsi="맑은 고딕" w:eastAsia="맑은 고딕"/>
-          <w:b w:val="0"/>
-          <w:sz w:val="17"/>
-          <w:u w:val="none"/>
-        </w:rPr>
-        <w:t xml:space="preserve"> 글의 흐름으로 보아, 주어진 문장이 들어가기에 가장 적절한 곳은? [2.7점]</w:t>
-      </w:r>
-    </w:p>
-    <w:p>
-      <w:pPr>
-        <w:spacing w:before="0" w:after="60" w:line="288" w:lineRule="auto"/>
-        <w:ind w:left="40"/>
-        <w:snapToGrid w:val="0"/>
-        <w:pBdr>
-          <w:top w:val="single" w:sz="4" w:space="2" w:color="C99B4E"/>
-          <w:left w:val="single" w:sz="4" w:space="2" w:color="C99B4E"/>
-          <w:bottom w:val="single" w:sz="4" w:space="2" w:color="C99B4E"/>
-          <w:right w:val="single" w:sz="4" w:space="2" w:color="C99B4E"/>
-        </w:pBdr>
-        <w:shd w:val="clear" w:color="auto" w:fill="FFF8E1"/>
-      </w:pPr>
-      <w:r>
-        <w:rPr>
-          <w:rFonts w:ascii="맑은 고딕" w:hAnsi="맑은 고딕" w:eastAsia="맑은 고딕"/>
-          <w:b w:val="0"/>
-          <w:sz w:val="17"/>
-          <w:u w:val="none"/>
-        </w:rPr>
-        <w:t>They learned about that part of their own personal life-support system at school.</w:t>
-      </w:r>
-    </w:p>
-    <w:p>
-      <w:pPr>
-        <w:spacing w:before="0" w:after="60" w:line="288" w:lineRule="auto"/>
-        <w:ind w:left="40"/>
-        <w:snapToGrid w:val="0"/>
-        <w:pBdr>
-          <w:top w:val="single" w:sz="4" w:space="2" w:color="999999"/>
-          <w:left w:val="single" w:sz="4" w:space="2" w:color="999999"/>
-          <w:bottom w:val="single" w:sz="4" w:space="2" w:color="999999"/>
-          <w:right w:val="single" w:sz="4" w:space="2" w:color="999999"/>
-        </w:pBdr>
-        <w:shd w:val="clear" w:color="auto" w:fill="F6F3EA"/>
-      </w:pPr>
-      <w:r>
-        <w:rPr>
-          <w:rFonts w:ascii="맑은 고딕" w:hAnsi="맑은 고딕" w:eastAsia="맑은 고딕"/>
-          <w:b w:val="0"/>
-          <w:sz w:val="17"/>
-          <w:u w:val="none"/>
-        </w:rPr>
-        <w:t>An increasing awareness of our effect on the ocean is slowly seeping into the public agenda, dragging behind it a conversation that is decades overdue. ( ① ) But this conversation faces a massive obstacle. ( ② ) It’s almost impossible to discuss what to do about something changing if you don’t initially know how it works. ( ③ ) If a doctor tells a patient that they have a problem with their kidneys, the patient probably already has at least a vague idea about where their kidneys are and what they’re up to. ( ④ ) But that’s not the case for the oceans. ( ⑤ ) When we see a news story about the long-term decline in the numbers of krill in the Southern Ocean, it sounds generally like a bad thing.</w:t>
-      </w:r>
-    </w:p>
-    <w:p>
-      <w:pPr>
-        <w:spacing w:before="0" w:after="20" w:line="276" w:lineRule="auto"/>
-        <w:ind w:left="80"/>
-        <w:snapToGrid w:val="0"/>
-      </w:pPr>
-      <w:r>
-        <w:rPr>
-          <w:rFonts w:ascii="맑은 고딕" w:hAnsi="맑은 고딕" w:eastAsia="맑은 고딕"/>
-          <w:b w:val="0"/>
-          <w:sz w:val="17"/>
-          <w:u w:val="none"/>
-        </w:rPr>
-        <w:t>① ①    ② ②    ③ ③    ④ ④    ⑤ ⑤</w:t>
+        <w:t>⑤ (C) - (A) - (B)</w:t>
       </w:r>
     </w:p>
     <w:p>
@@ -3200,7 +3329,7 @@
           <w:sz w:val="15"/>
           <w:u w:val="none"/>
         </w:rPr>
-        <w:t xml:space="preserve"> ★increasing (인식이 ‘커지고 있는’ 능동 — 현재분사)</w:t>
+        <w:t xml:space="preserve"> ★increasing (인식이 ‘커지고 있는’ 능동 → 현재분사; increased는 ‘증가된’)</w:t>
       </w:r>
     </w:p>
     <w:p>
@@ -3225,7 +3354,7 @@
           <w:sz w:val="15"/>
           <w:u w:val="none"/>
         </w:rPr>
-        <w:t xml:space="preserve"> seeping (be + 현재분사, 진행)</w:t>
+        <w:t xml:space="preserve"> seeping (is + -ing 진행형)</w:t>
       </w:r>
     </w:p>
     <w:p>
@@ -3275,7 +3404,7 @@
           <w:sz w:val="15"/>
           <w:u w:val="none"/>
         </w:rPr>
-        <w:t xml:space="preserve"> ★dragging (능동 분사구문 — 인식이 대화를 ‘끌고 오는’)</w:t>
+        <w:t xml:space="preserve"> ★dragging (분사구문 — awareness가 대화를 ‘끌고 오는’ 능동, 뒤에 목적어 a conversation)</w:t>
       </w:r>
     </w:p>
     <w:p>
@@ -3300,7 +3429,7 @@
           <w:sz w:val="15"/>
           <w:u w:val="none"/>
         </w:rPr>
-        <w:t xml:space="preserve"> ★that (선행사 a conversation — what은 선행사 불가)</w:t>
+        <w:t xml:space="preserve"> ★that (선행사 a conversation + 불완전절 → 관계대명사; what은 선행사 불가)</w:t>
       </w:r>
     </w:p>
     <w:p>
@@ -3325,7 +3454,7 @@
           <w:sz w:val="15"/>
           <w:u w:val="none"/>
         </w:rPr>
-        <w:t xml:space="preserve"> overdue</w:t>
+        <w:t xml:space="preserve"> obstacle</w:t>
       </w:r>
     </w:p>
     <w:p>
@@ -3350,7 +3479,7 @@
           <w:sz w:val="15"/>
           <w:u w:val="none"/>
         </w:rPr>
-        <w:t xml:space="preserve"> massive (거대한 ↔ minor)</w:t>
+        <w:t xml:space="preserve"> ★to discuss (가주어 It – 진주어 to부정사)</w:t>
       </w:r>
     </w:p>
     <w:p>
@@ -3375,7 +3504,7 @@
           <w:sz w:val="15"/>
           <w:u w:val="none"/>
         </w:rPr>
-        <w:t xml:space="preserve"> ★to discuss (가주어 It – 진주어 to부정사)</w:t>
+        <w:t xml:space="preserve"> changing (something을 뒤에서 꾸미는 현재분사 ‘변화하는’)</w:t>
       </w:r>
     </w:p>
     <w:p>
@@ -3400,7 +3529,7 @@
           <w:sz w:val="15"/>
           <w:u w:val="none"/>
         </w:rPr>
-        <w:t xml:space="preserve"> ★changing (something이 ‘변화하는’ 능동)</w:t>
+        <w:t xml:space="preserve"> ★initially (동사 know 수식 → 부사)</w:t>
       </w:r>
     </w:p>
     <w:p>
@@ -3425,7 +3554,7 @@
           <w:sz w:val="15"/>
           <w:u w:val="none"/>
         </w:rPr>
-        <w:t xml:space="preserve"> initially (동사 know 수식 → 부사)</w:t>
+        <w:t xml:space="preserve"> vague (막연한 — at least와 호응; precise는 반대)</w:t>
       </w:r>
     </w:p>
     <w:p>
@@ -3450,7 +3579,7 @@
           <w:sz w:val="15"/>
           <w:u w:val="none"/>
         </w:rPr>
-        <w:t xml:space="preserve"> kidneys</w:t>
+        <w:t xml:space="preserve"> ★where their kidneys are (about의 목적어인 간접의문문 → 의문사 + 주어 + 동사)</w:t>
       </w:r>
     </w:p>
     <w:p>
@@ -3475,7 +3604,7 @@
           <w:sz w:val="15"/>
           <w:u w:val="none"/>
         </w:rPr>
-        <w:t xml:space="preserve"> vague (막연한 ↔ precise — at least와 호응)</w:t>
+        <w:t xml:space="preserve"> ★learned (at school에서 배운 과거의 일 → 과거시제; 현재완료는 과거 시점 부사와 함께 쓰지 않음)</w:t>
       </w:r>
     </w:p>
     <w:p>
@@ -3500,7 +3629,7 @@
           <w:sz w:val="15"/>
           <w:u w:val="none"/>
         </w:rPr>
-        <w:t xml:space="preserve"> ★are (주어 their kidneys 복수)</w:t>
+        <w:t xml:space="preserve"> personal (명사 life-support system 수식 → 형용사)</w:t>
       </w:r>
     </w:p>
     <w:p>
@@ -3525,7 +3654,7 @@
           <w:sz w:val="15"/>
           <w:u w:val="none"/>
         </w:rPr>
-        <w:t xml:space="preserve"> ★learned (at school 과거의 일 → 과거시제)</w:t>
+        <w:t xml:space="preserve"> krill</w:t>
       </w:r>
     </w:p>
     <w:p>
@@ -3550,7 +3679,7 @@
           <w:sz w:val="15"/>
           <w:u w:val="none"/>
         </w:rPr>
-        <w:t xml:space="preserve"> personal (명사 수식 → 형용사)</w:t>
+        <w:t xml:space="preserve"> ★sounds (주어 it 단수 — a news story가 아니라 it)</w:t>
       </w:r>
     </w:p>
     <w:p>
@@ -3575,7 +3704,7 @@
           <w:sz w:val="15"/>
           <w:u w:val="none"/>
         </w:rPr>
-        <w:t xml:space="preserve"> ★generally (동사 sounds 수식 부사 — 보어는 like 이하)</w:t>
+        <w:t xml:space="preserve"> more (고래가 굶는 것 ‘이상’의 문제 — 뒤 문장 ocean engine과 호응; less는 반대)</w:t>
       </w:r>
     </w:p>
     <w:p>
@@ -3625,7 +3754,7 @@
           <w:sz w:val="15"/>
           <w:u w:val="none"/>
         </w:rPr>
-        <w:t xml:space="preserve"> ★are (krill은 단·복수 동형, 보어 a part … 문맥상 복수 취급)</w:t>
+        <w:t xml:space="preserve"> ★are (krill은 단·복수 동형, 보어 a part의 주어로 복수 취급)</w:t>
       </w:r>
     </w:p>
     <w:p>
@@ -3700,7 +3829,7 @@
           <w:sz w:val="15"/>
           <w:u w:val="none"/>
         </w:rPr>
-        <w:t xml:space="preserve"> appropriate (적절한 ↔ inappropriate)</w:t>
+        <w:t xml:space="preserve"> appropriate (적절한 행동 — 필자의 결론; inappropriate는 반대)</w:t>
       </w:r>
     </w:p>
     <w:p>
@@ -3725,7 +3854,7 @@
           <w:sz w:val="15"/>
           <w:u w:val="none"/>
         </w:rPr>
-        <w:t xml:space="preserve"> ★✕ — 바른 형태: if (unless + don’t는 이중 부정 → 의미 반대)</w:t>
+        <w:t xml:space="preserve"> ○ (분사구문 dragging … = and (it) drags … — 주어 awareness에 맞춘 3인칭 단수 drags)</w:t>
       </w:r>
     </w:p>
     <w:p>
@@ -3750,7 +3879,7 @@
           <w:sz w:val="15"/>
           <w:u w:val="none"/>
         </w:rPr>
-        <w:t xml:space="preserve"> ○ (where their kidneys are = 신장의 위치)</w:t>
+        <w:t xml:space="preserve"> ○ (what to do about = how to deal with ‘어떻게 대처할지’)</w:t>
       </w:r>
     </w:p>
     <w:p>
@@ -3775,7 +3904,7 @@
           <w:sz w:val="15"/>
           <w:u w:val="none"/>
         </w:rPr>
-        <w:t xml:space="preserve"> ○ (generally = on the whole 대체로)</w:t>
+        <w:t xml:space="preserve"> ★✕ — 바른 형태: where their kidneys are (전치사 about 뒤 간접의문문은 평서문 어순)</w:t>
       </w:r>
     </w:p>
     <w:p>
@@ -3800,7 +3929,7 @@
           <w:sz w:val="15"/>
           <w:u w:val="none"/>
         </w:rPr>
-        <w:t xml:space="preserve"> It’s almost impossible to discuss what to do about something changing if you don’t initially know how it works. (보충 how / 제외 initial / change→changing)</w:t>
+        <w:t xml:space="preserve"> But there’s far more to it than the risk of whales going hungry. (보충 than / 제외 as / be→’s, go→going)</w:t>
       </w:r>
     </w:p>
     <w:p>
@@ -3825,7 +3954,7 @@
           <w:sz w:val="15"/>
           <w:u w:val="none"/>
         </w:rPr>
-        <w:t xml:space="preserve"> They learned about that part of their own personal life-support system at school. (보충 own / 제외 person / learn→learned)</w:t>
+        <w:t xml:space="preserve"> If a doctor tells a patient that they have a problem with their kidneys, the patient probably already has at least a vague idea about where their kidneys are. (보충 that / 제외 what / tell→tells, have→has, be→are)</w:t>
       </w:r>
     </w:p>
     <w:p>
@@ -3850,7 +3979,7 @@
           <w:sz w:val="15"/>
           <w:u w:val="none"/>
         </w:rPr>
-        <w:t xml:space="preserve"> We need to understand at least some of the context before we can discuss the change and take appropriate action. (appropriately→appropriate)</w:t>
+        <w:t xml:space="preserve"> It’s almost impossible to discuss what to do about something changing if you don’t initially know how it works. (change→changing)</w:t>
       </w:r>
     </w:p>
     <w:p>
@@ -3875,7 +4004,7 @@
           <w:sz w:val="15"/>
           <w:u w:val="none"/>
         </w:rPr>
-        <w:t xml:space="preserve"> An increasing awareness of our effect on the ocean</w:t>
+        <w:t xml:space="preserve"> an increasing awareness of our effect on the ocean</w:t>
       </w:r>
     </w:p>
     <w:p>
@@ -3900,7 +4029,7 @@
           <w:sz w:val="15"/>
           <w:u w:val="none"/>
         </w:rPr>
-        <w:t xml:space="preserve"> 해양이 어떻게 작동하는지를 애초에 모른다는 것</w:t>
+        <w:t xml:space="preserve"> 자기 몸의 그 부분(신장)에 대해 학교에서 배워 대략은 알고 있다는 것</w:t>
       </w:r>
     </w:p>
     <w:p>
@@ -3925,7 +4054,7 @@
           <w:sz w:val="15"/>
           <w:u w:val="none"/>
         </w:rPr>
-        <w:t xml:space="preserve"> kidneys</w:t>
+        <w:t xml:space="preserve"> the long-term decline in the numbers of krill</w:t>
       </w:r>
     </w:p>
     <w:p>
@@ -3950,7 +4079,7 @@
           <w:sz w:val="15"/>
           <w:u w:val="none"/>
         </w:rPr>
-        <w:t xml:space="preserve"> 자기 신체 기관에 대해 학교에서 배워 막연하게나마 알고 있는 것</w:t>
+        <w:t xml:space="preserve"> their kidneys</w:t>
       </w:r>
     </w:p>
     <w:p>
@@ -4000,7 +4129,7 @@
           <w:sz w:val="15"/>
           <w:u w:val="none"/>
         </w:rPr>
-        <w:t xml:space="preserve"> ★falling (진행형 are falling — fallen은 자동사 fall의 완료 의미)</w:t>
+        <w:t xml:space="preserve"> ★falling (numbers are falling 진행형 — fallen은 자동사 fall의 완료 의미로 be와 결합 불가)</w:t>
       </w:r>
     </w:p>
     <w:p>
@@ -4025,7 +4154,7 @@
           <w:sz w:val="15"/>
           <w:u w:val="none"/>
         </w:rPr>
-        <w:t xml:space="preserve"> ★that (선행사 a field, 관계사절 주어 자리 — where 뒤에는 완전한 절)</w:t>
+        <w:t xml:space="preserve"> ★that (선행사 a field, 관계절 주어 자리 — where 뒤에는 완전한 절)</w:t>
       </w:r>
     </w:p>
     <w:p>
@@ -4050,7 +4179,7 @@
           <w:sz w:val="15"/>
           <w:u w:val="none"/>
         </w:rPr>
-        <w:t xml:space="preserve"> understand</w:t>
+        <w:t xml:space="preserve"> understanding</w:t>
       </w:r>
     </w:p>
     <w:p>
@@ -4091,7 +4220,7 @@
           <w:sz w:val="15"/>
           <w:u w:val="none"/>
         </w:rPr>
-        <w:t xml:space="preserve"> 정답 ① — (a) ○ (b) ✕ (c) ○ (d) ✕ (e) ✕</w:t>
+        <w:t xml:space="preserve"> 정답 ② — (A) ○ (B) ✕ (C) ✕ (D) ○</w:t>
       </w:r>
     </w:p>
     <w:p>
@@ -4116,7 +4245,7 @@
           <w:sz w:val="15"/>
           <w:u w:val="none"/>
         </w:rPr>
-        <w:t xml:space="preserve"> 정답 ⑤ — ⓑ dragged → dragging / ⓒ what → that / ⓔ where are their kidneys → where their kidneys are</w:t>
+        <w:t xml:space="preserve"> 정답 ⑤</w:t>
       </w:r>
     </w:p>
     <w:p>
@@ -4141,7 +4270,7 @@
           <w:sz w:val="15"/>
           <w:u w:val="none"/>
         </w:rPr>
-        <w:t xml:space="preserve"> 정답 ⑤ — increasing · obstacle · initially</w:t>
+        <w:t xml:space="preserve"> 정답 ①</w:t>
       </w:r>
     </w:p>
     <w:p>
@@ -4166,7 +4295,7 @@
           <w:sz w:val="15"/>
           <w:u w:val="none"/>
         </w:rPr>
-        <w:t xml:space="preserve"> 정답 ④</w:t>
+        <w:t xml:space="preserve"> 정답 ③</w:t>
       </w:r>
     </w:p>
     <w:p>
@@ -4216,7 +4345,7 @@
           <w:sz w:val="15"/>
           <w:u w:val="none"/>
         </w:rPr>
-        <w:t xml:space="preserve"> 정답 ④</w:t>
+        <w:t xml:space="preserve"> 정답 ②</w:t>
       </w:r>
     </w:p>
     <w:p>
@@ -4241,7 +4370,7 @@
           <w:sz w:val="15"/>
           <w:u w:val="none"/>
         </w:rPr>
-        <w:t xml:space="preserve"> 정답 ③</w:t>
+        <w:t xml:space="preserve"> 정답 ④ — less → more</w:t>
       </w:r>
     </w:p>
     <w:p>
@@ -4266,7 +4395,7 @@
           <w:sz w:val="15"/>
           <w:u w:val="none"/>
         </w:rPr>
-        <w:t xml:space="preserve"> (1) aware  (2) understanding  (3) appropriately</w:t>
+        <w:t xml:space="preserve"> It is only after we understand at least some of the context that we can discuss the change and take appropriate action.</w:t>
       </w:r>
     </w:p>
     <w:p>
@@ -4291,7 +4420,7 @@
           <w:sz w:val="15"/>
           <w:u w:val="none"/>
         </w:rPr>
-        <w:t xml:space="preserve"> Not until we understand at least some of the context can we discuss the change and take appropriate action.</w:t>
+        <w:t xml:space="preserve"> (1) awareness  (2) blocked  (3) understood  (4) judged</w:t>
       </w:r>
     </w:p>
     <w:p>
@@ -4316,7 +4445,7 @@
           <w:sz w:val="15"/>
           <w:u w:val="none"/>
         </w:rPr>
-        <w:t xml:space="preserve"> 정답 ④</w:t>
+        <w:t xml:space="preserve"> 정답 ③</w:t>
       </w:r>
     </w:p>
     <w:p>
@@ -4366,7 +4495,7 @@
           <w:sz w:val="14"/>
           <w:u w:val="none"/>
         </w:rPr>
-        <w:t>(c) [어법 decoy]</w:t>
+        <w:t>(B) [근거 뒤집기]</w:t>
       </w:r>
       <w:r>
         <w:rPr>
@@ -4375,7 +4504,7 @@
           <w:sz w:val="14"/>
           <w:u w:val="none"/>
         </w:rPr>
-        <w:t xml:space="preserve"> 틀려 보이지만 옳은 진술 — 이것까지 고르면 ④. </w:t>
+        <w:t xml:space="preserve"> ‘뒤 절에 주어가 없다’는 관찰은 맞지만 그래서 필요한 것은 what이 아니라 that — 반쯤 맞는 근거로 틀린 결론을 내린 진술. </w:t>
       </w:r>
       <w:r>
         <w:rPr>
@@ -4384,7 +4513,7 @@
           <w:sz w:val="14"/>
           <w:u w:val="none"/>
         </w:rPr>
-        <w:t>(e) [only 함정]</w:t>
+        <w:t>(C) [부정문 역전]</w:t>
       </w:r>
       <w:r>
         <w:rPr>
@@ -4393,7 +4522,7 @@
           <w:sz w:val="14"/>
           <w:u w:val="none"/>
         </w:rPr>
-        <w:t xml:space="preserve"> 본문 표현(whales going hungry)을 그대로 쓰되 only로 범위를 좁혔다. </w:t>
+        <w:t xml:space="preserve"> cannot be said를 놓치면 ‘같다’로 읽힌다. </w:t>
       </w:r>
       <w:r>
         <w:rPr>
@@ -4402,7 +4531,7 @@
           <w:sz w:val="14"/>
           <w:u w:val="none"/>
         </w:rPr>
-        <w:t>(d)</w:t>
+        <w:t>(D) [decoy]</w:t>
       </w:r>
       <w:r>
         <w:rPr>
@@ -4411,7 +4540,7 @@
           <w:sz w:val="14"/>
           <w:u w:val="none"/>
         </w:rPr>
-        <w:t xml:space="preserve"> at least와 vague의 호응을 놓치면 옳다고 착각.</w:t>
+        <w:t xml:space="preserve"> 동명사구 주어가 길어 복수로 착각하기 쉽지만 단수 — 이것까지 고르면 ③·⑤.</w:t>
       </w:r>
     </w:p>
     <w:p>
@@ -4445,7 +4574,7 @@
           <w:sz w:val="14"/>
           <w:u w:val="none"/>
         </w:rPr>
-        <w:t>ⓔ [어순 함정]</w:t>
+        <w:t>⑤ [원인 귀속 치환]</w:t>
       </w:r>
       <w:r>
         <w:rPr>
@@ -4454,7 +4583,7 @@
           <w:sz w:val="14"/>
           <w:u w:val="none"/>
         </w:rPr>
-        <w:t xml:space="preserve"> 직접의문문 어순이 익숙해 그냥 지나치기 쉽다 — ①은 이것을 놓친 선지. </w:t>
+        <w:t xml:space="preserve"> 학교는 ‘신장을 가르쳐 준’ 긍정적 사례이고, [B]에 농부는 등장조차 하지 않는다. </w:t>
       </w:r>
       <w:r>
         <w:rPr>
@@ -4463,7 +4592,7 @@
           <w:sz w:val="14"/>
           <w:u w:val="none"/>
         </w:rPr>
-        <w:t>ⓑ</w:t>
+        <w:t>④ [한 끗 정답지]</w:t>
       </w:r>
       <w:r>
         <w:rPr>
@@ -4472,7 +4601,25 @@
           <w:sz w:val="14"/>
           <w:u w:val="none"/>
         </w:rPr>
-        <w:t xml:space="preserve"> 수동 dragged 뒤에는 목적어(a conversation)가 올 수 없다.</w:t>
+        <w:t xml:space="preserve"> [B]의 a field … slowly hardens는 구체적 결과, [A]의 far more to it은 암시 — 어려워 보여도 참. </w:t>
+      </w:r>
+      <w:r>
+        <w:rPr>
+          <w:rFonts w:ascii="맑은 고딕" w:hAnsi="맑은 고딕" w:eastAsia="맑은 고딕"/>
+          <w:b/>
+          <w:sz w:val="14"/>
+          <w:u w:val="none"/>
+        </w:rPr>
+        <w:t>②</w:t>
+      </w:r>
+      <w:r>
+        <w:rPr>
+          <w:rFonts w:ascii="맑은 고딕" w:hAnsi="맑은 고딕" w:eastAsia="맑은 고딕"/>
+          <w:b w:val="0"/>
+          <w:sz w:val="14"/>
+          <w:u w:val="none"/>
+        </w:rPr>
+        <w:t xml:space="preserve"> earthworm numbers are falling / decline in the numbers of krill — 둘 다 ‘보도되지만 이해되지 않는’ 사례.</w:t>
       </w:r>
     </w:p>
     <w:p>
@@ -4506,7 +4653,7 @@
           <w:sz w:val="14"/>
           <w:u w:val="none"/>
         </w:rPr>
-        <w:t>③ [한 끗]</w:t>
+        <w:t>④ [시제 역전]</w:t>
       </w:r>
       <w:r>
         <w:rPr>
@@ -4515,7 +4662,7 @@
           <w:sz w:val="14"/>
           <w:u w:val="none"/>
         </w:rPr>
-        <w:t xml:space="preserve"> (A)(B)는 맞고 (C)만 initial — don’t와 know 사이 부사 자리. </w:t>
+        <w:t xml:space="preserve"> ‘수십 년 동안 계속된’은 이미 진행된 대화 — 본문은 이제 막 끌려 나오는(dragging) 대화. </w:t>
       </w:r>
       <w:r>
         <w:rPr>
@@ -4524,7 +4671,7 @@
           <w:sz w:val="14"/>
           <w:u w:val="none"/>
         </w:rPr>
-        <w:t>② [반의어]</w:t>
+        <w:t>③ [주체 교체]</w:t>
       </w:r>
       <w:r>
         <w:rPr>
@@ -4533,7 +4680,25 @@
           <w:sz w:val="14"/>
           <w:u w:val="none"/>
         </w:rPr>
-        <w:t xml:space="preserve"> But this conversation faces a massive opportunity는 But의 역접과 충돌.</w:t>
+        <w:t xml:space="preserve"> 의사·환자는 비유의 소재일 뿐. </w:t>
+      </w:r>
+      <w:r>
+        <w:rPr>
+          <w:rFonts w:ascii="맑은 고딕" w:hAnsi="맑은 고딕" w:eastAsia="맑은 고딕"/>
+          <w:b/>
+          <w:sz w:val="14"/>
+          <w:u w:val="none"/>
+        </w:rPr>
+        <w:t>② [주체 교체]</w:t>
+      </w:r>
+      <w:r>
+        <w:rPr>
+          <w:rFonts w:ascii="맑은 고딕" w:hAnsi="맑은 고딕" w:eastAsia="맑은 고딕"/>
+          <w:b w:val="0"/>
+          <w:sz w:val="14"/>
+          <w:u w:val="none"/>
+        </w:rPr>
+        <w:t xml:space="preserve"> 과학자 간 논쟁이 아니라 대중의 안건.</w:t>
       </w:r>
     </w:p>
     <w:p>
@@ -4567,7 +4732,7 @@
           <w:sz w:val="14"/>
           <w:u w:val="none"/>
         </w:rPr>
-        <w:t>④ [범위 반전]</w:t>
+        <w:t>④ [한 끗]</w:t>
       </w:r>
       <w:r>
         <w:rPr>
@@ -4576,7 +4741,7 @@
           <w:sz w:val="14"/>
           <w:u w:val="none"/>
         </w:rPr>
-        <w:t xml:space="preserve"> ‘고래 먹이’ 이상의 역할(ocean engine)을 지운 선지. </w:t>
+        <w:t xml:space="preserve"> ‘원인을 모른다’는 ‘작동 원리를 모른다’와 비슷해 보이지만, 본문은 원인 논쟁이 아니라 기본 지식(어디 있고 무엇을 하는지)의 유무를 말한다. </w:t>
       </w:r>
       <w:r>
         <w:rPr>
@@ -4585,7 +4750,7 @@
           <w:sz w:val="14"/>
           <w:u w:val="none"/>
         </w:rPr>
-        <w:t>①</w:t>
+        <w:t>② [범위 이탈]</w:t>
       </w:r>
       <w:r>
         <w:rPr>
@@ -4594,7 +4759,7 @@
           <w:sz w:val="14"/>
           <w:u w:val="none"/>
         </w:rPr>
-        <w:t xml:space="preserve"> decades overdue의 환언(put off) — 참. </w:t>
+        <w:t xml:space="preserve"> 되돌릴 수 있는지는 언급 없음. </w:t>
       </w:r>
       <w:r>
         <w:rPr>
@@ -4603,7 +4768,7 @@
           <w:sz w:val="14"/>
           <w:u w:val="none"/>
         </w:rPr>
-        <w:t>⑤</w:t>
+        <w:t>⑤·①</w:t>
       </w:r>
       <w:r>
         <w:rPr>
@@ -4612,7 +4777,7 @@
           <w:sz w:val="14"/>
           <w:u w:val="none"/>
         </w:rPr>
-        <w:t xml:space="preserve"> We need to understand … before we can … take appropriate action.</w:t>
+        <w:t xml:space="preserve"> 의지·비용은 본문에 없는 축.</w:t>
       </w:r>
     </w:p>
     <w:p>
@@ -4646,7 +4811,7 @@
           <w:sz w:val="14"/>
           <w:u w:val="none"/>
         </w:rPr>
-        <w:t>③ [첫인상 함정]</w:t>
+        <w:t>② [only 함정]</w:t>
       </w:r>
       <w:r>
         <w:rPr>
@@ -4655,7 +4820,7 @@
           <w:sz w:val="14"/>
           <w:u w:val="none"/>
         </w:rPr>
-        <w:t xml:space="preserve"> 꿀값은 대중이 ‘먼저 떠올리는’ 것일 뿐 필자의 결론이 아니다. </w:t>
+        <w:t xml:space="preserve"> 본문 어휘(whales, hungry)를 그대로 써서 참처럼 보이지만 범위를 좁혔다. </w:t>
       </w:r>
       <w:r>
         <w:rPr>
@@ -4664,7 +4829,7 @@
           <w:sz w:val="14"/>
           <w:u w:val="none"/>
         </w:rPr>
-        <w:t>⑤ [only 함정]</w:t>
+        <w:t>① [한 끗 정답지]</w:t>
       </w:r>
       <w:r>
         <w:rPr>
@@ -4673,7 +4838,7 @@
           <w:sz w:val="14"/>
           <w:u w:val="none"/>
         </w:rPr>
-        <w:t xml:space="preserve"> 두 글 모두 ‘그 이상’을 강조. </w:t>
+        <w:t xml:space="preserve"> gradually·slowly — 참. </w:t>
       </w:r>
       <w:r>
         <w:rPr>
@@ -4682,7 +4847,7 @@
           <w:sz w:val="14"/>
           <w:u w:val="none"/>
         </w:rPr>
-        <w:t>④</w:t>
+        <w:t>⑤</w:t>
       </w:r>
       <w:r>
         <w:rPr>
@@ -4691,7 +4856,7 @@
           <w:sz w:val="14"/>
           <w:u w:val="none"/>
         </w:rPr>
-        <w:t xml:space="preserve"> 과장 여부는 어느 글에도 없다.</w:t>
+        <w:t xml:space="preserve"> Only with some grasp … can we discuss — 참.</w:t>
       </w:r>
     </w:p>
     <w:p>
@@ -4725,7 +4890,7 @@
           <w:sz w:val="14"/>
           <w:u w:val="none"/>
         </w:rPr>
-        <w:t>② [바로 앞 문장 함정]</w:t>
+        <w:t>③ [사례 일반화]</w:t>
       </w:r>
       <w:r>
         <w:rPr>
@@ -4734,7 +4899,7 @@
           <w:sz w:val="14"/>
           <w:u w:val="none"/>
         </w:rPr>
-        <w:t xml:space="preserve"> whales going hungry만 보면 ‘먹이 공급’을 고르기 쉽지만 필자는 그 이상이라고 했다. </w:t>
+        <w:t xml:space="preserve"> 고래는 ‘이상의 문제’를 말하기 위한 소재. </w:t>
       </w:r>
       <w:r>
         <w:rPr>
@@ -4743,7 +4908,7 @@
           <w:sz w:val="14"/>
           <w:u w:val="none"/>
         </w:rPr>
-        <w:t>①</w:t>
+        <w:t>① [사례 일반화]</w:t>
       </w:r>
       <w:r>
         <w:rPr>
@@ -4752,7 +4917,25 @@
           <w:sz w:val="14"/>
           <w:u w:val="none"/>
         </w:rPr>
-        <w:t xml:space="preserve"> engine을 기계로 직역.</w:t>
+        <w:t xml:space="preserve"> 학교는 비유 속 긍정 사례. </w:t>
+      </w:r>
+      <w:r>
+        <w:rPr>
+          <w:rFonts w:ascii="맑은 고딕" w:hAnsi="맑은 고딕" w:eastAsia="맑은 고딕"/>
+          <w:b/>
+          <w:sz w:val="14"/>
+          <w:u w:val="none"/>
+        </w:rPr>
+        <w:t>⑤ [방향 역전]</w:t>
+      </w:r>
+      <w:r>
+        <w:rPr>
+          <w:rFonts w:ascii="맑은 고딕" w:hAnsi="맑은 고딕" w:eastAsia="맑은 고딕"/>
+          <w:b w:val="0"/>
+          <w:sz w:val="14"/>
+          <w:u w:val="none"/>
+        </w:rPr>
+        <w:t xml:space="preserve"> 뉴스를 무시하라는 게 아니라 맥락을 갖추라는 것.</w:t>
       </w:r>
     </w:p>
     <w:p>
@@ -4786,7 +4969,7 @@
           <w:sz w:val="14"/>
           <w:u w:val="none"/>
         </w:rPr>
-        <w:t>③ [소재어 재사용 함정]</w:t>
+        <w:t>③ [한 끗]</w:t>
       </w:r>
       <w:r>
         <w:rPr>
@@ -4795,7 +4978,25 @@
           <w:sz w:val="14"/>
           <w:u w:val="none"/>
         </w:rPr>
-        <w:t xml:space="preserve"> kidney를 그대로 써서 자연스러워 보이지만 ‘앎의 정도’가 아니라 ‘질병 원인’ 이야기다. ③을 빼면 ②의 that(the case)이 ④로 바로 이어진다.</w:t>
+        <w:t xml:space="preserve"> ‘학교에서 배웠다’와 vague가 어긋나 보일 수 있지만, 필자는 ‘적어도 막연하게는’ 안다고 했으므로 적절. </w:t>
+      </w:r>
+      <w:r>
+        <w:rPr>
+          <w:rFonts w:ascii="맑은 고딕" w:hAnsi="맑은 고딕" w:eastAsia="맑은 고딕"/>
+          <w:b/>
+          <w:sz w:val="14"/>
+          <w:u w:val="none"/>
+        </w:rPr>
+        <w:t>① [어휘 함정]</w:t>
+      </w:r>
+      <w:r>
+        <w:rPr>
+          <w:rFonts w:ascii="맑은 고딕" w:hAnsi="맑은 고딕" w:eastAsia="맑은 고딕"/>
+          <w:b w:val="0"/>
+          <w:sz w:val="14"/>
+          <w:u w:val="none"/>
+        </w:rPr>
+        <w:t xml:space="preserve"> overdue를 ‘기한이 지나 쓸모없는’으로 오독하면 부적절해 보인다.</w:t>
       </w:r>
     </w:p>
     <w:p>
@@ -4820,7 +5021,43 @@
           <w:sz w:val="14"/>
           <w:u w:val="none"/>
         </w:rPr>
-        <w:t xml:space="preserve"> (1) awareness ✕(be ~ of 형용사 자리). (2) understand ✕ — 관사 a + 형용사 basic 뒤 명사. (3) appropriate ✕ — 동사 act 수식 부사. [채점] 각 1점.</w:t>
+        <w:t xml:space="preserve"> </w:t>
+      </w:r>
+      <w:r>
+        <w:rPr>
+          <w:rFonts w:ascii="맑은 고딕" w:hAnsi="맑은 고딕" w:eastAsia="맑은 고딕"/>
+          <w:b/>
+          <w:sz w:val="14"/>
+          <w:u w:val="none"/>
+        </w:rPr>
+        <w:t>It is only after … , we can</w:t>
+      </w:r>
+      <w:r>
+        <w:rPr>
+          <w:rFonts w:ascii="맑은 고딕" w:hAnsi="맑은 고딕" w:eastAsia="맑은 고딕"/>
+          <w:b w:val="0"/>
+          <w:sz w:val="14"/>
+          <w:u w:val="none"/>
+        </w:rPr>
+        <w:t xml:space="preserve"> ✕ — 강조 구문의 that이 빠짐. </w:t>
+      </w:r>
+      <w:r>
+        <w:rPr>
+          <w:rFonts w:ascii="맑은 고딕" w:hAnsi="맑은 고딕" w:eastAsia="맑은 고딕"/>
+          <w:b/>
+          <w:sz w:val="14"/>
+          <w:u w:val="none"/>
+        </w:rPr>
+        <w:t>It is only that we can discuss after we understand</w:t>
+      </w:r>
+      <w:r>
+        <w:rPr>
+          <w:rFonts w:ascii="맑은 고딕" w:hAnsi="맑은 고딕" w:eastAsia="맑은 고딕"/>
+          <w:b w:val="0"/>
+          <w:sz w:val="14"/>
+          <w:u w:val="none"/>
+        </w:rPr>
+        <w:t xml:space="preserve"> ✕ — 강조 대상(after절)이 that 앞에 와야 함. [채점] 구문(It is only after … that) 1.5 / 어순·보기 전부 사용 1 / 철자·단어 수 0.5.</w:t>
       </w:r>
     </w:p>
     <w:p>
@@ -4854,7 +5091,7 @@
           <w:sz w:val="14"/>
           <w:u w:val="none"/>
         </w:rPr>
-        <w:t>we can discuss</w:t>
+        <w:t>conscious</w:t>
       </w:r>
       <w:r>
         <w:rPr>
@@ -4863,7 +5100,7 @@
           <w:sz w:val="14"/>
           <w:u w:val="none"/>
         </w:rPr>
-        <w:t xml:space="preserve"> ✕ — Not until 절이 문두에 오면 주절 도치(can we). </w:t>
+        <w:t xml:space="preserve"> ✕ — (1)은 명사 자리(of 앞), consciousness는 보기에 없고 conscious는 형용사. </w:t>
       </w:r>
       <w:r>
         <w:rPr>
@@ -4872,7 +5109,7 @@
           <w:sz w:val="14"/>
           <w:u w:val="none"/>
         </w:rPr>
-        <w:t>Not until can we understand</w:t>
+        <w:t>familiar</w:t>
       </w:r>
       <w:r>
         <w:rPr>
@@ -4881,7 +5118,25 @@
           <w:sz w:val="14"/>
           <w:u w:val="none"/>
         </w:rPr>
-        <w:t xml:space="preserve"> ✕ — 도치는 주절에서. [채점] 도치 구조 1.5 / 어순 1 / 단어 수·철자 0.5.</w:t>
+        <w:t xml:space="preserve"> ✕ — (3)에 ‘poorly familiar’는 호응하지 않음(unfamiliar도 보기에 없음). </w:t>
+      </w:r>
+      <w:r>
+        <w:rPr>
+          <w:rFonts w:ascii="맑은 고딕" w:hAnsi="맑은 고딕" w:eastAsia="맑은 고딕"/>
+          <w:b/>
+          <w:sz w:val="14"/>
+          <w:u w:val="none"/>
+        </w:rPr>
+        <w:t>ignore</w:t>
+      </w:r>
+      <w:r>
+        <w:rPr>
+          <w:rFonts w:ascii="맑은 고딕" w:hAnsi="맑은 고딕" w:eastAsia="맑은 고딕"/>
+          <w:b w:val="0"/>
+          <w:sz w:val="14"/>
+          <w:u w:val="none"/>
+        </w:rPr>
+        <w:t xml:space="preserve"> ✕ — (4)에 넣으면 ‘무시될 수 없다’로 의미 어긋남. [채점] 각 0.75, 어형 오류는 0.</w:t>
       </w:r>
     </w:p>
     <w:p>
@@ -4915,7 +5170,7 @@
           <w:sz w:val="14"/>
           <w:u w:val="none"/>
         </w:rPr>
-        <w:t>⑤ [한 끗]</w:t>
+        <w:t>④ [한 끗]</w:t>
       </w:r>
       <w:r>
         <w:rPr>
@@ -4924,7 +5179,25 @@
           <w:sz w:val="14"/>
           <w:u w:val="none"/>
         </w:rPr>
-        <w:t xml:space="preserve"> But that’s not the case for the oceans 뒤에 두면 ‘학교에서 배웠다’가 해양에 대한 말이 되어 앞 문장과 모순.</w:t>
+        <w:t xml:space="preserve"> (B)-(C)-(A)는 (C)의 크릴 사례 뒤에 ‘해양은 그렇지 않다’가 와서 순서가 뒤집힌다 — (A)의 They가 가리킬 대상(the patient)이 바로 앞에 있어야 한다. </w:t>
+      </w:r>
+      <w:r>
+        <w:rPr>
+          <w:rFonts w:ascii="맑은 고딕" w:hAnsi="맑은 고딕" w:eastAsia="맑은 고딕"/>
+          <w:b/>
+          <w:sz w:val="14"/>
+          <w:u w:val="none"/>
+        </w:rPr>
+        <w:t>①</w:t>
+      </w:r>
+      <w:r>
+        <w:rPr>
+          <w:rFonts w:ascii="맑은 고딕" w:hAnsi="맑은 고딕" w:eastAsia="맑은 고딕"/>
+          <w:b w:val="0"/>
+          <w:sz w:val="14"/>
+          <w:u w:val="none"/>
+        </w:rPr>
+        <w:t xml:space="preserve"> (A)의 They가 주어진 글에 없으므로 바로 이어질 수 없다.</w:t>
       </w:r>
     </w:p>
     <w:p>
@@ -4949,7 +5222,7 @@
           <w:sz w:val="14"/>
           <w:u w:val="none"/>
         </w:rPr>
-        <w:t xml:space="preserve"> 해양에 미치는 우리의 영향에 대한 커지는 인식이 공공 안건으로 서서히 스며들면서, 수십 년 미뤄 온 대화를 뒤에 끌고 온다. 하지만 이 대화는 거대한 장애물에 직면한다. 변화하는 어떤 것이 어떻게 작동하는지를 애초에 모른다면 그것에 대해 무엇을 할지 논의하기란 거의 불가능하다. 의사가 환자에게 신장에 문제가 있다고 말하면, 환자는 아마 신장이 어디에 있고 무슨 일을 하는지 적어도 막연하게는 이미 알고 있을 것이다. 자기 생명 유지 체계의 그 부분을 학교에서 배웠기 때문이다. 하지만 해양의 경우는 그렇지 않다. 남극해 크릴 수의 장기적 감소에 대한 뉴스를 보면 대체로 나쁜 일처럼 들린다. 하지만 거기에는 고래가 굶주릴 위험보다 훨씬 많은 것이 있다. 크릴은 해양 엔진의 일부이다. 변화를 논의하고 적절한 조치를 취하려면 먼저 적어도 어느 정도의 맥락을 이해해야 한다.</w:t>
+        <w:t xml:space="preserve"> ['해양에 미치는 우리의 영향에 대한 커지는 인식이 공공 안건으로 서서히 스며들면서, 수십 년 미뤄 온 대화를 뒤에 끌고 온다.', '하지만 이 대화는 거대한 장애물에 직면한다.', '변화하는 어떤 것이 어떻게 작동하는지를 처음부터 모른다면, 그것에 대해 무엇을 해야 할지 논의하기란 거의 불가능하다.', '의사가 환자에게 신장에 문제가 있다고 말하면, 그 환자는 아마 이미 자신의 신장이 어디에 있고 무슨 일을 하는지 적어도 막연하게는 알고 있을 것이다.', '그들은 자기 자신의 생명 유지 체계의 그 부분에 대해 학교에서 배웠다.', '하지만 해양의 경우는 그렇지 않다.', '남극해 크릴 수의 장기적 감소에 대한 뉴스를 보면, 대체로 나쁜 일처럼 들린다.', '하지만 거기에는 고래가 굶을 위험보다 훨씬 더 많은 것이 있다.', '크릴은 해양 엔진의 일부이다.', '변화를 논의하고 적절한 조치를 취하려면, 먼저 적어도 어느 정도의 맥락을 이해해야 한다.']</w:t>
       </w:r>
     </w:p>
     <w:p>
@@ -4974,7 +5247,7 @@
           <w:sz w:val="14"/>
           <w:u w:val="none"/>
         </w:rPr>
-        <w:t xml:space="preserve"> 같은 문제가 흙에서도 나타난다. 대부분의 사람은 자기 몸의 장기 이름을 댈 수 있지만, 지렁이와 균류가 농장 땅속에서 무엇을 하는지 설명할 수 있는 사람은 거의 없다. 그래서 지렁이 수가 줄고 있다는 글을 읽으면 우리는 어깨를 으쓱하고 만다. 하지만 이 생물들은 흙이 공기와 물에 열려 있게 하며, 그들을 잃은 밭은 서서히 굳어 간다. 흙이 어떻게 작동하는지에 대한 기본 그림이 없으면, 지렁이에 관한 경고는 그저 또 하나의 슬픈 헤드라인일 뿐이다.</w:t>
+        <w:t xml:space="preserve"> ['같은 문제가 흙에서도 나타난다.', '대부분의 사람은 자기 몸의 장기 이름을 댈 수 있지만, 지렁이와 균류가 농장 땅속에서 무엇을 하는지 설명할 수 있는 사람은 거의 없다.', '그래서 지렁이 수가 줄고 있다는 글을 읽으면 우리는 어깨를 으쓱하고 만다.', '하지만 이 생물들은 흙이 공기와 물에 열려 있게 하며, 그들을 잃은 밭은 서서히 굳어 간다.', '흙이 어떻게 작동하는지에 대한 기본 그림이 없으면, 지렁이에 관한 경고는 그저 또 하나의 슬픈 헤드라인일 뿐이다.']</w:t>
       </w:r>
     </w:p>
     <w:sectPr>

--- a/shinmok1/pack/2510/H1MOGO25-10_22_SET.docx
+++ b/shinmok1/pack/2510/H1MOGO25-10_22_SET.docx
@@ -1014,7 +1014,7 @@
           <w:sz w:val="16"/>
           <w:u w:val="none"/>
         </w:rPr>
-        <w:t xml:space="preserve">  주어진 말을 모두 사용 · 필요한 단어 1개만 어형 변형</w:t>
+        <w:t xml:space="preserve">  주어진 말을 모두 사용 · 어형 변형 3곳 · 조건의 단어 수·구문을 지킬 것</w:t>
       </w:r>
     </w:p>
     <w:p>
@@ -1041,6 +1041,8 @@
           <w:u w:val="none"/>
         </w:rPr>
         <w:t>변화하는 어떤 것이 어떻게 작동하는지를 처음부터 모른다면, 그것에 대해 무엇을 해야 할지 논의하기란 거의 불가능하다.</w:t>
+        <w:br/>
+        <w:t>&lt;조건&gt; 구문: 가주어 it + 진주어 to부정사 · 총 19단어</w:t>
       </w:r>
     </w:p>
     <w:p>
@@ -1057,7 +1059,7 @@
           <w:sz w:val="17"/>
           <w:u w:val="none"/>
         </w:rPr>
-        <w:t>almost impossible / it’s / to discuss / what to do about / something / if you don’t / how it works / initially know / change</w:t>
+        <w:t>what to do about / it’s / possible / to discuss / almost / something / initial / change / know / if you don’t / how it works</w:t>
       </w:r>
     </w:p>
     <w:p>
@@ -3979,7 +3981,7 @@
           <w:sz w:val="15"/>
           <w:u w:val="none"/>
         </w:rPr>
-        <w:t xml:space="preserve"> It’s almost impossible to discuss what to do about something changing if you don’t initially know how it works. (change→changing)</w:t>
+        <w:t xml:space="preserve"> It’s almost impossible to discuss what to do about something changing if you don’t initially know how it works. (possible→impossible · change→changing · initial→initially / 19단어 / 가주어 it)</w:t>
       </w:r>
     </w:p>
     <w:p>
